--- a/manuscript/covid_period/Supplement_covid_period.docx
+++ b/manuscript/covid_period/Supplement_covid_period.docx
@@ -7263,6 +7263,92 @@
         <w:t>Tables draw from the repository files outputs/tables/cvd_descriptive_annual_totals.csv, cvd_descriptive_covid_era_means.csv, cvd_core_robust_estimates.csv and cvd_trend_depletion_sensitivity.csv. Baseline diagnostics are in cvd_core_model_fit.csv. All health values have HA_APPROVED_AGGREGATE provenance; no monthly governed files were read to produce this revision.</w:t>
       </w:r>
     </w:p>
+    <w:p>
+      <w:pPr>
+        <w:pStyle w:val="Heading1"/>
+        <w:keepNext/>
+        <w:keepLines/>
+        <w:spacing w:after="120" w:before="240" w:line="240" w:lineRule="auto"/>
+        <w:ind w:firstLine="0"/>
+        <w:jc w:val="left"/>
+      </w:pPr>
+      <w:r>
+        <w:rPr>
+          <w:rFonts w:ascii="Times New Roman" w:hAnsi="Times New Roman" w:eastAsia="Times New Roman"/>
+          <w:b/>
+          <w:i w:val="0"/>
+          <w:sz w:val="27"/>
+        </w:rPr>
+        <w:t>Visual comparison of nested and full windows</w:t>
+      </w:r>
+    </w:p>
+    <w:p>
+      <w:pPr>
+        <w:spacing w:after="160" w:before="0" w:line="240" w:lineRule="auto"/>
+        <w:ind w:firstLine="0"/>
+        <w:jc w:val="left"/>
+      </w:pPr>
+      <w:r>
+        <w:rPr>
+          <w:rFonts w:ascii="Times New Roman" w:hAnsi="Times New Roman" w:eastAsia="Times New Roman"/>
+          <w:b/>
+          <w:i w:val="0"/>
+          <w:sz w:val="23"/>
+        </w:rPr>
+        <w:t>Supplementary Figure S1. Official day associations in overlapping analysis windows.</w:t>
+      </w:r>
+      <w:r>
+        <w:rPr>
+          <w:rFonts w:ascii="Times New Roman" w:hAnsi="Times New Roman" w:eastAsia="Times New Roman"/>
+          <w:b w:val="0"/>
+          <w:i w:val="0"/>
+          <w:sz w:val="23"/>
+        </w:rPr>
+        <w:t xml:space="preserve"> Points and Newey–West lag-six 95% confidence intervals reproduce main Table 2. The pre-2020 84 months are contained within the full 132 months, and the spline basis is recalculated in each fit. The paired display is a sensitivity comparison, not independent pre/post estimates or a test of a change. Ratios are per five additional official days, without a consecutive-day requirement.</w:t>
+      </w:r>
+    </w:p>
+    <w:p>
+      <w:pPr>
+        <w:keepLines/>
+        <w:spacing w:after="160" w:before="0" w:line="240" w:lineRule="auto"/>
+        <w:ind w:firstLine="0"/>
+        <w:jc w:val="center"/>
+      </w:pPr>
+      <w:r>
+        <w:drawing>
+          <wp:inline xmlns:a="http://schemas.openxmlformats.org/drawingml/2006/main" xmlns:pic="http://schemas.openxmlformats.org/drawingml/2006/picture">
+            <wp:extent cx="5577840" cy="2577993"/>
+            <wp:docPr id="1" name="Picture 1"/>
+            <wp:cNvGraphicFramePr>
+              <a:graphicFrameLocks noChangeAspect="1"/>
+            </wp:cNvGraphicFramePr>
+            <a:graphic>
+              <a:graphicData uri="http://schemas.openxmlformats.org/drawingml/2006/picture">
+                <pic:pic>
+                  <pic:nvPicPr>
+                    <pic:cNvPr id="0" name="figure_nested_window_associations_20261002.png"/>
+                    <pic:cNvPicPr/>
+                  </pic:nvPicPr>
+                  <pic:blipFill>
+                    <a:blip r:embed="rId11"/>
+                    <a:stretch>
+                      <a:fillRect/>
+                    </a:stretch>
+                  </pic:blipFill>
+                  <pic:spPr>
+                    <a:xfrm>
+                      <a:off x="0" y="0"/>
+                      <a:ext cx="5577840" cy="2577993"/>
+                    </a:xfrm>
+                    <a:prstGeom prst="rect"/>
+                  </pic:spPr>
+                </pic:pic>
+              </a:graphicData>
+            </a:graphic>
+          </wp:inline>
+        </w:drawing>
+      </w:r>
+    </w:p>
     <w:sectPr>
       <w:headerReference w:type="default" r:id="rId9"/>
       <w:footerReference w:type="default" r:id="rId10"/>

--- a/manuscript/covid_period/Supplement_covid_period.docx
+++ b/manuscript/covid_period/Supplement_covid_period.docx
@@ -50,7 +50,7 @@
           <w:i w:val="0"/>
           <w:sz w:val="27"/>
         </w:rPr>
-        <w:t>Descriptive periods</w:t>
+        <w:t>Annual recorded counts</w:t>
       </w:r>
     </w:p>
     <w:p>
@@ -68,7 +68,7 @@
           <w:i/>
           <w:sz w:val="21"/>
         </w:rPr>
-        <w:t>Supplementary Table S1. Monthly mean recorded counts in non overlapping calendar periods. Arithmetic means from aggregate period summaries.</w:t>
+        <w:t>Supplementary Table S1. Annual recorded first hospitalisations after coronary heart disease (CHD) or heart failure (HF) diagnosis, 2013–2023. Each total is the sum of twelve supplied monthly counts. Admission cause and eligible person-time were unavailable; no incidence rate or unique combined patient count is implied.</w:t>
       </w:r>
     </w:p>
     <w:tbl>
@@ -88,10 +88,9 @@
         </w:tblBorders>
       </w:tblPr>
       <w:tblGrid>
-        <w:gridCol w:w="2664"/>
-        <w:gridCol w:w="2040"/>
-        <w:gridCol w:w="2040"/>
-        <w:gridCol w:w="2040"/>
+        <w:gridCol w:w="1224"/>
+        <w:gridCol w:w="4068"/>
+        <w:gridCol w:w="4068"/>
       </w:tblGrid>
       <w:tr>
         <w:trPr>
@@ -100,7 +99,1223 @@
         </w:trPr>
         <w:tc>
           <w:tcPr>
-            <w:tcW w:type="dxa" w:w="2664"/>
+            <w:tcW w:type="dxa" w:w="1224"/>
+            <w:tcMar>
+              <w:top w:w="40" w:type="dxa"/>
+              <w:left w:w="55" w:type="dxa"/>
+              <w:bottom w:w="40" w:type="dxa"/>
+              <w:right w:w="55" w:type="dxa"/>
+            </w:tcMar>
+          </w:tcPr>
+          <w:p>
+            <w:pPr>
+              <w:keepNext/>
+              <w:keepLines/>
+              <w:spacing w:after="20" w:before="20" w:line="240" w:lineRule="auto"/>
+              <w:ind w:firstLine="0"/>
+              <w:jc w:val="left"/>
+            </w:pPr>
+            <w:r/>
+            <w:r>
+              <w:rPr>
+                <w:rFonts w:ascii="Times New Roman" w:hAnsi="Times New Roman" w:eastAsia="Times New Roman"/>
+                <w:b/>
+                <w:i w:val="0"/>
+                <w:sz w:val="19"/>
+              </w:rPr>
+              <w:t>Year</w:t>
+            </w:r>
+          </w:p>
+        </w:tc>
+        <w:tc>
+          <w:tcPr>
+            <w:tcW w:type="dxa" w:w="4068"/>
+            <w:tcMar>
+              <w:top w:w="40" w:type="dxa"/>
+              <w:left w:w="55" w:type="dxa"/>
+              <w:bottom w:w="40" w:type="dxa"/>
+              <w:right w:w="55" w:type="dxa"/>
+            </w:tcMar>
+          </w:tcPr>
+          <w:p>
+            <w:pPr>
+              <w:keepNext/>
+              <w:keepLines/>
+              <w:spacing w:after="20" w:before="20" w:line="240" w:lineRule="auto"/>
+              <w:ind w:firstLine="0"/>
+              <w:jc w:val="left"/>
+            </w:pPr>
+            <w:r/>
+            <w:r>
+              <w:rPr>
+                <w:rFonts w:ascii="Times New Roman" w:hAnsi="Times New Roman" w:eastAsia="Times New Roman"/>
+                <w:b/>
+                <w:i w:val="0"/>
+                <w:sz w:val="19"/>
+              </w:rPr>
+              <w:t>CHD first hospitalisations</w:t>
+            </w:r>
+          </w:p>
+        </w:tc>
+        <w:tc>
+          <w:tcPr>
+            <w:tcW w:type="dxa" w:w="4068"/>
+            <w:tcMar>
+              <w:top w:w="40" w:type="dxa"/>
+              <w:left w:w="55" w:type="dxa"/>
+              <w:bottom w:w="40" w:type="dxa"/>
+              <w:right w:w="55" w:type="dxa"/>
+            </w:tcMar>
+          </w:tcPr>
+          <w:p>
+            <w:pPr>
+              <w:keepNext/>
+              <w:keepLines/>
+              <w:spacing w:after="20" w:before="20" w:line="240" w:lineRule="auto"/>
+              <w:ind w:firstLine="0"/>
+              <w:jc w:val="left"/>
+            </w:pPr>
+            <w:r/>
+            <w:r>
+              <w:rPr>
+                <w:rFonts w:ascii="Times New Roman" w:hAnsi="Times New Roman" w:eastAsia="Times New Roman"/>
+                <w:b/>
+                <w:i w:val="0"/>
+                <w:sz w:val="19"/>
+              </w:rPr>
+              <w:t>HF first hospitalisations</w:t>
+            </w:r>
+          </w:p>
+        </w:tc>
+      </w:tr>
+      <w:tr>
+        <w:trPr>
+          <w:cantSplit/>
+        </w:trPr>
+        <w:tc>
+          <w:tcPr>
+            <w:tcW w:type="dxa" w:w="1224"/>
+            <w:tcMar>
+              <w:top w:w="40" w:type="dxa"/>
+              <w:left w:w="55" w:type="dxa"/>
+              <w:bottom w:w="40" w:type="dxa"/>
+              <w:right w:w="55" w:type="dxa"/>
+            </w:tcMar>
+          </w:tcPr>
+          <w:p>
+            <w:pPr>
+              <w:keepNext/>
+              <w:keepLines/>
+              <w:spacing w:after="20" w:before="20" w:line="240" w:lineRule="auto"/>
+              <w:ind w:firstLine="0"/>
+              <w:jc w:val="left"/>
+            </w:pPr>
+            <w:r/>
+            <w:r>
+              <w:rPr>
+                <w:rFonts w:ascii="Times New Roman" w:hAnsi="Times New Roman" w:eastAsia="Times New Roman"/>
+                <w:b w:val="0"/>
+                <w:i w:val="0"/>
+                <w:sz w:val="19"/>
+              </w:rPr>
+              <w:t>2013</w:t>
+            </w:r>
+          </w:p>
+        </w:tc>
+        <w:tc>
+          <w:tcPr>
+            <w:tcW w:type="dxa" w:w="4068"/>
+            <w:tcMar>
+              <w:top w:w="40" w:type="dxa"/>
+              <w:left w:w="55" w:type="dxa"/>
+              <w:bottom w:w="40" w:type="dxa"/>
+              <w:right w:w="55" w:type="dxa"/>
+            </w:tcMar>
+          </w:tcPr>
+          <w:p>
+            <w:pPr>
+              <w:keepNext/>
+              <w:keepLines/>
+              <w:spacing w:after="20" w:before="20" w:line="240" w:lineRule="auto"/>
+              <w:ind w:firstLine="0"/>
+              <w:jc w:val="left"/>
+            </w:pPr>
+            <w:r/>
+            <w:r>
+              <w:rPr>
+                <w:rFonts w:ascii="Times New Roman" w:hAnsi="Times New Roman" w:eastAsia="Times New Roman"/>
+                <w:b w:val="0"/>
+                <w:i w:val="0"/>
+                <w:sz w:val="19"/>
+              </w:rPr>
+              <w:t>23,830</w:t>
+            </w:r>
+          </w:p>
+        </w:tc>
+        <w:tc>
+          <w:tcPr>
+            <w:tcW w:type="dxa" w:w="4068"/>
+            <w:tcMar>
+              <w:top w:w="40" w:type="dxa"/>
+              <w:left w:w="55" w:type="dxa"/>
+              <w:bottom w:w="40" w:type="dxa"/>
+              <w:right w:w="55" w:type="dxa"/>
+            </w:tcMar>
+          </w:tcPr>
+          <w:p>
+            <w:pPr>
+              <w:keepNext/>
+              <w:keepLines/>
+              <w:spacing w:after="20" w:before="20" w:line="240" w:lineRule="auto"/>
+              <w:ind w:firstLine="0"/>
+              <w:jc w:val="left"/>
+            </w:pPr>
+            <w:r/>
+            <w:r>
+              <w:rPr>
+                <w:rFonts w:ascii="Times New Roman" w:hAnsi="Times New Roman" w:eastAsia="Times New Roman"/>
+                <w:b w:val="0"/>
+                <w:i w:val="0"/>
+                <w:sz w:val="19"/>
+              </w:rPr>
+              <w:t>4,336</w:t>
+            </w:r>
+          </w:p>
+        </w:tc>
+      </w:tr>
+      <w:tr>
+        <w:trPr>
+          <w:cantSplit/>
+        </w:trPr>
+        <w:tc>
+          <w:tcPr>
+            <w:tcW w:type="dxa" w:w="1224"/>
+            <w:tcMar>
+              <w:top w:w="40" w:type="dxa"/>
+              <w:left w:w="55" w:type="dxa"/>
+              <w:bottom w:w="40" w:type="dxa"/>
+              <w:right w:w="55" w:type="dxa"/>
+            </w:tcMar>
+          </w:tcPr>
+          <w:p>
+            <w:pPr>
+              <w:keepNext/>
+              <w:keepLines/>
+              <w:spacing w:after="20" w:before="20" w:line="240" w:lineRule="auto"/>
+              <w:ind w:firstLine="0"/>
+              <w:jc w:val="left"/>
+            </w:pPr>
+            <w:r/>
+            <w:r>
+              <w:rPr>
+                <w:rFonts w:ascii="Times New Roman" w:hAnsi="Times New Roman" w:eastAsia="Times New Roman"/>
+                <w:b w:val="0"/>
+                <w:i w:val="0"/>
+                <w:sz w:val="19"/>
+              </w:rPr>
+              <w:t>2014</w:t>
+            </w:r>
+          </w:p>
+        </w:tc>
+        <w:tc>
+          <w:tcPr>
+            <w:tcW w:type="dxa" w:w="4068"/>
+            <w:tcMar>
+              <w:top w:w="40" w:type="dxa"/>
+              <w:left w:w="55" w:type="dxa"/>
+              <w:bottom w:w="40" w:type="dxa"/>
+              <w:right w:w="55" w:type="dxa"/>
+            </w:tcMar>
+          </w:tcPr>
+          <w:p>
+            <w:pPr>
+              <w:keepNext/>
+              <w:keepLines/>
+              <w:spacing w:after="20" w:before="20" w:line="240" w:lineRule="auto"/>
+              <w:ind w:firstLine="0"/>
+              <w:jc w:val="left"/>
+            </w:pPr>
+            <w:r/>
+            <w:r>
+              <w:rPr>
+                <w:rFonts w:ascii="Times New Roman" w:hAnsi="Times New Roman" w:eastAsia="Times New Roman"/>
+                <w:b w:val="0"/>
+                <w:i w:val="0"/>
+                <w:sz w:val="19"/>
+              </w:rPr>
+              <w:t>17,760</w:t>
+            </w:r>
+          </w:p>
+        </w:tc>
+        <w:tc>
+          <w:tcPr>
+            <w:tcW w:type="dxa" w:w="4068"/>
+            <w:tcMar>
+              <w:top w:w="40" w:type="dxa"/>
+              <w:left w:w="55" w:type="dxa"/>
+              <w:bottom w:w="40" w:type="dxa"/>
+              <w:right w:w="55" w:type="dxa"/>
+            </w:tcMar>
+          </w:tcPr>
+          <w:p>
+            <w:pPr>
+              <w:keepNext/>
+              <w:keepLines/>
+              <w:spacing w:after="20" w:before="20" w:line="240" w:lineRule="auto"/>
+              <w:ind w:firstLine="0"/>
+              <w:jc w:val="left"/>
+            </w:pPr>
+            <w:r/>
+            <w:r>
+              <w:rPr>
+                <w:rFonts w:ascii="Times New Roman" w:hAnsi="Times New Roman" w:eastAsia="Times New Roman"/>
+                <w:b w:val="0"/>
+                <w:i w:val="0"/>
+                <w:sz w:val="19"/>
+              </w:rPr>
+              <w:t>3,675</w:t>
+            </w:r>
+          </w:p>
+        </w:tc>
+      </w:tr>
+      <w:tr>
+        <w:trPr>
+          <w:cantSplit/>
+        </w:trPr>
+        <w:tc>
+          <w:tcPr>
+            <w:tcW w:type="dxa" w:w="1224"/>
+            <w:tcMar>
+              <w:top w:w="40" w:type="dxa"/>
+              <w:left w:w="55" w:type="dxa"/>
+              <w:bottom w:w="40" w:type="dxa"/>
+              <w:right w:w="55" w:type="dxa"/>
+            </w:tcMar>
+          </w:tcPr>
+          <w:p>
+            <w:pPr>
+              <w:keepNext/>
+              <w:keepLines/>
+              <w:spacing w:after="20" w:before="20" w:line="240" w:lineRule="auto"/>
+              <w:ind w:firstLine="0"/>
+              <w:jc w:val="left"/>
+            </w:pPr>
+            <w:r/>
+            <w:r>
+              <w:rPr>
+                <w:rFonts w:ascii="Times New Roman" w:hAnsi="Times New Roman" w:eastAsia="Times New Roman"/>
+                <w:b w:val="0"/>
+                <w:i w:val="0"/>
+                <w:sz w:val="19"/>
+              </w:rPr>
+              <w:t>2015</w:t>
+            </w:r>
+          </w:p>
+        </w:tc>
+        <w:tc>
+          <w:tcPr>
+            <w:tcW w:type="dxa" w:w="4068"/>
+            <w:tcMar>
+              <w:top w:w="40" w:type="dxa"/>
+              <w:left w:w="55" w:type="dxa"/>
+              <w:bottom w:w="40" w:type="dxa"/>
+              <w:right w:w="55" w:type="dxa"/>
+            </w:tcMar>
+          </w:tcPr>
+          <w:p>
+            <w:pPr>
+              <w:keepNext/>
+              <w:keepLines/>
+              <w:spacing w:after="20" w:before="20" w:line="240" w:lineRule="auto"/>
+              <w:ind w:firstLine="0"/>
+              <w:jc w:val="left"/>
+            </w:pPr>
+            <w:r/>
+            <w:r>
+              <w:rPr>
+                <w:rFonts w:ascii="Times New Roman" w:hAnsi="Times New Roman" w:eastAsia="Times New Roman"/>
+                <w:b w:val="0"/>
+                <w:i w:val="0"/>
+                <w:sz w:val="19"/>
+              </w:rPr>
+              <w:t>15,411</w:t>
+            </w:r>
+          </w:p>
+        </w:tc>
+        <w:tc>
+          <w:tcPr>
+            <w:tcW w:type="dxa" w:w="4068"/>
+            <w:tcMar>
+              <w:top w:w="40" w:type="dxa"/>
+              <w:left w:w="55" w:type="dxa"/>
+              <w:bottom w:w="40" w:type="dxa"/>
+              <w:right w:w="55" w:type="dxa"/>
+            </w:tcMar>
+          </w:tcPr>
+          <w:p>
+            <w:pPr>
+              <w:keepNext/>
+              <w:keepLines/>
+              <w:spacing w:after="20" w:before="20" w:line="240" w:lineRule="auto"/>
+              <w:ind w:firstLine="0"/>
+              <w:jc w:val="left"/>
+            </w:pPr>
+            <w:r/>
+            <w:r>
+              <w:rPr>
+                <w:rFonts w:ascii="Times New Roman" w:hAnsi="Times New Roman" w:eastAsia="Times New Roman"/>
+                <w:b w:val="0"/>
+                <w:i w:val="0"/>
+                <w:sz w:val="19"/>
+              </w:rPr>
+              <w:t>2,934</w:t>
+            </w:r>
+          </w:p>
+        </w:tc>
+      </w:tr>
+      <w:tr>
+        <w:trPr>
+          <w:cantSplit/>
+        </w:trPr>
+        <w:tc>
+          <w:tcPr>
+            <w:tcW w:type="dxa" w:w="1224"/>
+            <w:tcMar>
+              <w:top w:w="40" w:type="dxa"/>
+              <w:left w:w="55" w:type="dxa"/>
+              <w:bottom w:w="40" w:type="dxa"/>
+              <w:right w:w="55" w:type="dxa"/>
+            </w:tcMar>
+          </w:tcPr>
+          <w:p>
+            <w:pPr>
+              <w:keepNext/>
+              <w:keepLines/>
+              <w:spacing w:after="20" w:before="20" w:line="240" w:lineRule="auto"/>
+              <w:ind w:firstLine="0"/>
+              <w:jc w:val="left"/>
+            </w:pPr>
+            <w:r/>
+            <w:r>
+              <w:rPr>
+                <w:rFonts w:ascii="Times New Roman" w:hAnsi="Times New Roman" w:eastAsia="Times New Roman"/>
+                <w:b w:val="0"/>
+                <w:i w:val="0"/>
+                <w:sz w:val="19"/>
+              </w:rPr>
+              <w:t>2016</w:t>
+            </w:r>
+          </w:p>
+        </w:tc>
+        <w:tc>
+          <w:tcPr>
+            <w:tcW w:type="dxa" w:w="4068"/>
+            <w:tcMar>
+              <w:top w:w="40" w:type="dxa"/>
+              <w:left w:w="55" w:type="dxa"/>
+              <w:bottom w:w="40" w:type="dxa"/>
+              <w:right w:w="55" w:type="dxa"/>
+            </w:tcMar>
+          </w:tcPr>
+          <w:p>
+            <w:pPr>
+              <w:keepNext/>
+              <w:keepLines/>
+              <w:spacing w:after="20" w:before="20" w:line="240" w:lineRule="auto"/>
+              <w:ind w:firstLine="0"/>
+              <w:jc w:val="left"/>
+            </w:pPr>
+            <w:r/>
+            <w:r>
+              <w:rPr>
+                <w:rFonts w:ascii="Times New Roman" w:hAnsi="Times New Roman" w:eastAsia="Times New Roman"/>
+                <w:b w:val="0"/>
+                <w:i w:val="0"/>
+                <w:sz w:val="19"/>
+              </w:rPr>
+              <w:t>14,510</w:t>
+            </w:r>
+          </w:p>
+        </w:tc>
+        <w:tc>
+          <w:tcPr>
+            <w:tcW w:type="dxa" w:w="4068"/>
+            <w:tcMar>
+              <w:top w:w="40" w:type="dxa"/>
+              <w:left w:w="55" w:type="dxa"/>
+              <w:bottom w:w="40" w:type="dxa"/>
+              <w:right w:w="55" w:type="dxa"/>
+            </w:tcMar>
+          </w:tcPr>
+          <w:p>
+            <w:pPr>
+              <w:keepNext/>
+              <w:keepLines/>
+              <w:spacing w:after="20" w:before="20" w:line="240" w:lineRule="auto"/>
+              <w:ind w:firstLine="0"/>
+              <w:jc w:val="left"/>
+            </w:pPr>
+            <w:r/>
+            <w:r>
+              <w:rPr>
+                <w:rFonts w:ascii="Times New Roman" w:hAnsi="Times New Roman" w:eastAsia="Times New Roman"/>
+                <w:b w:val="0"/>
+                <w:i w:val="0"/>
+                <w:sz w:val="19"/>
+              </w:rPr>
+              <w:t>2,734</w:t>
+            </w:r>
+          </w:p>
+        </w:tc>
+      </w:tr>
+      <w:tr>
+        <w:trPr>
+          <w:cantSplit/>
+        </w:trPr>
+        <w:tc>
+          <w:tcPr>
+            <w:tcW w:type="dxa" w:w="1224"/>
+            <w:tcMar>
+              <w:top w:w="40" w:type="dxa"/>
+              <w:left w:w="55" w:type="dxa"/>
+              <w:bottom w:w="40" w:type="dxa"/>
+              <w:right w:w="55" w:type="dxa"/>
+            </w:tcMar>
+          </w:tcPr>
+          <w:p>
+            <w:pPr>
+              <w:keepNext/>
+              <w:keepLines/>
+              <w:spacing w:after="20" w:before="20" w:line="240" w:lineRule="auto"/>
+              <w:ind w:firstLine="0"/>
+              <w:jc w:val="left"/>
+            </w:pPr>
+            <w:r/>
+            <w:r>
+              <w:rPr>
+                <w:rFonts w:ascii="Times New Roman" w:hAnsi="Times New Roman" w:eastAsia="Times New Roman"/>
+                <w:b w:val="0"/>
+                <w:i w:val="0"/>
+                <w:sz w:val="19"/>
+              </w:rPr>
+              <w:t>2017</w:t>
+            </w:r>
+          </w:p>
+        </w:tc>
+        <w:tc>
+          <w:tcPr>
+            <w:tcW w:type="dxa" w:w="4068"/>
+            <w:tcMar>
+              <w:top w:w="40" w:type="dxa"/>
+              <w:left w:w="55" w:type="dxa"/>
+              <w:bottom w:w="40" w:type="dxa"/>
+              <w:right w:w="55" w:type="dxa"/>
+            </w:tcMar>
+          </w:tcPr>
+          <w:p>
+            <w:pPr>
+              <w:keepNext/>
+              <w:keepLines/>
+              <w:spacing w:after="20" w:before="20" w:line="240" w:lineRule="auto"/>
+              <w:ind w:firstLine="0"/>
+              <w:jc w:val="left"/>
+            </w:pPr>
+            <w:r/>
+            <w:r>
+              <w:rPr>
+                <w:rFonts w:ascii="Times New Roman" w:hAnsi="Times New Roman" w:eastAsia="Times New Roman"/>
+                <w:b w:val="0"/>
+                <w:i w:val="0"/>
+                <w:sz w:val="19"/>
+              </w:rPr>
+              <w:t>13,962</w:t>
+            </w:r>
+          </w:p>
+        </w:tc>
+        <w:tc>
+          <w:tcPr>
+            <w:tcW w:type="dxa" w:w="4068"/>
+            <w:tcMar>
+              <w:top w:w="40" w:type="dxa"/>
+              <w:left w:w="55" w:type="dxa"/>
+              <w:bottom w:w="40" w:type="dxa"/>
+              <w:right w:w="55" w:type="dxa"/>
+            </w:tcMar>
+          </w:tcPr>
+          <w:p>
+            <w:pPr>
+              <w:keepNext/>
+              <w:keepLines/>
+              <w:spacing w:after="20" w:before="20" w:line="240" w:lineRule="auto"/>
+              <w:ind w:firstLine="0"/>
+              <w:jc w:val="left"/>
+            </w:pPr>
+            <w:r/>
+            <w:r>
+              <w:rPr>
+                <w:rFonts w:ascii="Times New Roman" w:hAnsi="Times New Roman" w:eastAsia="Times New Roman"/>
+                <w:b w:val="0"/>
+                <w:i w:val="0"/>
+                <w:sz w:val="19"/>
+              </w:rPr>
+              <w:t>2,620</w:t>
+            </w:r>
+          </w:p>
+        </w:tc>
+      </w:tr>
+      <w:tr>
+        <w:trPr>
+          <w:cantSplit/>
+        </w:trPr>
+        <w:tc>
+          <w:tcPr>
+            <w:tcW w:type="dxa" w:w="1224"/>
+            <w:tcMar>
+              <w:top w:w="40" w:type="dxa"/>
+              <w:left w:w="55" w:type="dxa"/>
+              <w:bottom w:w="40" w:type="dxa"/>
+              <w:right w:w="55" w:type="dxa"/>
+            </w:tcMar>
+          </w:tcPr>
+          <w:p>
+            <w:pPr>
+              <w:keepNext/>
+              <w:keepLines/>
+              <w:spacing w:after="20" w:before="20" w:line="240" w:lineRule="auto"/>
+              <w:ind w:firstLine="0"/>
+              <w:jc w:val="left"/>
+            </w:pPr>
+            <w:r/>
+            <w:r>
+              <w:rPr>
+                <w:rFonts w:ascii="Times New Roman" w:hAnsi="Times New Roman" w:eastAsia="Times New Roman"/>
+                <w:b w:val="0"/>
+                <w:i w:val="0"/>
+                <w:sz w:val="19"/>
+              </w:rPr>
+              <w:t>2018</w:t>
+            </w:r>
+          </w:p>
+        </w:tc>
+        <w:tc>
+          <w:tcPr>
+            <w:tcW w:type="dxa" w:w="4068"/>
+            <w:tcMar>
+              <w:top w:w="40" w:type="dxa"/>
+              <w:left w:w="55" w:type="dxa"/>
+              <w:bottom w:w="40" w:type="dxa"/>
+              <w:right w:w="55" w:type="dxa"/>
+            </w:tcMar>
+          </w:tcPr>
+          <w:p>
+            <w:pPr>
+              <w:keepNext/>
+              <w:keepLines/>
+              <w:spacing w:after="20" w:before="20" w:line="240" w:lineRule="auto"/>
+              <w:ind w:firstLine="0"/>
+              <w:jc w:val="left"/>
+            </w:pPr>
+            <w:r/>
+            <w:r>
+              <w:rPr>
+                <w:rFonts w:ascii="Times New Roman" w:hAnsi="Times New Roman" w:eastAsia="Times New Roman"/>
+                <w:b w:val="0"/>
+                <w:i w:val="0"/>
+                <w:sz w:val="19"/>
+              </w:rPr>
+              <w:t>12,616</w:t>
+            </w:r>
+          </w:p>
+        </w:tc>
+        <w:tc>
+          <w:tcPr>
+            <w:tcW w:type="dxa" w:w="4068"/>
+            <w:tcMar>
+              <w:top w:w="40" w:type="dxa"/>
+              <w:left w:w="55" w:type="dxa"/>
+              <w:bottom w:w="40" w:type="dxa"/>
+              <w:right w:w="55" w:type="dxa"/>
+            </w:tcMar>
+          </w:tcPr>
+          <w:p>
+            <w:pPr>
+              <w:keepNext/>
+              <w:keepLines/>
+              <w:spacing w:after="20" w:before="20" w:line="240" w:lineRule="auto"/>
+              <w:ind w:firstLine="0"/>
+              <w:jc w:val="left"/>
+            </w:pPr>
+            <w:r/>
+            <w:r>
+              <w:rPr>
+                <w:rFonts w:ascii="Times New Roman" w:hAnsi="Times New Roman" w:eastAsia="Times New Roman"/>
+                <w:b w:val="0"/>
+                <w:i w:val="0"/>
+                <w:sz w:val="19"/>
+              </w:rPr>
+              <w:t>2,527</w:t>
+            </w:r>
+          </w:p>
+        </w:tc>
+      </w:tr>
+      <w:tr>
+        <w:trPr>
+          <w:cantSplit/>
+        </w:trPr>
+        <w:tc>
+          <w:tcPr>
+            <w:tcW w:type="dxa" w:w="1224"/>
+            <w:tcMar>
+              <w:top w:w="40" w:type="dxa"/>
+              <w:left w:w="55" w:type="dxa"/>
+              <w:bottom w:w="40" w:type="dxa"/>
+              <w:right w:w="55" w:type="dxa"/>
+            </w:tcMar>
+          </w:tcPr>
+          <w:p>
+            <w:pPr>
+              <w:keepNext/>
+              <w:keepLines/>
+              <w:spacing w:after="20" w:before="20" w:line="240" w:lineRule="auto"/>
+              <w:ind w:firstLine="0"/>
+              <w:jc w:val="left"/>
+            </w:pPr>
+            <w:r/>
+            <w:r>
+              <w:rPr>
+                <w:rFonts w:ascii="Times New Roman" w:hAnsi="Times New Roman" w:eastAsia="Times New Roman"/>
+                <w:b w:val="0"/>
+                <w:i w:val="0"/>
+                <w:sz w:val="19"/>
+              </w:rPr>
+              <w:t>2019</w:t>
+            </w:r>
+          </w:p>
+        </w:tc>
+        <w:tc>
+          <w:tcPr>
+            <w:tcW w:type="dxa" w:w="4068"/>
+            <w:tcMar>
+              <w:top w:w="40" w:type="dxa"/>
+              <w:left w:w="55" w:type="dxa"/>
+              <w:bottom w:w="40" w:type="dxa"/>
+              <w:right w:w="55" w:type="dxa"/>
+            </w:tcMar>
+          </w:tcPr>
+          <w:p>
+            <w:pPr>
+              <w:keepNext/>
+              <w:keepLines/>
+              <w:spacing w:after="20" w:before="20" w:line="240" w:lineRule="auto"/>
+              <w:ind w:firstLine="0"/>
+              <w:jc w:val="left"/>
+            </w:pPr>
+            <w:r/>
+            <w:r>
+              <w:rPr>
+                <w:rFonts w:ascii="Times New Roman" w:hAnsi="Times New Roman" w:eastAsia="Times New Roman"/>
+                <w:b w:val="0"/>
+                <w:i w:val="0"/>
+                <w:sz w:val="19"/>
+              </w:rPr>
+              <w:t>12,396</w:t>
+            </w:r>
+          </w:p>
+        </w:tc>
+        <w:tc>
+          <w:tcPr>
+            <w:tcW w:type="dxa" w:w="4068"/>
+            <w:tcMar>
+              <w:top w:w="40" w:type="dxa"/>
+              <w:left w:w="55" w:type="dxa"/>
+              <w:bottom w:w="40" w:type="dxa"/>
+              <w:right w:w="55" w:type="dxa"/>
+            </w:tcMar>
+          </w:tcPr>
+          <w:p>
+            <w:pPr>
+              <w:keepNext/>
+              <w:keepLines/>
+              <w:spacing w:after="20" w:before="20" w:line="240" w:lineRule="auto"/>
+              <w:ind w:firstLine="0"/>
+              <w:jc w:val="left"/>
+            </w:pPr>
+            <w:r/>
+            <w:r>
+              <w:rPr>
+                <w:rFonts w:ascii="Times New Roman" w:hAnsi="Times New Roman" w:eastAsia="Times New Roman"/>
+                <w:b w:val="0"/>
+                <w:i w:val="0"/>
+                <w:sz w:val="19"/>
+              </w:rPr>
+              <w:t>2,344</w:t>
+            </w:r>
+          </w:p>
+        </w:tc>
+      </w:tr>
+      <w:tr>
+        <w:trPr>
+          <w:cantSplit/>
+        </w:trPr>
+        <w:tc>
+          <w:tcPr>
+            <w:tcW w:type="dxa" w:w="1224"/>
+            <w:tcMar>
+              <w:top w:w="40" w:type="dxa"/>
+              <w:left w:w="55" w:type="dxa"/>
+              <w:bottom w:w="40" w:type="dxa"/>
+              <w:right w:w="55" w:type="dxa"/>
+            </w:tcMar>
+          </w:tcPr>
+          <w:p>
+            <w:pPr>
+              <w:keepNext/>
+              <w:keepLines/>
+              <w:spacing w:after="20" w:before="20" w:line="240" w:lineRule="auto"/>
+              <w:ind w:firstLine="0"/>
+              <w:jc w:val="left"/>
+            </w:pPr>
+            <w:r/>
+            <w:r>
+              <w:rPr>
+                <w:rFonts w:ascii="Times New Roman" w:hAnsi="Times New Roman" w:eastAsia="Times New Roman"/>
+                <w:b w:val="0"/>
+                <w:i w:val="0"/>
+                <w:sz w:val="19"/>
+              </w:rPr>
+              <w:t>2020</w:t>
+            </w:r>
+          </w:p>
+        </w:tc>
+        <w:tc>
+          <w:tcPr>
+            <w:tcW w:type="dxa" w:w="4068"/>
+            <w:tcMar>
+              <w:top w:w="40" w:type="dxa"/>
+              <w:left w:w="55" w:type="dxa"/>
+              <w:bottom w:w="40" w:type="dxa"/>
+              <w:right w:w="55" w:type="dxa"/>
+            </w:tcMar>
+          </w:tcPr>
+          <w:p>
+            <w:pPr>
+              <w:keepNext/>
+              <w:keepLines/>
+              <w:spacing w:after="20" w:before="20" w:line="240" w:lineRule="auto"/>
+              <w:ind w:firstLine="0"/>
+              <w:jc w:val="left"/>
+            </w:pPr>
+            <w:r/>
+            <w:r>
+              <w:rPr>
+                <w:rFonts w:ascii="Times New Roman" w:hAnsi="Times New Roman" w:eastAsia="Times New Roman"/>
+                <w:b w:val="0"/>
+                <w:i w:val="0"/>
+                <w:sz w:val="19"/>
+              </w:rPr>
+              <w:t>10,237</w:t>
+            </w:r>
+          </w:p>
+        </w:tc>
+        <w:tc>
+          <w:tcPr>
+            <w:tcW w:type="dxa" w:w="4068"/>
+            <w:tcMar>
+              <w:top w:w="40" w:type="dxa"/>
+              <w:left w:w="55" w:type="dxa"/>
+              <w:bottom w:w="40" w:type="dxa"/>
+              <w:right w:w="55" w:type="dxa"/>
+            </w:tcMar>
+          </w:tcPr>
+          <w:p>
+            <w:pPr>
+              <w:keepNext/>
+              <w:keepLines/>
+              <w:spacing w:after="20" w:before="20" w:line="240" w:lineRule="auto"/>
+              <w:ind w:firstLine="0"/>
+              <w:jc w:val="left"/>
+            </w:pPr>
+            <w:r/>
+            <w:r>
+              <w:rPr>
+                <w:rFonts w:ascii="Times New Roman" w:hAnsi="Times New Roman" w:eastAsia="Times New Roman"/>
+                <w:b w:val="0"/>
+                <w:i w:val="0"/>
+                <w:sz w:val="19"/>
+              </w:rPr>
+              <w:t>1,964</w:t>
+            </w:r>
+          </w:p>
+        </w:tc>
+      </w:tr>
+      <w:tr>
+        <w:trPr>
+          <w:cantSplit/>
+        </w:trPr>
+        <w:tc>
+          <w:tcPr>
+            <w:tcW w:type="dxa" w:w="1224"/>
+            <w:tcMar>
+              <w:top w:w="40" w:type="dxa"/>
+              <w:left w:w="55" w:type="dxa"/>
+              <w:bottom w:w="40" w:type="dxa"/>
+              <w:right w:w="55" w:type="dxa"/>
+            </w:tcMar>
+          </w:tcPr>
+          <w:p>
+            <w:pPr>
+              <w:keepNext/>
+              <w:keepLines/>
+              <w:spacing w:after="20" w:before="20" w:line="240" w:lineRule="auto"/>
+              <w:ind w:firstLine="0"/>
+              <w:jc w:val="left"/>
+            </w:pPr>
+            <w:r/>
+            <w:r>
+              <w:rPr>
+                <w:rFonts w:ascii="Times New Roman" w:hAnsi="Times New Roman" w:eastAsia="Times New Roman"/>
+                <w:b w:val="0"/>
+                <w:i w:val="0"/>
+                <w:sz w:val="19"/>
+              </w:rPr>
+              <w:t>2021</w:t>
+            </w:r>
+          </w:p>
+        </w:tc>
+        <w:tc>
+          <w:tcPr>
+            <w:tcW w:type="dxa" w:w="4068"/>
+            <w:tcMar>
+              <w:top w:w="40" w:type="dxa"/>
+              <w:left w:w="55" w:type="dxa"/>
+              <w:bottom w:w="40" w:type="dxa"/>
+              <w:right w:w="55" w:type="dxa"/>
+            </w:tcMar>
+          </w:tcPr>
+          <w:p>
+            <w:pPr>
+              <w:keepNext/>
+              <w:keepLines/>
+              <w:spacing w:after="20" w:before="20" w:line="240" w:lineRule="auto"/>
+              <w:ind w:firstLine="0"/>
+              <w:jc w:val="left"/>
+            </w:pPr>
+            <w:r/>
+            <w:r>
+              <w:rPr>
+                <w:rFonts w:ascii="Times New Roman" w:hAnsi="Times New Roman" w:eastAsia="Times New Roman"/>
+                <w:b w:val="0"/>
+                <w:i w:val="0"/>
+                <w:sz w:val="19"/>
+              </w:rPr>
+              <w:t>12,035</w:t>
+            </w:r>
+          </w:p>
+        </w:tc>
+        <w:tc>
+          <w:tcPr>
+            <w:tcW w:type="dxa" w:w="4068"/>
+            <w:tcMar>
+              <w:top w:w="40" w:type="dxa"/>
+              <w:left w:w="55" w:type="dxa"/>
+              <w:bottom w:w="40" w:type="dxa"/>
+              <w:right w:w="55" w:type="dxa"/>
+            </w:tcMar>
+          </w:tcPr>
+          <w:p>
+            <w:pPr>
+              <w:keepNext/>
+              <w:keepLines/>
+              <w:spacing w:after="20" w:before="20" w:line="240" w:lineRule="auto"/>
+              <w:ind w:firstLine="0"/>
+              <w:jc w:val="left"/>
+            </w:pPr>
+            <w:r/>
+            <w:r>
+              <w:rPr>
+                <w:rFonts w:ascii="Times New Roman" w:hAnsi="Times New Roman" w:eastAsia="Times New Roman"/>
+                <w:b w:val="0"/>
+                <w:i w:val="0"/>
+                <w:sz w:val="19"/>
+              </w:rPr>
+              <w:t>2,275</w:t>
+            </w:r>
+          </w:p>
+        </w:tc>
+      </w:tr>
+      <w:tr>
+        <w:trPr>
+          <w:cantSplit/>
+        </w:trPr>
+        <w:tc>
+          <w:tcPr>
+            <w:tcW w:type="dxa" w:w="1224"/>
+            <w:tcMar>
+              <w:top w:w="40" w:type="dxa"/>
+              <w:left w:w="55" w:type="dxa"/>
+              <w:bottom w:w="40" w:type="dxa"/>
+              <w:right w:w="55" w:type="dxa"/>
+            </w:tcMar>
+          </w:tcPr>
+          <w:p>
+            <w:pPr>
+              <w:keepNext/>
+              <w:keepLines/>
+              <w:spacing w:after="20" w:before="20" w:line="240" w:lineRule="auto"/>
+              <w:ind w:firstLine="0"/>
+              <w:jc w:val="left"/>
+            </w:pPr>
+            <w:r/>
+            <w:r>
+              <w:rPr>
+                <w:rFonts w:ascii="Times New Roman" w:hAnsi="Times New Roman" w:eastAsia="Times New Roman"/>
+                <w:b w:val="0"/>
+                <w:i w:val="0"/>
+                <w:sz w:val="19"/>
+              </w:rPr>
+              <w:t>2022</w:t>
+            </w:r>
+          </w:p>
+        </w:tc>
+        <w:tc>
+          <w:tcPr>
+            <w:tcW w:type="dxa" w:w="4068"/>
+            <w:tcMar>
+              <w:top w:w="40" w:type="dxa"/>
+              <w:left w:w="55" w:type="dxa"/>
+              <w:bottom w:w="40" w:type="dxa"/>
+              <w:right w:w="55" w:type="dxa"/>
+            </w:tcMar>
+          </w:tcPr>
+          <w:p>
+            <w:pPr>
+              <w:keepNext/>
+              <w:keepLines/>
+              <w:spacing w:after="20" w:before="20" w:line="240" w:lineRule="auto"/>
+              <w:ind w:firstLine="0"/>
+              <w:jc w:val="left"/>
+            </w:pPr>
+            <w:r/>
+            <w:r>
+              <w:rPr>
+                <w:rFonts w:ascii="Times New Roman" w:hAnsi="Times New Roman" w:eastAsia="Times New Roman"/>
+                <w:b w:val="0"/>
+                <w:i w:val="0"/>
+                <w:sz w:val="19"/>
+              </w:rPr>
+              <w:t>11,076</w:t>
+            </w:r>
+          </w:p>
+        </w:tc>
+        <w:tc>
+          <w:tcPr>
+            <w:tcW w:type="dxa" w:w="4068"/>
+            <w:tcMar>
+              <w:top w:w="40" w:type="dxa"/>
+              <w:left w:w="55" w:type="dxa"/>
+              <w:bottom w:w="40" w:type="dxa"/>
+              <w:right w:w="55" w:type="dxa"/>
+            </w:tcMar>
+          </w:tcPr>
+          <w:p>
+            <w:pPr>
+              <w:keepNext/>
+              <w:keepLines/>
+              <w:spacing w:after="20" w:before="20" w:line="240" w:lineRule="auto"/>
+              <w:ind w:firstLine="0"/>
+              <w:jc w:val="left"/>
+            </w:pPr>
+            <w:r/>
+            <w:r>
+              <w:rPr>
+                <w:rFonts w:ascii="Times New Roman" w:hAnsi="Times New Roman" w:eastAsia="Times New Roman"/>
+                <w:b w:val="0"/>
+                <w:i w:val="0"/>
+                <w:sz w:val="19"/>
+              </w:rPr>
+              <w:t>1,976</w:t>
+            </w:r>
+          </w:p>
+        </w:tc>
+      </w:tr>
+      <w:tr>
+        <w:trPr>
+          <w:cantSplit/>
+        </w:trPr>
+        <w:tc>
+          <w:tcPr>
+            <w:tcW w:type="dxa" w:w="1224"/>
+            <w:tcMar>
+              <w:top w:w="40" w:type="dxa"/>
+              <w:left w:w="55" w:type="dxa"/>
+              <w:bottom w:w="40" w:type="dxa"/>
+              <w:right w:w="55" w:type="dxa"/>
+            </w:tcMar>
+          </w:tcPr>
+          <w:p>
+            <w:pPr>
+              <w:keepNext w:val="0"/>
+              <w:keepLines/>
+              <w:spacing w:after="20" w:before="20" w:line="240" w:lineRule="auto"/>
+              <w:ind w:firstLine="0"/>
+              <w:jc w:val="left"/>
+            </w:pPr>
+            <w:r/>
+            <w:r>
+              <w:rPr>
+                <w:rFonts w:ascii="Times New Roman" w:hAnsi="Times New Roman" w:eastAsia="Times New Roman"/>
+                <w:b w:val="0"/>
+                <w:i w:val="0"/>
+                <w:sz w:val="19"/>
+              </w:rPr>
+              <w:t>2023</w:t>
+            </w:r>
+          </w:p>
+        </w:tc>
+        <w:tc>
+          <w:tcPr>
+            <w:tcW w:type="dxa" w:w="4068"/>
+            <w:tcMar>
+              <w:top w:w="40" w:type="dxa"/>
+              <w:left w:w="55" w:type="dxa"/>
+              <w:bottom w:w="40" w:type="dxa"/>
+              <w:right w:w="55" w:type="dxa"/>
+            </w:tcMar>
+          </w:tcPr>
+          <w:p>
+            <w:pPr>
+              <w:keepNext w:val="0"/>
+              <w:keepLines/>
+              <w:spacing w:after="20" w:before="20" w:line="240" w:lineRule="auto"/>
+              <w:ind w:firstLine="0"/>
+              <w:jc w:val="left"/>
+            </w:pPr>
+            <w:r/>
+            <w:r>
+              <w:rPr>
+                <w:rFonts w:ascii="Times New Roman" w:hAnsi="Times New Roman" w:eastAsia="Times New Roman"/>
+                <w:b w:val="0"/>
+                <w:i w:val="0"/>
+                <w:sz w:val="19"/>
+              </w:rPr>
+              <w:t>12,323</w:t>
+            </w:r>
+          </w:p>
+        </w:tc>
+        <w:tc>
+          <w:tcPr>
+            <w:tcW w:type="dxa" w:w="4068"/>
+            <w:tcMar>
+              <w:top w:w="40" w:type="dxa"/>
+              <w:left w:w="55" w:type="dxa"/>
+              <w:bottom w:w="40" w:type="dxa"/>
+              <w:right w:w="55" w:type="dxa"/>
+            </w:tcMar>
+          </w:tcPr>
+          <w:p>
+            <w:pPr>
+              <w:keepNext w:val="0"/>
+              <w:keepLines/>
+              <w:spacing w:after="20" w:before="20" w:line="240" w:lineRule="auto"/>
+              <w:ind w:firstLine="0"/>
+              <w:jc w:val="left"/>
+            </w:pPr>
+            <w:r/>
+            <w:r>
+              <w:rPr>
+                <w:rFonts w:ascii="Times New Roman" w:hAnsi="Times New Roman" w:eastAsia="Times New Roman"/>
+                <w:b w:val="0"/>
+                <w:i w:val="0"/>
+                <w:sz w:val="19"/>
+              </w:rPr>
+              <w:t>2,296</w:t>
+            </w:r>
+          </w:p>
+        </w:tc>
+      </w:tr>
+    </w:tbl>
+    <w:p>
+      <w:pPr>
+        <w:spacing w:after="120" w:before="0" w:line="240" w:lineRule="auto"/>
+        <w:ind w:firstLine="0"/>
+        <w:jc w:val="left"/>
+      </w:pPr>
+      <w:r>
+        <w:rPr>
+          <w:rFonts w:ascii="Times New Roman" w:hAnsi="Times New Roman" w:eastAsia="Times New Roman"/>
+          <w:b w:val="0"/>
+          <w:i w:val="0"/>
+          <w:sz w:val="4"/>
+        </w:rPr>
+      </w:r>
+    </w:p>
+    <w:p>
+      <w:pPr>
+        <w:pStyle w:val="Heading1"/>
+        <w:keepNext/>
+        <w:keepLines/>
+        <w:spacing w:after="120" w:before="240" w:line="240" w:lineRule="auto"/>
+        <w:ind w:firstLine="0"/>
+        <w:jc w:val="left"/>
+      </w:pPr>
+      <w:r>
+        <w:rPr>
+          <w:rFonts w:ascii="Times New Roman" w:hAnsi="Times New Roman" w:eastAsia="Times New Roman"/>
+          <w:b/>
+          <w:i w:val="0"/>
+          <w:sz w:val="27"/>
+        </w:rPr>
+        <w:t>Descriptive periods</w:t>
+      </w:r>
+    </w:p>
+    <w:p>
+      <w:pPr>
+        <w:keepNext/>
+        <w:keepLines/>
+        <w:spacing w:after="120" w:before="0" w:line="240" w:lineRule="auto"/>
+        <w:ind w:firstLine="0"/>
+        <w:jc w:val="left"/>
+      </w:pPr>
+      <w:r>
+        <w:rPr>
+          <w:rFonts w:ascii="Times New Roman" w:hAnsi="Times New Roman" w:eastAsia="Times New Roman"/>
+          <w:b w:val="0"/>
+          <w:i/>
+          <w:sz w:val="21"/>
+        </w:rPr>
+        <w:t>Supplementary Table S2. Monthly mean recorded counts in non overlapping calendar periods. Coronary heart disease (CHD) and heart failure (HF) arithmetic means from aggregate period summaries.</w:t>
+      </w:r>
+    </w:p>
+    <w:tbl>
+      <w:tblPr>
+        <w:tblStyle w:val="TableGrid"/>
+        <w:tblLayout w:type="fixed"/>
+        <w:tblLook w:firstColumn="1" w:firstRow="1" w:lastColumn="0" w:lastRow="0" w:noHBand="0" w:noVBand="1" w:val="04A0"/>
+        <w:tblW w:w="5000" w:type="pct"/>
+        <w:tblLayout w:type="fixed"/>
+        <w:tblBorders>
+          <w:top w:val="single" w:sz="4" w:color="D9D9D9"/>
+          <w:left w:val="single" w:sz="4" w:color="D9D9D9"/>
+          <w:bottom w:val="single" w:sz="4" w:color="D9D9D9"/>
+          <w:right w:val="single" w:sz="4" w:color="D9D9D9"/>
+          <w:insideH w:val="single" w:sz="4" w:color="D9D9D9"/>
+          <w:insideV w:val="single" w:sz="4" w:color="D9D9D9"/>
+        </w:tblBorders>
+      </w:tblPr>
+      <w:tblGrid>
+        <w:gridCol w:w="2232"/>
+        <w:gridCol w:w="936"/>
+        <w:gridCol w:w="3096"/>
+        <w:gridCol w:w="3096"/>
+      </w:tblGrid>
+      <w:tr>
+        <w:trPr>
+          <w:cantSplit/>
+          <w:tblHeader/>
+        </w:trPr>
+        <w:tc>
+          <w:tcPr>
+            <w:tcW w:type="dxa" w:w="2232"/>
             <w:tcMar>
               <w:top w:w="40" w:type="dxa"/>
               <w:left w:w="55" w:type="dxa"/>
@@ -130,7 +1345,7 @@
         </w:tc>
         <w:tc>
           <w:tcPr>
-            <w:tcW w:type="dxa" w:w="2040"/>
+            <w:tcW w:type="dxa" w:w="936"/>
             <w:tcMar>
               <w:top w:w="40" w:type="dxa"/>
               <w:left w:w="55" w:type="dxa"/>
@@ -160,7 +1375,7 @@
         </w:tc>
         <w:tc>
           <w:tcPr>
-            <w:tcW w:type="dxa" w:w="2040"/>
+            <w:tcW w:type="dxa" w:w="3096"/>
             <w:tcMar>
               <w:top w:w="40" w:type="dxa"/>
               <w:left w:w="55" w:type="dxa"/>
@@ -190,7 +1405,7 @@
         </w:tc>
         <w:tc>
           <w:tcPr>
-            <w:tcW w:type="dxa" w:w="2040"/>
+            <w:tcW w:type="dxa" w:w="3096"/>
             <w:tcMar>
               <w:top w:w="40" w:type="dxa"/>
               <w:left w:w="55" w:type="dxa"/>
@@ -225,7 +1440,7 @@
         </w:trPr>
         <w:tc>
           <w:tcPr>
-            <w:tcW w:type="dxa" w:w="2664"/>
+            <w:tcW w:type="dxa" w:w="2232"/>
             <w:tcMar>
               <w:top w:w="40" w:type="dxa"/>
               <w:left w:w="55" w:type="dxa"/>
@@ -255,7 +1470,7 @@
         </w:tc>
         <w:tc>
           <w:tcPr>
-            <w:tcW w:type="dxa" w:w="2040"/>
+            <w:tcW w:type="dxa" w:w="936"/>
             <w:tcMar>
               <w:top w:w="40" w:type="dxa"/>
               <w:left w:w="55" w:type="dxa"/>
@@ -285,7 +1500,7 @@
         </w:tc>
         <w:tc>
           <w:tcPr>
-            <w:tcW w:type="dxa" w:w="2040"/>
+            <w:tcW w:type="dxa" w:w="3096"/>
             <w:tcMar>
               <w:top w:w="40" w:type="dxa"/>
               <w:left w:w="55" w:type="dxa"/>
@@ -315,7 +1530,7 @@
         </w:tc>
         <w:tc>
           <w:tcPr>
-            <w:tcW w:type="dxa" w:w="2040"/>
+            <w:tcW w:type="dxa" w:w="3096"/>
             <w:tcMar>
               <w:top w:w="40" w:type="dxa"/>
               <w:left w:w="55" w:type="dxa"/>
@@ -350,7 +1565,7 @@
         </w:trPr>
         <w:tc>
           <w:tcPr>
-            <w:tcW w:type="dxa" w:w="2664"/>
+            <w:tcW w:type="dxa" w:w="2232"/>
             <w:tcMar>
               <w:top w:w="40" w:type="dxa"/>
               <w:left w:w="55" w:type="dxa"/>
@@ -380,7 +1595,7 @@
         </w:tc>
         <w:tc>
           <w:tcPr>
-            <w:tcW w:type="dxa" w:w="2040"/>
+            <w:tcW w:type="dxa" w:w="936"/>
             <w:tcMar>
               <w:top w:w="40" w:type="dxa"/>
               <w:left w:w="55" w:type="dxa"/>
@@ -410,7 +1625,7 @@
         </w:tc>
         <w:tc>
           <w:tcPr>
-            <w:tcW w:type="dxa" w:w="2040"/>
+            <w:tcW w:type="dxa" w:w="3096"/>
             <w:tcMar>
               <w:top w:w="40" w:type="dxa"/>
               <w:left w:w="55" w:type="dxa"/>
@@ -440,7 +1655,7 @@
         </w:tc>
         <w:tc>
           <w:tcPr>
-            <w:tcW w:type="dxa" w:w="2040"/>
+            <w:tcW w:type="dxa" w:w="3096"/>
             <w:tcMar>
               <w:top w:w="40" w:type="dxa"/>
               <w:left w:w="55" w:type="dxa"/>
@@ -475,7 +1690,7 @@
         </w:trPr>
         <w:tc>
           <w:tcPr>
-            <w:tcW w:type="dxa" w:w="2664"/>
+            <w:tcW w:type="dxa" w:w="2232"/>
             <w:tcMar>
               <w:top w:w="40" w:type="dxa"/>
               <w:left w:w="55" w:type="dxa"/>
@@ -505,7 +1720,7 @@
         </w:tc>
         <w:tc>
           <w:tcPr>
-            <w:tcW w:type="dxa" w:w="2040"/>
+            <w:tcW w:type="dxa" w:w="936"/>
             <w:tcMar>
               <w:top w:w="40" w:type="dxa"/>
               <w:left w:w="55" w:type="dxa"/>
@@ -535,7 +1750,7 @@
         </w:tc>
         <w:tc>
           <w:tcPr>
-            <w:tcW w:type="dxa" w:w="2040"/>
+            <w:tcW w:type="dxa" w:w="3096"/>
             <w:tcMar>
               <w:top w:w="40" w:type="dxa"/>
               <w:left w:w="55" w:type="dxa"/>
@@ -565,7 +1780,7 @@
         </w:tc>
         <w:tc>
           <w:tcPr>
-            <w:tcW w:type="dxa" w:w="2040"/>
+            <w:tcW w:type="dxa" w:w="3096"/>
             <w:tcMar>
               <w:top w:w="40" w:type="dxa"/>
               <w:left w:w="55" w:type="dxa"/>
@@ -644,7 +1859,7 @@
           <w:i/>
           <w:sz w:val="21"/>
         </w:rPr>
-        <w:t>Supplementary Table S2. All twelve full window baseline weather models. Days-in-month offset, calendar-month indicators, four-degree-of-freedom natural time spline; Newey–West lag-six intervals. BH q-values cover these twelve Wald tests only.</w:t>
+        <w:t>Supplementary Table S3. All twelve baseline weather models, January 2013–December 2023. CHD denotes coronary heart disease; HF denotes heart failure. Days-in-month offset, calendar-month indicators, four-degree-of-freedom natural time spline; Newey–West lag-six intervals. BH q-values cover these twelve Wald tests only.</w:t>
       </w:r>
     </w:p>
     <w:tbl>
@@ -664,11 +1879,11 @@
         </w:tblBorders>
       </w:tblPr>
       <w:tblGrid>
-        <w:gridCol w:w="1007"/>
-        <w:gridCol w:w="2304"/>
-        <w:gridCol w:w="2951"/>
+        <w:gridCol w:w="936"/>
+        <w:gridCol w:w="2232"/>
+        <w:gridCol w:w="3456"/>
         <w:gridCol w:w="1224"/>
-        <w:gridCol w:w="1296"/>
+        <w:gridCol w:w="1512"/>
       </w:tblGrid>
       <w:tr>
         <w:trPr>
@@ -677,7 +1892,7 @@
         </w:trPr>
         <w:tc>
           <w:tcPr>
-            <w:tcW w:type="dxa" w:w="1008"/>
+            <w:tcW w:type="dxa" w:w="936"/>
             <w:tcMar>
               <w:top w:w="40" w:type="dxa"/>
               <w:left w:w="55" w:type="dxa"/>
@@ -707,7 +1922,7 @@
         </w:tc>
         <w:tc>
           <w:tcPr>
-            <w:tcW w:type="dxa" w:w="2304"/>
+            <w:tcW w:type="dxa" w:w="2232"/>
             <w:tcMar>
               <w:top w:w="40" w:type="dxa"/>
               <w:left w:w="55" w:type="dxa"/>
@@ -737,7 +1952,7 @@
         </w:tc>
         <w:tc>
           <w:tcPr>
-            <w:tcW w:type="dxa" w:w="2952"/>
+            <w:tcW w:type="dxa" w:w="3456"/>
             <w:tcMar>
               <w:top w:w="40" w:type="dxa"/>
               <w:left w:w="55" w:type="dxa"/>
@@ -797,7 +2012,7 @@
         </w:tc>
         <w:tc>
           <w:tcPr>
-            <w:tcW w:type="dxa" w:w="1296"/>
+            <w:tcW w:type="dxa" w:w="1512"/>
             <w:tcMar>
               <w:top w:w="40" w:type="dxa"/>
               <w:left w:w="55" w:type="dxa"/>
@@ -832,7 +2047,7 @@
         </w:trPr>
         <w:tc>
           <w:tcPr>
-            <w:tcW w:type="dxa" w:w="1008"/>
+            <w:tcW w:type="dxa" w:w="936"/>
             <w:tcMar>
               <w:top w:w="40" w:type="dxa"/>
               <w:left w:w="55" w:type="dxa"/>
@@ -862,7 +2077,7 @@
         </w:tc>
         <w:tc>
           <w:tcPr>
-            <w:tcW w:type="dxa" w:w="2304"/>
+            <w:tcW w:type="dxa" w:w="2232"/>
             <w:tcMar>
               <w:top w:w="40" w:type="dxa"/>
               <w:left w:w="55" w:type="dxa"/>
@@ -892,7 +2107,7 @@
         </w:tc>
         <w:tc>
           <w:tcPr>
-            <w:tcW w:type="dxa" w:w="2952"/>
+            <w:tcW w:type="dxa" w:w="3456"/>
             <w:tcMar>
               <w:top w:w="40" w:type="dxa"/>
               <w:left w:w="55" w:type="dxa"/>
@@ -952,7 +2167,7 @@
         </w:tc>
         <w:tc>
           <w:tcPr>
-            <w:tcW w:type="dxa" w:w="1296"/>
+            <w:tcW w:type="dxa" w:w="1512"/>
             <w:tcMar>
               <w:top w:w="40" w:type="dxa"/>
               <w:left w:w="55" w:type="dxa"/>
@@ -987,7 +2202,7 @@
         </w:trPr>
         <w:tc>
           <w:tcPr>
-            <w:tcW w:type="dxa" w:w="1008"/>
+            <w:tcW w:type="dxa" w:w="936"/>
             <w:tcMar>
               <w:top w:w="40" w:type="dxa"/>
               <w:left w:w="55" w:type="dxa"/>
@@ -1017,7 +2232,7 @@
         </w:tc>
         <w:tc>
           <w:tcPr>
-            <w:tcW w:type="dxa" w:w="2304"/>
+            <w:tcW w:type="dxa" w:w="2232"/>
             <w:tcMar>
               <w:top w:w="40" w:type="dxa"/>
               <w:left w:w="55" w:type="dxa"/>
@@ -1047,7 +2262,7 @@
         </w:tc>
         <w:tc>
           <w:tcPr>
-            <w:tcW w:type="dxa" w:w="2952"/>
+            <w:tcW w:type="dxa" w:w="3456"/>
             <w:tcMar>
               <w:top w:w="40" w:type="dxa"/>
               <w:left w:w="55" w:type="dxa"/>
@@ -1107,7 +2322,7 @@
         </w:tc>
         <w:tc>
           <w:tcPr>
-            <w:tcW w:type="dxa" w:w="1296"/>
+            <w:tcW w:type="dxa" w:w="1512"/>
             <w:tcMar>
               <w:top w:w="40" w:type="dxa"/>
               <w:left w:w="55" w:type="dxa"/>
@@ -1142,7 +2357,7 @@
         </w:trPr>
         <w:tc>
           <w:tcPr>
-            <w:tcW w:type="dxa" w:w="1008"/>
+            <w:tcW w:type="dxa" w:w="936"/>
             <w:tcMar>
               <w:top w:w="40" w:type="dxa"/>
               <w:left w:w="55" w:type="dxa"/>
@@ -1172,7 +2387,7 @@
         </w:tc>
         <w:tc>
           <w:tcPr>
-            <w:tcW w:type="dxa" w:w="2304"/>
+            <w:tcW w:type="dxa" w:w="2232"/>
             <w:tcMar>
               <w:top w:w="40" w:type="dxa"/>
               <w:left w:w="55" w:type="dxa"/>
@@ -1202,7 +2417,7 @@
         </w:tc>
         <w:tc>
           <w:tcPr>
-            <w:tcW w:type="dxa" w:w="2952"/>
+            <w:tcW w:type="dxa" w:w="3456"/>
             <w:tcMar>
               <w:top w:w="40" w:type="dxa"/>
               <w:left w:w="55" w:type="dxa"/>
@@ -1262,7 +2477,7 @@
         </w:tc>
         <w:tc>
           <w:tcPr>
-            <w:tcW w:type="dxa" w:w="1296"/>
+            <w:tcW w:type="dxa" w:w="1512"/>
             <w:tcMar>
               <w:top w:w="40" w:type="dxa"/>
               <w:left w:w="55" w:type="dxa"/>
@@ -1297,7 +2512,7 @@
         </w:trPr>
         <w:tc>
           <w:tcPr>
-            <w:tcW w:type="dxa" w:w="1008"/>
+            <w:tcW w:type="dxa" w:w="936"/>
             <w:tcMar>
               <w:top w:w="40" w:type="dxa"/>
               <w:left w:w="55" w:type="dxa"/>
@@ -1327,7 +2542,7 @@
         </w:tc>
         <w:tc>
           <w:tcPr>
-            <w:tcW w:type="dxa" w:w="2304"/>
+            <w:tcW w:type="dxa" w:w="2232"/>
             <w:tcMar>
               <w:top w:w="40" w:type="dxa"/>
               <w:left w:w="55" w:type="dxa"/>
@@ -1357,7 +2572,7 @@
         </w:tc>
         <w:tc>
           <w:tcPr>
-            <w:tcW w:type="dxa" w:w="2952"/>
+            <w:tcW w:type="dxa" w:w="3456"/>
             <w:tcMar>
               <w:top w:w="40" w:type="dxa"/>
               <w:left w:w="55" w:type="dxa"/>
@@ -1417,7 +2632,7 @@
         </w:tc>
         <w:tc>
           <w:tcPr>
-            <w:tcW w:type="dxa" w:w="1296"/>
+            <w:tcW w:type="dxa" w:w="1512"/>
             <w:tcMar>
               <w:top w:w="40" w:type="dxa"/>
               <w:left w:w="55" w:type="dxa"/>
@@ -1452,7 +2667,7 @@
         </w:trPr>
         <w:tc>
           <w:tcPr>
-            <w:tcW w:type="dxa" w:w="1008"/>
+            <w:tcW w:type="dxa" w:w="936"/>
             <w:tcMar>
               <w:top w:w="40" w:type="dxa"/>
               <w:left w:w="55" w:type="dxa"/>
@@ -1482,7 +2697,7 @@
         </w:tc>
         <w:tc>
           <w:tcPr>
-            <w:tcW w:type="dxa" w:w="2304"/>
+            <w:tcW w:type="dxa" w:w="2232"/>
             <w:tcMar>
               <w:top w:w="40" w:type="dxa"/>
               <w:left w:w="55" w:type="dxa"/>
@@ -1512,7 +2727,7 @@
         </w:tc>
         <w:tc>
           <w:tcPr>
-            <w:tcW w:type="dxa" w:w="2952"/>
+            <w:tcW w:type="dxa" w:w="3456"/>
             <w:tcMar>
               <w:top w:w="40" w:type="dxa"/>
               <w:left w:w="55" w:type="dxa"/>
@@ -1572,7 +2787,7 @@
         </w:tc>
         <w:tc>
           <w:tcPr>
-            <w:tcW w:type="dxa" w:w="1296"/>
+            <w:tcW w:type="dxa" w:w="1512"/>
             <w:tcMar>
               <w:top w:w="40" w:type="dxa"/>
               <w:left w:w="55" w:type="dxa"/>
@@ -1607,7 +2822,7 @@
         </w:trPr>
         <w:tc>
           <w:tcPr>
-            <w:tcW w:type="dxa" w:w="1008"/>
+            <w:tcW w:type="dxa" w:w="936"/>
             <w:tcMar>
               <w:top w:w="40" w:type="dxa"/>
               <w:left w:w="55" w:type="dxa"/>
@@ -1637,7 +2852,7 @@
         </w:tc>
         <w:tc>
           <w:tcPr>
-            <w:tcW w:type="dxa" w:w="2304"/>
+            <w:tcW w:type="dxa" w:w="2232"/>
             <w:tcMar>
               <w:top w:w="40" w:type="dxa"/>
               <w:left w:w="55" w:type="dxa"/>
@@ -1667,7 +2882,7 @@
         </w:tc>
         <w:tc>
           <w:tcPr>
-            <w:tcW w:type="dxa" w:w="2952"/>
+            <w:tcW w:type="dxa" w:w="3456"/>
             <w:tcMar>
               <w:top w:w="40" w:type="dxa"/>
               <w:left w:w="55" w:type="dxa"/>
@@ -1727,7 +2942,7 @@
         </w:tc>
         <w:tc>
           <w:tcPr>
-            <w:tcW w:type="dxa" w:w="1296"/>
+            <w:tcW w:type="dxa" w:w="1512"/>
             <w:tcMar>
               <w:top w:w="40" w:type="dxa"/>
               <w:left w:w="55" w:type="dxa"/>
@@ -1762,7 +2977,7 @@
         </w:trPr>
         <w:tc>
           <w:tcPr>
-            <w:tcW w:type="dxa" w:w="1008"/>
+            <w:tcW w:type="dxa" w:w="936"/>
             <w:tcMar>
               <w:top w:w="40" w:type="dxa"/>
               <w:left w:w="55" w:type="dxa"/>
@@ -1792,7 +3007,7 @@
         </w:tc>
         <w:tc>
           <w:tcPr>
-            <w:tcW w:type="dxa" w:w="2304"/>
+            <w:tcW w:type="dxa" w:w="2232"/>
             <w:tcMar>
               <w:top w:w="40" w:type="dxa"/>
               <w:left w:w="55" w:type="dxa"/>
@@ -1822,7 +3037,7 @@
         </w:tc>
         <w:tc>
           <w:tcPr>
-            <w:tcW w:type="dxa" w:w="2952"/>
+            <w:tcW w:type="dxa" w:w="3456"/>
             <w:tcMar>
               <w:top w:w="40" w:type="dxa"/>
               <w:left w:w="55" w:type="dxa"/>
@@ -1882,7 +3097,7 @@
         </w:tc>
         <w:tc>
           <w:tcPr>
-            <w:tcW w:type="dxa" w:w="1296"/>
+            <w:tcW w:type="dxa" w:w="1512"/>
             <w:tcMar>
               <w:top w:w="40" w:type="dxa"/>
               <w:left w:w="55" w:type="dxa"/>
@@ -1917,7 +3132,7 @@
         </w:trPr>
         <w:tc>
           <w:tcPr>
-            <w:tcW w:type="dxa" w:w="1008"/>
+            <w:tcW w:type="dxa" w:w="936"/>
             <w:tcMar>
               <w:top w:w="40" w:type="dxa"/>
               <w:left w:w="55" w:type="dxa"/>
@@ -1947,7 +3162,7 @@
         </w:tc>
         <w:tc>
           <w:tcPr>
-            <w:tcW w:type="dxa" w:w="2304"/>
+            <w:tcW w:type="dxa" w:w="2232"/>
             <w:tcMar>
               <w:top w:w="40" w:type="dxa"/>
               <w:left w:w="55" w:type="dxa"/>
@@ -1977,7 +3192,7 @@
         </w:tc>
         <w:tc>
           <w:tcPr>
-            <w:tcW w:type="dxa" w:w="2952"/>
+            <w:tcW w:type="dxa" w:w="3456"/>
             <w:tcMar>
               <w:top w:w="40" w:type="dxa"/>
               <w:left w:w="55" w:type="dxa"/>
@@ -2037,7 +3252,7 @@
         </w:tc>
         <w:tc>
           <w:tcPr>
-            <w:tcW w:type="dxa" w:w="1296"/>
+            <w:tcW w:type="dxa" w:w="1512"/>
             <w:tcMar>
               <w:top w:w="40" w:type="dxa"/>
               <w:left w:w="55" w:type="dxa"/>
@@ -2072,7 +3287,7 @@
         </w:trPr>
         <w:tc>
           <w:tcPr>
-            <w:tcW w:type="dxa" w:w="1008"/>
+            <w:tcW w:type="dxa" w:w="936"/>
             <w:tcMar>
               <w:top w:w="40" w:type="dxa"/>
               <w:left w:w="55" w:type="dxa"/>
@@ -2102,7 +3317,7 @@
         </w:tc>
         <w:tc>
           <w:tcPr>
-            <w:tcW w:type="dxa" w:w="2304"/>
+            <w:tcW w:type="dxa" w:w="2232"/>
             <w:tcMar>
               <w:top w:w="40" w:type="dxa"/>
               <w:left w:w="55" w:type="dxa"/>
@@ -2132,7 +3347,7 @@
         </w:tc>
         <w:tc>
           <w:tcPr>
-            <w:tcW w:type="dxa" w:w="2952"/>
+            <w:tcW w:type="dxa" w:w="3456"/>
             <w:tcMar>
               <w:top w:w="40" w:type="dxa"/>
               <w:left w:w="55" w:type="dxa"/>
@@ -2192,7 +3407,7 @@
         </w:tc>
         <w:tc>
           <w:tcPr>
-            <w:tcW w:type="dxa" w:w="1296"/>
+            <w:tcW w:type="dxa" w:w="1512"/>
             <w:tcMar>
               <w:top w:w="40" w:type="dxa"/>
               <w:left w:w="55" w:type="dxa"/>
@@ -2227,7 +3442,7 @@
         </w:trPr>
         <w:tc>
           <w:tcPr>
-            <w:tcW w:type="dxa" w:w="1008"/>
+            <w:tcW w:type="dxa" w:w="936"/>
             <w:tcMar>
               <w:top w:w="40" w:type="dxa"/>
               <w:left w:w="55" w:type="dxa"/>
@@ -2257,7 +3472,7 @@
         </w:tc>
         <w:tc>
           <w:tcPr>
-            <w:tcW w:type="dxa" w:w="2304"/>
+            <w:tcW w:type="dxa" w:w="2232"/>
             <w:tcMar>
               <w:top w:w="40" w:type="dxa"/>
               <w:left w:w="55" w:type="dxa"/>
@@ -2287,7 +3502,7 @@
         </w:tc>
         <w:tc>
           <w:tcPr>
-            <w:tcW w:type="dxa" w:w="2952"/>
+            <w:tcW w:type="dxa" w:w="3456"/>
             <w:tcMar>
               <w:top w:w="40" w:type="dxa"/>
               <w:left w:w="55" w:type="dxa"/>
@@ -2347,7 +3562,7 @@
         </w:tc>
         <w:tc>
           <w:tcPr>
-            <w:tcW w:type="dxa" w:w="1296"/>
+            <w:tcW w:type="dxa" w:w="1512"/>
             <w:tcMar>
               <w:top w:w="40" w:type="dxa"/>
               <w:left w:w="55" w:type="dxa"/>
@@ -2382,7 +3597,7 @@
         </w:trPr>
         <w:tc>
           <w:tcPr>
-            <w:tcW w:type="dxa" w:w="1008"/>
+            <w:tcW w:type="dxa" w:w="936"/>
             <w:tcMar>
               <w:top w:w="40" w:type="dxa"/>
               <w:left w:w="55" w:type="dxa"/>
@@ -2412,7 +3627,7 @@
         </w:tc>
         <w:tc>
           <w:tcPr>
-            <w:tcW w:type="dxa" w:w="2304"/>
+            <w:tcW w:type="dxa" w:w="2232"/>
             <w:tcMar>
               <w:top w:w="40" w:type="dxa"/>
               <w:left w:w="55" w:type="dxa"/>
@@ -2442,7 +3657,7 @@
         </w:tc>
         <w:tc>
           <w:tcPr>
-            <w:tcW w:type="dxa" w:w="2952"/>
+            <w:tcW w:type="dxa" w:w="3456"/>
             <w:tcMar>
               <w:top w:w="40" w:type="dxa"/>
               <w:left w:w="55" w:type="dxa"/>
@@ -2502,7 +3717,7 @@
         </w:tc>
         <w:tc>
           <w:tcPr>
-            <w:tcW w:type="dxa" w:w="1296"/>
+            <w:tcW w:type="dxa" w:w="1512"/>
             <w:tcMar>
               <w:top w:w="40" w:type="dxa"/>
               <w:left w:w="55" w:type="dxa"/>
@@ -2537,7 +3752,7 @@
         </w:trPr>
         <w:tc>
           <w:tcPr>
-            <w:tcW w:type="dxa" w:w="1008"/>
+            <w:tcW w:type="dxa" w:w="936"/>
             <w:tcMar>
               <w:top w:w="40" w:type="dxa"/>
               <w:left w:w="55" w:type="dxa"/>
@@ -2567,7 +3782,7 @@
         </w:tc>
         <w:tc>
           <w:tcPr>
-            <w:tcW w:type="dxa" w:w="2304"/>
+            <w:tcW w:type="dxa" w:w="2232"/>
             <w:tcMar>
               <w:top w:w="40" w:type="dxa"/>
               <w:left w:w="55" w:type="dxa"/>
@@ -2597,7 +3812,7 @@
         </w:tc>
         <w:tc>
           <w:tcPr>
-            <w:tcW w:type="dxa" w:w="2952"/>
+            <w:tcW w:type="dxa" w:w="3456"/>
             <w:tcMar>
               <w:top w:w="40" w:type="dxa"/>
               <w:left w:w="55" w:type="dxa"/>
@@ -2657,7 +3872,7 @@
         </w:tc>
         <w:tc>
           <w:tcPr>
-            <w:tcW w:type="dxa" w:w="1296"/>
+            <w:tcW w:type="dxa" w:w="1512"/>
             <w:tcMar>
               <w:top w:w="40" w:type="dxa"/>
               <w:left w:w="55" w:type="dxa"/>
@@ -2715,7 +3930,7 @@
           <w:i w:val="0"/>
           <w:sz w:val="23"/>
         </w:rPr>
-        <w:t>The HF mean-minimum-temperature lag-six interval includes one on the unrounded scale; its upper bound is 1.0000496637 (Wald p = 0.0504). Rounding to 1.000 in Table S2 or 1.0000 in Table S4 does not change that interpretation.</w:t>
+        <w:t>The HF mean-minimum-temperature lag-six interval includes one on the unrounded scale; its upper bound is 1.0000496637 (Wald p = 0.0504). Rounding to 1.000 in Table S3 or 1.0000 in Table S6 does not change that interpretation.</w:t>
       </w:r>
     </w:p>
     <w:p>
@@ -2732,6 +3947,957 @@
           <w:sz w:val="23"/>
         </w:rPr>
         <w:t>The nested pre-2020 continuous-temperature fits were CHD mean temperature 0.980 (0.970–0.990), mean maximum 0.982 (0.974–0.991), and mean minimum 0.982 (0.972–0.992); HF corresponding fits were 0.945 (0.927–0.963), 0.958 (0.939–0.977), 0.944 (0.927–0.961). These estimates are not multiplicity-adjusted or a later-era contrast.</w:t>
+      </w:r>
+    </w:p>
+    <w:p>
+      <w:pPr>
+        <w:pStyle w:val="Heading1"/>
+        <w:keepNext/>
+        <w:keepLines/>
+        <w:spacing w:after="120" w:before="240" w:line="240" w:lineRule="auto"/>
+        <w:ind w:firstLine="0"/>
+        <w:jc w:val="left"/>
+      </w:pPr>
+      <w:r>
+        <w:rPr>
+          <w:rFonts w:ascii="Times New Roman" w:hAnsi="Times New Roman" w:eastAsia="Times New Roman"/>
+          <w:b/>
+          <w:i w:val="0"/>
+          <w:sz w:val="27"/>
+        </w:rPr>
+        <w:t>Overlapping analysis windows</w:t>
+      </w:r>
+    </w:p>
+    <w:p>
+      <w:pPr>
+        <w:keepNext/>
+        <w:keepLines/>
+        <w:spacing w:after="120" w:before="0" w:line="240" w:lineRule="auto"/>
+        <w:ind w:firstLine="0"/>
+        <w:jc w:val="left"/>
+      </w:pPr>
+      <w:r>
+        <w:rPr>
+          <w:rFonts w:ascii="Times New Roman" w:hAnsi="Times New Roman" w:eastAsia="Times New Roman"/>
+          <w:b w:val="0"/>
+          <w:i/>
+          <w:sz w:val="21"/>
+        </w:rPr>
+        <w:t>Supplementary Table S4. Official-day associations in nested (2013–2019) and full (2013–2023) windows. CHD denotes coronary heart disease; HF denotes heart failure. Ratios per five additional days with Newey–West lag-six 95% intervals. The pre-2020 window is contained within the full series, with a separately reconstructed spline basis. These are dependent sensitivity fits, not independent pre/post estimates.</w:t>
+      </w:r>
+    </w:p>
+    <w:tbl>
+      <w:tblPr>
+        <w:tblStyle w:val="TableGrid"/>
+        <w:tblLayout w:type="fixed"/>
+        <w:tblLook w:firstColumn="1" w:firstRow="1" w:lastColumn="0" w:lastRow="0" w:noHBand="0" w:noVBand="1" w:val="04A0"/>
+        <w:tblW w:w="5000" w:type="pct"/>
+        <w:tblLayout w:type="fixed"/>
+        <w:tblBorders>
+          <w:top w:val="single" w:sz="4" w:color="D9D9D9"/>
+          <w:left w:val="single" w:sz="4" w:color="D9D9D9"/>
+          <w:bottom w:val="single" w:sz="4" w:color="D9D9D9"/>
+          <w:right w:val="single" w:sz="4" w:color="D9D9D9"/>
+          <w:insideH w:val="single" w:sz="4" w:color="D9D9D9"/>
+          <w:insideV w:val="single" w:sz="4" w:color="D9D9D9"/>
+        </w:tblBorders>
+      </w:tblPr>
+      <w:tblGrid>
+        <w:gridCol w:w="864"/>
+        <w:gridCol w:w="2376"/>
+        <w:gridCol w:w="3060"/>
+        <w:gridCol w:w="3060"/>
+      </w:tblGrid>
+      <w:tr>
+        <w:trPr>
+          <w:cantSplit/>
+          <w:tblHeader/>
+        </w:trPr>
+        <w:tc>
+          <w:tcPr>
+            <w:tcW w:type="dxa" w:w="864"/>
+            <w:tcMar>
+              <w:top w:w="40" w:type="dxa"/>
+              <w:left w:w="55" w:type="dxa"/>
+              <w:bottom w:w="40" w:type="dxa"/>
+              <w:right w:w="55" w:type="dxa"/>
+            </w:tcMar>
+          </w:tcPr>
+          <w:p>
+            <w:pPr>
+              <w:keepNext/>
+              <w:keepLines/>
+              <w:spacing w:after="20" w:before="20" w:line="240" w:lineRule="auto"/>
+              <w:ind w:firstLine="0"/>
+              <w:jc w:val="left"/>
+            </w:pPr>
+            <w:r/>
+            <w:r>
+              <w:rPr>
+                <w:rFonts w:ascii="Times New Roman" w:hAnsi="Times New Roman" w:eastAsia="Times New Roman"/>
+                <w:b/>
+                <w:i w:val="0"/>
+                <w:sz w:val="19"/>
+              </w:rPr>
+              <w:t>Outcome</w:t>
+            </w:r>
+          </w:p>
+        </w:tc>
+        <w:tc>
+          <w:tcPr>
+            <w:tcW w:type="dxa" w:w="2376"/>
+            <w:tcMar>
+              <w:top w:w="40" w:type="dxa"/>
+              <w:left w:w="55" w:type="dxa"/>
+              <w:bottom w:w="40" w:type="dxa"/>
+              <w:right w:w="55" w:type="dxa"/>
+            </w:tcMar>
+          </w:tcPr>
+          <w:p>
+            <w:pPr>
+              <w:keepNext/>
+              <w:keepLines/>
+              <w:spacing w:after="20" w:before="20" w:line="240" w:lineRule="auto"/>
+              <w:ind w:firstLine="0"/>
+              <w:jc w:val="left"/>
+            </w:pPr>
+            <w:r/>
+            <w:r>
+              <w:rPr>
+                <w:rFonts w:ascii="Times New Roman" w:hAnsi="Times New Roman" w:eastAsia="Times New Roman"/>
+                <w:b/>
+                <w:i w:val="0"/>
+                <w:sz w:val="19"/>
+              </w:rPr>
+              <w:t>Exposure</w:t>
+            </w:r>
+          </w:p>
+        </w:tc>
+        <w:tc>
+          <w:tcPr>
+            <w:tcW w:type="dxa" w:w="3060"/>
+            <w:tcMar>
+              <w:top w:w="40" w:type="dxa"/>
+              <w:left w:w="55" w:type="dxa"/>
+              <w:bottom w:w="40" w:type="dxa"/>
+              <w:right w:w="55" w:type="dxa"/>
+            </w:tcMar>
+          </w:tcPr>
+          <w:p>
+            <w:pPr>
+              <w:keepNext/>
+              <w:keepLines/>
+              <w:spacing w:after="20" w:before="20" w:line="240" w:lineRule="auto"/>
+              <w:ind w:firstLine="0"/>
+              <w:jc w:val="left"/>
+            </w:pPr>
+            <w:r/>
+            <w:r>
+              <w:rPr>
+                <w:rFonts w:ascii="Times New Roman" w:hAnsi="Times New Roman" w:eastAsia="Times New Roman"/>
+                <w:b/>
+                <w:i w:val="0"/>
+                <w:sz w:val="19"/>
+              </w:rPr>
+              <w:t>Pre 2020 84 months</w:t>
+            </w:r>
+          </w:p>
+        </w:tc>
+        <w:tc>
+          <w:tcPr>
+            <w:tcW w:type="dxa" w:w="3060"/>
+            <w:tcMar>
+              <w:top w:w="40" w:type="dxa"/>
+              <w:left w:w="55" w:type="dxa"/>
+              <w:bottom w:w="40" w:type="dxa"/>
+              <w:right w:w="55" w:type="dxa"/>
+            </w:tcMar>
+          </w:tcPr>
+          <w:p>
+            <w:pPr>
+              <w:keepNext/>
+              <w:keepLines/>
+              <w:spacing w:after="20" w:before="20" w:line="240" w:lineRule="auto"/>
+              <w:ind w:firstLine="0"/>
+              <w:jc w:val="left"/>
+            </w:pPr>
+            <w:r/>
+            <w:r>
+              <w:rPr>
+                <w:rFonts w:ascii="Times New Roman" w:hAnsi="Times New Roman" w:eastAsia="Times New Roman"/>
+                <w:b/>
+                <w:i w:val="0"/>
+                <w:sz w:val="19"/>
+              </w:rPr>
+              <w:t>Full 132 months</w:t>
+            </w:r>
+          </w:p>
+        </w:tc>
+      </w:tr>
+      <w:tr>
+        <w:trPr>
+          <w:cantSplit/>
+        </w:trPr>
+        <w:tc>
+          <w:tcPr>
+            <w:tcW w:type="dxa" w:w="864"/>
+            <w:tcMar>
+              <w:top w:w="40" w:type="dxa"/>
+              <w:left w:w="55" w:type="dxa"/>
+              <w:bottom w:w="40" w:type="dxa"/>
+              <w:right w:w="55" w:type="dxa"/>
+            </w:tcMar>
+          </w:tcPr>
+          <w:p>
+            <w:pPr>
+              <w:keepNext/>
+              <w:keepLines/>
+              <w:spacing w:after="20" w:before="20" w:line="240" w:lineRule="auto"/>
+              <w:ind w:firstLine="0"/>
+              <w:jc w:val="left"/>
+            </w:pPr>
+            <w:r/>
+            <w:r>
+              <w:rPr>
+                <w:rFonts w:ascii="Times New Roman" w:hAnsi="Times New Roman" w:eastAsia="Times New Roman"/>
+                <w:b w:val="0"/>
+                <w:i w:val="0"/>
+                <w:sz w:val="19"/>
+              </w:rPr>
+              <w:t>CHD</w:t>
+            </w:r>
+          </w:p>
+        </w:tc>
+        <w:tc>
+          <w:tcPr>
+            <w:tcW w:type="dxa" w:w="2376"/>
+            <w:tcMar>
+              <w:top w:w="40" w:type="dxa"/>
+              <w:left w:w="55" w:type="dxa"/>
+              <w:bottom w:w="40" w:type="dxa"/>
+              <w:right w:w="55" w:type="dxa"/>
+            </w:tcMar>
+          </w:tcPr>
+          <w:p>
+            <w:pPr>
+              <w:keepNext/>
+              <w:keepLines/>
+              <w:spacing w:after="20" w:before="20" w:line="240" w:lineRule="auto"/>
+              <w:ind w:firstLine="0"/>
+              <w:jc w:val="left"/>
+            </w:pPr>
+            <w:r/>
+            <w:r>
+              <w:rPr>
+                <w:rFonts w:ascii="Times New Roman" w:hAnsi="Times New Roman" w:eastAsia="Times New Roman"/>
+                <w:b w:val="0"/>
+                <w:i w:val="0"/>
+                <w:sz w:val="19"/>
+              </w:rPr>
+              <w:t>Hot nights / 5 days</w:t>
+            </w:r>
+          </w:p>
+        </w:tc>
+        <w:tc>
+          <w:tcPr>
+            <w:tcW w:type="dxa" w:w="3060"/>
+            <w:tcMar>
+              <w:top w:w="40" w:type="dxa"/>
+              <w:left w:w="55" w:type="dxa"/>
+              <w:bottom w:w="40" w:type="dxa"/>
+              <w:right w:w="55" w:type="dxa"/>
+            </w:tcMar>
+          </w:tcPr>
+          <w:p>
+            <w:pPr>
+              <w:keepNext/>
+              <w:keepLines/>
+              <w:spacing w:after="20" w:before="20" w:line="240" w:lineRule="auto"/>
+              <w:ind w:firstLine="0"/>
+              <w:jc w:val="left"/>
+            </w:pPr>
+            <w:r/>
+            <w:r>
+              <w:rPr>
+                <w:rFonts w:ascii="Times New Roman" w:hAnsi="Times New Roman" w:eastAsia="Times New Roman"/>
+                <w:b w:val="0"/>
+                <w:i w:val="0"/>
+                <w:sz w:val="19"/>
+              </w:rPr>
+              <w:t>1.011 (0.991–1.032)</w:t>
+            </w:r>
+          </w:p>
+        </w:tc>
+        <w:tc>
+          <w:tcPr>
+            <w:tcW w:type="dxa" w:w="3060"/>
+            <w:tcMar>
+              <w:top w:w="40" w:type="dxa"/>
+              <w:left w:w="55" w:type="dxa"/>
+              <w:bottom w:w="40" w:type="dxa"/>
+              <w:right w:w="55" w:type="dxa"/>
+            </w:tcMar>
+          </w:tcPr>
+          <w:p>
+            <w:pPr>
+              <w:keepNext/>
+              <w:keepLines/>
+              <w:spacing w:after="20" w:before="20" w:line="240" w:lineRule="auto"/>
+              <w:ind w:firstLine="0"/>
+              <w:jc w:val="left"/>
+            </w:pPr>
+            <w:r/>
+            <w:r>
+              <w:rPr>
+                <w:rFonts w:ascii="Times New Roman" w:hAnsi="Times New Roman" w:eastAsia="Times New Roman"/>
+                <w:b w:val="0"/>
+                <w:i w:val="0"/>
+                <w:sz w:val="19"/>
+              </w:rPr>
+              <w:t>1.022 (1.002–1.042)</w:t>
+            </w:r>
+          </w:p>
+        </w:tc>
+      </w:tr>
+      <w:tr>
+        <w:trPr>
+          <w:cantSplit/>
+        </w:trPr>
+        <w:tc>
+          <w:tcPr>
+            <w:tcW w:type="dxa" w:w="864"/>
+            <w:tcMar>
+              <w:top w:w="40" w:type="dxa"/>
+              <w:left w:w="55" w:type="dxa"/>
+              <w:bottom w:w="40" w:type="dxa"/>
+              <w:right w:w="55" w:type="dxa"/>
+            </w:tcMar>
+          </w:tcPr>
+          <w:p>
+            <w:pPr>
+              <w:keepNext/>
+              <w:keepLines/>
+              <w:spacing w:after="20" w:before="20" w:line="240" w:lineRule="auto"/>
+              <w:ind w:firstLine="0"/>
+              <w:jc w:val="left"/>
+            </w:pPr>
+            <w:r/>
+            <w:r>
+              <w:rPr>
+                <w:rFonts w:ascii="Times New Roman" w:hAnsi="Times New Roman" w:eastAsia="Times New Roman"/>
+                <w:b w:val="0"/>
+                <w:i w:val="0"/>
+                <w:sz w:val="19"/>
+              </w:rPr>
+              <w:t>CHD</w:t>
+            </w:r>
+          </w:p>
+        </w:tc>
+        <w:tc>
+          <w:tcPr>
+            <w:tcW w:type="dxa" w:w="2376"/>
+            <w:tcMar>
+              <w:top w:w="40" w:type="dxa"/>
+              <w:left w:w="55" w:type="dxa"/>
+              <w:bottom w:w="40" w:type="dxa"/>
+              <w:right w:w="55" w:type="dxa"/>
+            </w:tcMar>
+          </w:tcPr>
+          <w:p>
+            <w:pPr>
+              <w:keepNext/>
+              <w:keepLines/>
+              <w:spacing w:after="20" w:before="20" w:line="240" w:lineRule="auto"/>
+              <w:ind w:firstLine="0"/>
+              <w:jc w:val="left"/>
+            </w:pPr>
+            <w:r/>
+            <w:r>
+              <w:rPr>
+                <w:rFonts w:ascii="Times New Roman" w:hAnsi="Times New Roman" w:eastAsia="Times New Roman"/>
+                <w:b w:val="0"/>
+                <w:i w:val="0"/>
+                <w:sz w:val="19"/>
+              </w:rPr>
+              <w:t>Very hot days / 5 days</w:t>
+            </w:r>
+          </w:p>
+        </w:tc>
+        <w:tc>
+          <w:tcPr>
+            <w:tcW w:type="dxa" w:w="3060"/>
+            <w:tcMar>
+              <w:top w:w="40" w:type="dxa"/>
+              <w:left w:w="55" w:type="dxa"/>
+              <w:bottom w:w="40" w:type="dxa"/>
+              <w:right w:w="55" w:type="dxa"/>
+            </w:tcMar>
+          </w:tcPr>
+          <w:p>
+            <w:pPr>
+              <w:keepNext/>
+              <w:keepLines/>
+              <w:spacing w:after="20" w:before="20" w:line="240" w:lineRule="auto"/>
+              <w:ind w:firstLine="0"/>
+              <w:jc w:val="left"/>
+            </w:pPr>
+            <w:r/>
+            <w:r>
+              <w:rPr>
+                <w:rFonts w:ascii="Times New Roman" w:hAnsi="Times New Roman" w:eastAsia="Times New Roman"/>
+                <w:b w:val="0"/>
+                <w:i w:val="0"/>
+                <w:sz w:val="19"/>
+              </w:rPr>
+              <w:t>0.997 (0.982–1.012)</w:t>
+            </w:r>
+          </w:p>
+        </w:tc>
+        <w:tc>
+          <w:tcPr>
+            <w:tcW w:type="dxa" w:w="3060"/>
+            <w:tcMar>
+              <w:top w:w="40" w:type="dxa"/>
+              <w:left w:w="55" w:type="dxa"/>
+              <w:bottom w:w="40" w:type="dxa"/>
+              <w:right w:w="55" w:type="dxa"/>
+            </w:tcMar>
+          </w:tcPr>
+          <w:p>
+            <w:pPr>
+              <w:keepNext/>
+              <w:keepLines/>
+              <w:spacing w:after="20" w:before="20" w:line="240" w:lineRule="auto"/>
+              <w:ind w:firstLine="0"/>
+              <w:jc w:val="left"/>
+            </w:pPr>
+            <w:r/>
+            <w:r>
+              <w:rPr>
+                <w:rFonts w:ascii="Times New Roman" w:hAnsi="Times New Roman" w:eastAsia="Times New Roman"/>
+                <w:b w:val="0"/>
+                <w:i w:val="0"/>
+                <w:sz w:val="19"/>
+              </w:rPr>
+              <w:t>0.999 (0.974–1.025)</w:t>
+            </w:r>
+          </w:p>
+        </w:tc>
+      </w:tr>
+      <w:tr>
+        <w:trPr>
+          <w:cantSplit/>
+        </w:trPr>
+        <w:tc>
+          <w:tcPr>
+            <w:tcW w:type="dxa" w:w="864"/>
+            <w:tcMar>
+              <w:top w:w="40" w:type="dxa"/>
+              <w:left w:w="55" w:type="dxa"/>
+              <w:bottom w:w="40" w:type="dxa"/>
+              <w:right w:w="55" w:type="dxa"/>
+            </w:tcMar>
+          </w:tcPr>
+          <w:p>
+            <w:pPr>
+              <w:keepNext/>
+              <w:keepLines/>
+              <w:spacing w:after="20" w:before="20" w:line="240" w:lineRule="auto"/>
+              <w:ind w:firstLine="0"/>
+              <w:jc w:val="left"/>
+            </w:pPr>
+            <w:r/>
+            <w:r>
+              <w:rPr>
+                <w:rFonts w:ascii="Times New Roman" w:hAnsi="Times New Roman" w:eastAsia="Times New Roman"/>
+                <w:b w:val="0"/>
+                <w:i w:val="0"/>
+                <w:sz w:val="19"/>
+              </w:rPr>
+              <w:t>CHD</w:t>
+            </w:r>
+          </w:p>
+        </w:tc>
+        <w:tc>
+          <w:tcPr>
+            <w:tcW w:type="dxa" w:w="2376"/>
+            <w:tcMar>
+              <w:top w:w="40" w:type="dxa"/>
+              <w:left w:w="55" w:type="dxa"/>
+              <w:bottom w:w="40" w:type="dxa"/>
+              <w:right w:w="55" w:type="dxa"/>
+            </w:tcMar>
+          </w:tcPr>
+          <w:p>
+            <w:pPr>
+              <w:keepNext/>
+              <w:keepLines/>
+              <w:spacing w:after="20" w:before="20" w:line="240" w:lineRule="auto"/>
+              <w:ind w:firstLine="0"/>
+              <w:jc w:val="left"/>
+            </w:pPr>
+            <w:r/>
+            <w:r>
+              <w:rPr>
+                <w:rFonts w:ascii="Times New Roman" w:hAnsi="Times New Roman" w:eastAsia="Times New Roman"/>
+                <w:b w:val="0"/>
+                <w:i w:val="0"/>
+                <w:sz w:val="19"/>
+              </w:rPr>
+              <w:t>Cold days / 5 days</w:t>
+            </w:r>
+          </w:p>
+        </w:tc>
+        <w:tc>
+          <w:tcPr>
+            <w:tcW w:type="dxa" w:w="3060"/>
+            <w:tcMar>
+              <w:top w:w="40" w:type="dxa"/>
+              <w:left w:w="55" w:type="dxa"/>
+              <w:bottom w:w="40" w:type="dxa"/>
+              <w:right w:w="55" w:type="dxa"/>
+            </w:tcMar>
+          </w:tcPr>
+          <w:p>
+            <w:pPr>
+              <w:keepNext/>
+              <w:keepLines/>
+              <w:spacing w:after="20" w:before="20" w:line="240" w:lineRule="auto"/>
+              <w:ind w:firstLine="0"/>
+              <w:jc w:val="left"/>
+            </w:pPr>
+            <w:r/>
+            <w:r>
+              <w:rPr>
+                <w:rFonts w:ascii="Times New Roman" w:hAnsi="Times New Roman" w:eastAsia="Times New Roman"/>
+                <w:b w:val="0"/>
+                <w:i w:val="0"/>
+                <w:sz w:val="19"/>
+              </w:rPr>
+              <w:t>1.036 (1.007–1.067)</w:t>
+            </w:r>
+          </w:p>
+        </w:tc>
+        <w:tc>
+          <w:tcPr>
+            <w:tcW w:type="dxa" w:w="3060"/>
+            <w:tcMar>
+              <w:top w:w="40" w:type="dxa"/>
+              <w:left w:w="55" w:type="dxa"/>
+              <w:bottom w:w="40" w:type="dxa"/>
+              <w:right w:w="55" w:type="dxa"/>
+            </w:tcMar>
+          </w:tcPr>
+          <w:p>
+            <w:pPr>
+              <w:keepNext/>
+              <w:keepLines/>
+              <w:spacing w:after="20" w:before="20" w:line="240" w:lineRule="auto"/>
+              <w:ind w:firstLine="0"/>
+              <w:jc w:val="left"/>
+            </w:pPr>
+            <w:r/>
+            <w:r>
+              <w:rPr>
+                <w:rFonts w:ascii="Times New Roman" w:hAnsi="Times New Roman" w:eastAsia="Times New Roman"/>
+                <w:b w:val="0"/>
+                <w:i w:val="0"/>
+                <w:sz w:val="19"/>
+              </w:rPr>
+              <w:t>0.995 (0.949–1.043)</w:t>
+            </w:r>
+          </w:p>
+        </w:tc>
+      </w:tr>
+      <w:tr>
+        <w:trPr>
+          <w:cantSplit/>
+        </w:trPr>
+        <w:tc>
+          <w:tcPr>
+            <w:tcW w:type="dxa" w:w="864"/>
+            <w:tcMar>
+              <w:top w:w="40" w:type="dxa"/>
+              <w:left w:w="55" w:type="dxa"/>
+              <w:bottom w:w="40" w:type="dxa"/>
+              <w:right w:w="55" w:type="dxa"/>
+            </w:tcMar>
+          </w:tcPr>
+          <w:p>
+            <w:pPr>
+              <w:keepNext/>
+              <w:keepLines/>
+              <w:spacing w:after="20" w:before="20" w:line="240" w:lineRule="auto"/>
+              <w:ind w:firstLine="0"/>
+              <w:jc w:val="left"/>
+            </w:pPr>
+            <w:r/>
+            <w:r>
+              <w:rPr>
+                <w:rFonts w:ascii="Times New Roman" w:hAnsi="Times New Roman" w:eastAsia="Times New Roman"/>
+                <w:b w:val="0"/>
+                <w:i w:val="0"/>
+                <w:sz w:val="19"/>
+              </w:rPr>
+              <w:t>HF</w:t>
+            </w:r>
+          </w:p>
+        </w:tc>
+        <w:tc>
+          <w:tcPr>
+            <w:tcW w:type="dxa" w:w="2376"/>
+            <w:tcMar>
+              <w:top w:w="40" w:type="dxa"/>
+              <w:left w:w="55" w:type="dxa"/>
+              <w:bottom w:w="40" w:type="dxa"/>
+              <w:right w:w="55" w:type="dxa"/>
+            </w:tcMar>
+          </w:tcPr>
+          <w:p>
+            <w:pPr>
+              <w:keepNext/>
+              <w:keepLines/>
+              <w:spacing w:after="20" w:before="20" w:line="240" w:lineRule="auto"/>
+              <w:ind w:firstLine="0"/>
+              <w:jc w:val="left"/>
+            </w:pPr>
+            <w:r/>
+            <w:r>
+              <w:rPr>
+                <w:rFonts w:ascii="Times New Roman" w:hAnsi="Times New Roman" w:eastAsia="Times New Roman"/>
+                <w:b w:val="0"/>
+                <w:i w:val="0"/>
+                <w:sz w:val="19"/>
+              </w:rPr>
+              <w:t>Hot nights / 5 days</w:t>
+            </w:r>
+          </w:p>
+        </w:tc>
+        <w:tc>
+          <w:tcPr>
+            <w:tcW w:type="dxa" w:w="3060"/>
+            <w:tcMar>
+              <w:top w:w="40" w:type="dxa"/>
+              <w:left w:w="55" w:type="dxa"/>
+              <w:bottom w:w="40" w:type="dxa"/>
+              <w:right w:w="55" w:type="dxa"/>
+            </w:tcMar>
+          </w:tcPr>
+          <w:p>
+            <w:pPr>
+              <w:keepNext/>
+              <w:keepLines/>
+              <w:spacing w:after="20" w:before="20" w:line="240" w:lineRule="auto"/>
+              <w:ind w:firstLine="0"/>
+              <w:jc w:val="left"/>
+            </w:pPr>
+            <w:r/>
+            <w:r>
+              <w:rPr>
+                <w:rFonts w:ascii="Times New Roman" w:hAnsi="Times New Roman" w:eastAsia="Times New Roman"/>
+                <w:b w:val="0"/>
+                <w:i w:val="0"/>
+                <w:sz w:val="19"/>
+              </w:rPr>
+              <w:t>0.965 (0.937–0.994)</w:t>
+            </w:r>
+          </w:p>
+        </w:tc>
+        <w:tc>
+          <w:tcPr>
+            <w:tcW w:type="dxa" w:w="3060"/>
+            <w:tcMar>
+              <w:top w:w="40" w:type="dxa"/>
+              <w:left w:w="55" w:type="dxa"/>
+              <w:bottom w:w="40" w:type="dxa"/>
+              <w:right w:w="55" w:type="dxa"/>
+            </w:tcMar>
+          </w:tcPr>
+          <w:p>
+            <w:pPr>
+              <w:keepNext/>
+              <w:keepLines/>
+              <w:spacing w:after="20" w:before="20" w:line="240" w:lineRule="auto"/>
+              <w:ind w:firstLine="0"/>
+              <w:jc w:val="left"/>
+            </w:pPr>
+            <w:r/>
+            <w:r>
+              <w:rPr>
+                <w:rFonts w:ascii="Times New Roman" w:hAnsi="Times New Roman" w:eastAsia="Times New Roman"/>
+                <w:b w:val="0"/>
+                <w:i w:val="0"/>
+                <w:sz w:val="19"/>
+              </w:rPr>
+              <w:t>1.003 (0.976–1.031)</w:t>
+            </w:r>
+          </w:p>
+        </w:tc>
+      </w:tr>
+      <w:tr>
+        <w:trPr>
+          <w:cantSplit/>
+        </w:trPr>
+        <w:tc>
+          <w:tcPr>
+            <w:tcW w:type="dxa" w:w="864"/>
+            <w:tcMar>
+              <w:top w:w="40" w:type="dxa"/>
+              <w:left w:w="55" w:type="dxa"/>
+              <w:bottom w:w="40" w:type="dxa"/>
+              <w:right w:w="55" w:type="dxa"/>
+            </w:tcMar>
+          </w:tcPr>
+          <w:p>
+            <w:pPr>
+              <w:keepNext/>
+              <w:keepLines/>
+              <w:spacing w:after="20" w:before="20" w:line="240" w:lineRule="auto"/>
+              <w:ind w:firstLine="0"/>
+              <w:jc w:val="left"/>
+            </w:pPr>
+            <w:r/>
+            <w:r>
+              <w:rPr>
+                <w:rFonts w:ascii="Times New Roman" w:hAnsi="Times New Roman" w:eastAsia="Times New Roman"/>
+                <w:b w:val="0"/>
+                <w:i w:val="0"/>
+                <w:sz w:val="19"/>
+              </w:rPr>
+              <w:t>HF</w:t>
+            </w:r>
+          </w:p>
+        </w:tc>
+        <w:tc>
+          <w:tcPr>
+            <w:tcW w:type="dxa" w:w="2376"/>
+            <w:tcMar>
+              <w:top w:w="40" w:type="dxa"/>
+              <w:left w:w="55" w:type="dxa"/>
+              <w:bottom w:w="40" w:type="dxa"/>
+              <w:right w:w="55" w:type="dxa"/>
+            </w:tcMar>
+          </w:tcPr>
+          <w:p>
+            <w:pPr>
+              <w:keepNext/>
+              <w:keepLines/>
+              <w:spacing w:after="20" w:before="20" w:line="240" w:lineRule="auto"/>
+              <w:ind w:firstLine="0"/>
+              <w:jc w:val="left"/>
+            </w:pPr>
+            <w:r/>
+            <w:r>
+              <w:rPr>
+                <w:rFonts w:ascii="Times New Roman" w:hAnsi="Times New Roman" w:eastAsia="Times New Roman"/>
+                <w:b w:val="0"/>
+                <w:i w:val="0"/>
+                <w:sz w:val="19"/>
+              </w:rPr>
+              <w:t>Very hot days / 5 days</w:t>
+            </w:r>
+          </w:p>
+        </w:tc>
+        <w:tc>
+          <w:tcPr>
+            <w:tcW w:type="dxa" w:w="3060"/>
+            <w:tcMar>
+              <w:top w:w="40" w:type="dxa"/>
+              <w:left w:w="55" w:type="dxa"/>
+              <w:bottom w:w="40" w:type="dxa"/>
+              <w:right w:w="55" w:type="dxa"/>
+            </w:tcMar>
+          </w:tcPr>
+          <w:p>
+            <w:pPr>
+              <w:keepNext/>
+              <w:keepLines/>
+              <w:spacing w:after="20" w:before="20" w:line="240" w:lineRule="auto"/>
+              <w:ind w:firstLine="0"/>
+              <w:jc w:val="left"/>
+            </w:pPr>
+            <w:r/>
+            <w:r>
+              <w:rPr>
+                <w:rFonts w:ascii="Times New Roman" w:hAnsi="Times New Roman" w:eastAsia="Times New Roman"/>
+                <w:b w:val="0"/>
+                <w:i w:val="0"/>
+                <w:sz w:val="19"/>
+              </w:rPr>
+              <w:t>0.990 (0.960–1.021)</w:t>
+            </w:r>
+          </w:p>
+        </w:tc>
+        <w:tc>
+          <w:tcPr>
+            <w:tcW w:type="dxa" w:w="3060"/>
+            <w:tcMar>
+              <w:top w:w="40" w:type="dxa"/>
+              <w:left w:w="55" w:type="dxa"/>
+              <w:bottom w:w="40" w:type="dxa"/>
+              <w:right w:w="55" w:type="dxa"/>
+            </w:tcMar>
+          </w:tcPr>
+          <w:p>
+            <w:pPr>
+              <w:keepNext/>
+              <w:keepLines/>
+              <w:spacing w:after="20" w:before="20" w:line="240" w:lineRule="auto"/>
+              <w:ind w:firstLine="0"/>
+              <w:jc w:val="left"/>
+            </w:pPr>
+            <w:r/>
+            <w:r>
+              <w:rPr>
+                <w:rFonts w:ascii="Times New Roman" w:hAnsi="Times New Roman" w:eastAsia="Times New Roman"/>
+                <w:b w:val="0"/>
+                <w:i w:val="0"/>
+                <w:sz w:val="19"/>
+              </w:rPr>
+              <w:t>0.995 (0.963–1.028)</w:t>
+            </w:r>
+          </w:p>
+        </w:tc>
+      </w:tr>
+      <w:tr>
+        <w:trPr>
+          <w:cantSplit/>
+        </w:trPr>
+        <w:tc>
+          <w:tcPr>
+            <w:tcW w:type="dxa" w:w="864"/>
+            <w:tcMar>
+              <w:top w:w="40" w:type="dxa"/>
+              <w:left w:w="55" w:type="dxa"/>
+              <w:bottom w:w="40" w:type="dxa"/>
+              <w:right w:w="55" w:type="dxa"/>
+            </w:tcMar>
+          </w:tcPr>
+          <w:p>
+            <w:pPr>
+              <w:keepNext w:val="0"/>
+              <w:keepLines/>
+              <w:spacing w:after="20" w:before="20" w:line="240" w:lineRule="auto"/>
+              <w:ind w:firstLine="0"/>
+              <w:jc w:val="left"/>
+            </w:pPr>
+            <w:r/>
+            <w:r>
+              <w:rPr>
+                <w:rFonts w:ascii="Times New Roman" w:hAnsi="Times New Roman" w:eastAsia="Times New Roman"/>
+                <w:b w:val="0"/>
+                <w:i w:val="0"/>
+                <w:sz w:val="19"/>
+              </w:rPr>
+              <w:t>HF</w:t>
+            </w:r>
+          </w:p>
+        </w:tc>
+        <w:tc>
+          <w:tcPr>
+            <w:tcW w:type="dxa" w:w="2376"/>
+            <w:tcMar>
+              <w:top w:w="40" w:type="dxa"/>
+              <w:left w:w="55" w:type="dxa"/>
+              <w:bottom w:w="40" w:type="dxa"/>
+              <w:right w:w="55" w:type="dxa"/>
+            </w:tcMar>
+          </w:tcPr>
+          <w:p>
+            <w:pPr>
+              <w:keepNext w:val="0"/>
+              <w:keepLines/>
+              <w:spacing w:after="20" w:before="20" w:line="240" w:lineRule="auto"/>
+              <w:ind w:firstLine="0"/>
+              <w:jc w:val="left"/>
+            </w:pPr>
+            <w:r/>
+            <w:r>
+              <w:rPr>
+                <w:rFonts w:ascii="Times New Roman" w:hAnsi="Times New Roman" w:eastAsia="Times New Roman"/>
+                <w:b w:val="0"/>
+                <w:i w:val="0"/>
+                <w:sz w:val="19"/>
+              </w:rPr>
+              <w:t>Cold days / 5 days</w:t>
+            </w:r>
+          </w:p>
+        </w:tc>
+        <w:tc>
+          <w:tcPr>
+            <w:tcW w:type="dxa" w:w="3060"/>
+            <w:tcMar>
+              <w:top w:w="40" w:type="dxa"/>
+              <w:left w:w="55" w:type="dxa"/>
+              <w:bottom w:w="40" w:type="dxa"/>
+              <w:right w:w="55" w:type="dxa"/>
+            </w:tcMar>
+          </w:tcPr>
+          <w:p>
+            <w:pPr>
+              <w:keepNext w:val="0"/>
+              <w:keepLines/>
+              <w:spacing w:after="20" w:before="20" w:line="240" w:lineRule="auto"/>
+              <w:ind w:firstLine="0"/>
+              <w:jc w:val="left"/>
+            </w:pPr>
+            <w:r/>
+            <w:r>
+              <w:rPr>
+                <w:rFonts w:ascii="Times New Roman" w:hAnsi="Times New Roman" w:eastAsia="Times New Roman"/>
+                <w:b w:val="0"/>
+                <w:i w:val="0"/>
+                <w:sz w:val="19"/>
+              </w:rPr>
+              <w:t>1.113 (1.053–1.176)</w:t>
+            </w:r>
+          </w:p>
+        </w:tc>
+        <w:tc>
+          <w:tcPr>
+            <w:tcW w:type="dxa" w:w="3060"/>
+            <w:tcMar>
+              <w:top w:w="40" w:type="dxa"/>
+              <w:left w:w="55" w:type="dxa"/>
+              <w:bottom w:w="40" w:type="dxa"/>
+              <w:right w:w="55" w:type="dxa"/>
+            </w:tcMar>
+          </w:tcPr>
+          <w:p>
+            <w:pPr>
+              <w:keepNext w:val="0"/>
+              <w:keepLines/>
+              <w:spacing w:after="20" w:before="20" w:line="240" w:lineRule="auto"/>
+              <w:ind w:firstLine="0"/>
+              <w:jc w:val="left"/>
+            </w:pPr>
+            <w:r/>
+            <w:r>
+              <w:rPr>
+                <w:rFonts w:ascii="Times New Roman" w:hAnsi="Times New Roman" w:eastAsia="Times New Roman"/>
+                <w:b w:val="0"/>
+                <w:i w:val="0"/>
+                <w:sz w:val="19"/>
+              </w:rPr>
+              <w:t>1.073 (1.006–1.144)</w:t>
+            </w:r>
+          </w:p>
+        </w:tc>
+      </w:tr>
+    </w:tbl>
+    <w:p>
+      <w:pPr>
+        <w:spacing w:after="120" w:before="0" w:line="240" w:lineRule="auto"/>
+        <w:ind w:firstLine="0"/>
+        <w:jc w:val="left"/>
+      </w:pPr>
+      <w:r>
+        <w:rPr>
+          <w:rFonts w:ascii="Times New Roman" w:hAnsi="Times New Roman" w:eastAsia="Times New Roman"/>
+          <w:b w:val="0"/>
+          <w:i w:val="0"/>
+          <w:sz w:val="4"/>
+        </w:rPr>
       </w:r>
     </w:p>
     <w:p>
@@ -2768,7 +4934,7 @@
           <w:i/>
           <w:sz w:val="21"/>
         </w:rPr>
-        <w:t>Supplementary Table S3. Complete official day panel under alternative calendar specifications. Ratios per five days with Newey–West lag-six intervals. Baseline and nested values are in main Table 2. Year indicators replace the spline. COVID-phase intercepts supplement the baseline in the full series; they are not a third window. Omission checks shorten the series. These sensitivity estimates have no multiplicity adjustment.</w:t>
+        <w:t>Supplementary Table S5. Complete official day panel under alternative calendar specifications. Coronary heart disease (CHD) and heart failure (HF) ratios per five days with Newey–West lag-six intervals. The full series is January 2013–December 2023. Baseline and nested values are in Supplementary Table S4. Year indicators replace the spline. COVID-phase intercepts supplement the baseline in the full series; they are not a third window. Omission checks shorten the series. These sensitivity estimates have no multiplicity adjustment.</w:t>
       </w:r>
     </w:p>
     <w:p>
@@ -2807,10 +4973,10 @@
         </w:tblBorders>
       </w:tblPr>
       <w:tblGrid>
-        <w:gridCol w:w="2664"/>
-        <w:gridCol w:w="2040"/>
-        <w:gridCol w:w="2040"/>
-        <w:gridCol w:w="2040"/>
+        <w:gridCol w:w="2520"/>
+        <w:gridCol w:w="2275"/>
+        <w:gridCol w:w="2275"/>
+        <w:gridCol w:w="2289"/>
       </w:tblGrid>
       <w:tr>
         <w:trPr>
@@ -2819,7 +4985,7 @@
         </w:trPr>
         <w:tc>
           <w:tcPr>
-            <w:tcW w:type="dxa" w:w="2664"/>
+            <w:tcW w:type="dxa" w:w="2520"/>
             <w:tcMar>
               <w:top w:w="40" w:type="dxa"/>
               <w:left w:w="55" w:type="dxa"/>
@@ -2849,7 +5015,7 @@
         </w:tc>
         <w:tc>
           <w:tcPr>
-            <w:tcW w:type="dxa" w:w="2040"/>
+            <w:tcW w:type="dxa" w:w="2275"/>
             <w:tcMar>
               <w:top w:w="40" w:type="dxa"/>
               <w:left w:w="55" w:type="dxa"/>
@@ -2879,7 +5045,7 @@
         </w:tc>
         <w:tc>
           <w:tcPr>
-            <w:tcW w:type="dxa" w:w="2040"/>
+            <w:tcW w:type="dxa" w:w="2275"/>
             <w:tcMar>
               <w:top w:w="40" w:type="dxa"/>
               <w:left w:w="55" w:type="dxa"/>
@@ -2909,7 +5075,7 @@
         </w:tc>
         <w:tc>
           <w:tcPr>
-            <w:tcW w:type="dxa" w:w="2040"/>
+            <w:tcW w:type="dxa" w:w="2290"/>
             <w:tcMar>
               <w:top w:w="40" w:type="dxa"/>
               <w:left w:w="55" w:type="dxa"/>
@@ -2944,7 +5110,7 @@
         </w:trPr>
         <w:tc>
           <w:tcPr>
-            <w:tcW w:type="dxa" w:w="2664"/>
+            <w:tcW w:type="dxa" w:w="2520"/>
             <w:tcMar>
               <w:top w:w="40" w:type="dxa"/>
               <w:left w:w="55" w:type="dxa"/>
@@ -2974,7 +5140,7 @@
         </w:tc>
         <w:tc>
           <w:tcPr>
-            <w:tcW w:type="dxa" w:w="2040"/>
+            <w:tcW w:type="dxa" w:w="2275"/>
             <w:tcMar>
               <w:top w:w="40" w:type="dxa"/>
               <w:left w:w="55" w:type="dxa"/>
@@ -3004,7 +5170,7 @@
         </w:tc>
         <w:tc>
           <w:tcPr>
-            <w:tcW w:type="dxa" w:w="2040"/>
+            <w:tcW w:type="dxa" w:w="2275"/>
             <w:tcMar>
               <w:top w:w="40" w:type="dxa"/>
               <w:left w:w="55" w:type="dxa"/>
@@ -3034,7 +5200,7 @@
         </w:tc>
         <w:tc>
           <w:tcPr>
-            <w:tcW w:type="dxa" w:w="2040"/>
+            <w:tcW w:type="dxa" w:w="2290"/>
             <w:tcMar>
               <w:top w:w="40" w:type="dxa"/>
               <w:left w:w="55" w:type="dxa"/>
@@ -3069,7 +5235,7 @@
         </w:trPr>
         <w:tc>
           <w:tcPr>
-            <w:tcW w:type="dxa" w:w="2664"/>
+            <w:tcW w:type="dxa" w:w="2520"/>
             <w:tcMar>
               <w:top w:w="40" w:type="dxa"/>
               <w:left w:w="55" w:type="dxa"/>
@@ -3099,7 +5265,7 @@
         </w:tc>
         <w:tc>
           <w:tcPr>
-            <w:tcW w:type="dxa" w:w="2040"/>
+            <w:tcW w:type="dxa" w:w="2275"/>
             <w:tcMar>
               <w:top w:w="40" w:type="dxa"/>
               <w:left w:w="55" w:type="dxa"/>
@@ -3129,7 +5295,7 @@
         </w:tc>
         <w:tc>
           <w:tcPr>
-            <w:tcW w:type="dxa" w:w="2040"/>
+            <w:tcW w:type="dxa" w:w="2275"/>
             <w:tcMar>
               <w:top w:w="40" w:type="dxa"/>
               <w:left w:w="55" w:type="dxa"/>
@@ -3159,7 +5325,7 @@
         </w:tc>
         <w:tc>
           <w:tcPr>
-            <w:tcW w:type="dxa" w:w="2040"/>
+            <w:tcW w:type="dxa" w:w="2290"/>
             <w:tcMar>
               <w:top w:w="40" w:type="dxa"/>
               <w:left w:w="55" w:type="dxa"/>
@@ -3194,7 +5360,7 @@
         </w:trPr>
         <w:tc>
           <w:tcPr>
-            <w:tcW w:type="dxa" w:w="2664"/>
+            <w:tcW w:type="dxa" w:w="2520"/>
             <w:tcMar>
               <w:top w:w="40" w:type="dxa"/>
               <w:left w:w="55" w:type="dxa"/>
@@ -3224,7 +5390,7 @@
         </w:tc>
         <w:tc>
           <w:tcPr>
-            <w:tcW w:type="dxa" w:w="2040"/>
+            <w:tcW w:type="dxa" w:w="2275"/>
             <w:tcMar>
               <w:top w:w="40" w:type="dxa"/>
               <w:left w:w="55" w:type="dxa"/>
@@ -3254,7 +5420,7 @@
         </w:tc>
         <w:tc>
           <w:tcPr>
-            <w:tcW w:type="dxa" w:w="2040"/>
+            <w:tcW w:type="dxa" w:w="2275"/>
             <w:tcMar>
               <w:top w:w="40" w:type="dxa"/>
               <w:left w:w="55" w:type="dxa"/>
@@ -3284,7 +5450,7 @@
         </w:tc>
         <w:tc>
           <w:tcPr>
-            <w:tcW w:type="dxa" w:w="2040"/>
+            <w:tcW w:type="dxa" w:w="2290"/>
             <w:tcMar>
               <w:top w:w="40" w:type="dxa"/>
               <w:left w:w="55" w:type="dxa"/>
@@ -3319,7 +5485,7 @@
         </w:trPr>
         <w:tc>
           <w:tcPr>
-            <w:tcW w:type="dxa" w:w="2664"/>
+            <w:tcW w:type="dxa" w:w="2520"/>
             <w:tcMar>
               <w:top w:w="40" w:type="dxa"/>
               <w:left w:w="55" w:type="dxa"/>
@@ -3349,7 +5515,7 @@
         </w:tc>
         <w:tc>
           <w:tcPr>
-            <w:tcW w:type="dxa" w:w="2040"/>
+            <w:tcW w:type="dxa" w:w="2275"/>
             <w:tcMar>
               <w:top w:w="40" w:type="dxa"/>
               <w:left w:w="55" w:type="dxa"/>
@@ -3379,7 +5545,7 @@
         </w:tc>
         <w:tc>
           <w:tcPr>
-            <w:tcW w:type="dxa" w:w="2040"/>
+            <w:tcW w:type="dxa" w:w="2275"/>
             <w:tcMar>
               <w:top w:w="40" w:type="dxa"/>
               <w:left w:w="55" w:type="dxa"/>
@@ -3409,7 +5575,7 @@
         </w:tc>
         <w:tc>
           <w:tcPr>
-            <w:tcW w:type="dxa" w:w="2040"/>
+            <w:tcW w:type="dxa" w:w="2290"/>
             <w:tcMar>
               <w:top w:w="40" w:type="dxa"/>
               <w:left w:w="55" w:type="dxa"/>
@@ -3444,7 +5610,7 @@
         </w:trPr>
         <w:tc>
           <w:tcPr>
-            <w:tcW w:type="dxa" w:w="2664"/>
+            <w:tcW w:type="dxa" w:w="2520"/>
             <w:tcMar>
               <w:top w:w="40" w:type="dxa"/>
               <w:left w:w="55" w:type="dxa"/>
@@ -3474,7 +5640,7 @@
         </w:tc>
         <w:tc>
           <w:tcPr>
-            <w:tcW w:type="dxa" w:w="2040"/>
+            <w:tcW w:type="dxa" w:w="2275"/>
             <w:tcMar>
               <w:top w:w="40" w:type="dxa"/>
               <w:left w:w="55" w:type="dxa"/>
@@ -3504,7 +5670,7 @@
         </w:tc>
         <w:tc>
           <w:tcPr>
-            <w:tcW w:type="dxa" w:w="2040"/>
+            <w:tcW w:type="dxa" w:w="2275"/>
             <w:tcMar>
               <w:top w:w="40" w:type="dxa"/>
               <w:left w:w="55" w:type="dxa"/>
@@ -3534,7 +5700,7 @@
         </w:tc>
         <w:tc>
           <w:tcPr>
-            <w:tcW w:type="dxa" w:w="2040"/>
+            <w:tcW w:type="dxa" w:w="2290"/>
             <w:tcMar>
               <w:top w:w="40" w:type="dxa"/>
               <w:left w:w="55" w:type="dxa"/>
@@ -3569,7 +5735,7 @@
         </w:trPr>
         <w:tc>
           <w:tcPr>
-            <w:tcW w:type="dxa" w:w="2664"/>
+            <w:tcW w:type="dxa" w:w="2520"/>
             <w:tcMar>
               <w:top w:w="40" w:type="dxa"/>
               <w:left w:w="55" w:type="dxa"/>
@@ -3599,7 +5765,7 @@
         </w:tc>
         <w:tc>
           <w:tcPr>
-            <w:tcW w:type="dxa" w:w="2040"/>
+            <w:tcW w:type="dxa" w:w="2275"/>
             <w:tcMar>
               <w:top w:w="40" w:type="dxa"/>
               <w:left w:w="55" w:type="dxa"/>
@@ -3629,7 +5795,7 @@
         </w:tc>
         <w:tc>
           <w:tcPr>
-            <w:tcW w:type="dxa" w:w="2040"/>
+            <w:tcW w:type="dxa" w:w="2275"/>
             <w:tcMar>
               <w:top w:w="40" w:type="dxa"/>
               <w:left w:w="55" w:type="dxa"/>
@@ -3659,7 +5825,7 @@
         </w:tc>
         <w:tc>
           <w:tcPr>
-            <w:tcW w:type="dxa" w:w="2040"/>
+            <w:tcW w:type="dxa" w:w="2290"/>
             <w:tcMar>
               <w:top w:w="40" w:type="dxa"/>
               <w:left w:w="55" w:type="dxa"/>
@@ -3694,7 +5860,7 @@
         </w:trPr>
         <w:tc>
           <w:tcPr>
-            <w:tcW w:type="dxa" w:w="2664"/>
+            <w:tcW w:type="dxa" w:w="2520"/>
             <w:tcMar>
               <w:top w:w="40" w:type="dxa"/>
               <w:left w:w="55" w:type="dxa"/>
@@ -3724,7 +5890,7 @@
         </w:tc>
         <w:tc>
           <w:tcPr>
-            <w:tcW w:type="dxa" w:w="2040"/>
+            <w:tcW w:type="dxa" w:w="2275"/>
             <w:tcMar>
               <w:top w:w="40" w:type="dxa"/>
               <w:left w:w="55" w:type="dxa"/>
@@ -3754,7 +5920,7 @@
         </w:tc>
         <w:tc>
           <w:tcPr>
-            <w:tcW w:type="dxa" w:w="2040"/>
+            <w:tcW w:type="dxa" w:w="2275"/>
             <w:tcMar>
               <w:top w:w="40" w:type="dxa"/>
               <w:left w:w="55" w:type="dxa"/>
@@ -3784,7 +5950,7 @@
         </w:tc>
         <w:tc>
           <w:tcPr>
-            <w:tcW w:type="dxa" w:w="2040"/>
+            <w:tcW w:type="dxa" w:w="2290"/>
             <w:tcMar>
               <w:top w:w="40" w:type="dxa"/>
               <w:left w:w="55" w:type="dxa"/>
@@ -3865,10 +6031,10 @@
         </w:tblBorders>
       </w:tblPr>
       <w:tblGrid>
-        <w:gridCol w:w="2664"/>
-        <w:gridCol w:w="2040"/>
-        <w:gridCol w:w="2040"/>
-        <w:gridCol w:w="2040"/>
+        <w:gridCol w:w="2520"/>
+        <w:gridCol w:w="2275"/>
+        <w:gridCol w:w="2275"/>
+        <w:gridCol w:w="2289"/>
       </w:tblGrid>
       <w:tr>
         <w:trPr>
@@ -3877,7 +6043,7 @@
         </w:trPr>
         <w:tc>
           <w:tcPr>
-            <w:tcW w:type="dxa" w:w="2664"/>
+            <w:tcW w:type="dxa" w:w="2520"/>
             <w:tcMar>
               <w:top w:w="40" w:type="dxa"/>
               <w:left w:w="55" w:type="dxa"/>
@@ -3907,7 +6073,7 @@
         </w:tc>
         <w:tc>
           <w:tcPr>
-            <w:tcW w:type="dxa" w:w="2040"/>
+            <w:tcW w:type="dxa" w:w="2275"/>
             <w:tcMar>
               <w:top w:w="40" w:type="dxa"/>
               <w:left w:w="55" w:type="dxa"/>
@@ -3937,7 +6103,7 @@
         </w:tc>
         <w:tc>
           <w:tcPr>
-            <w:tcW w:type="dxa" w:w="2040"/>
+            <w:tcW w:type="dxa" w:w="2275"/>
             <w:tcMar>
               <w:top w:w="40" w:type="dxa"/>
               <w:left w:w="55" w:type="dxa"/>
@@ -3967,7 +6133,7 @@
         </w:tc>
         <w:tc>
           <w:tcPr>
-            <w:tcW w:type="dxa" w:w="2040"/>
+            <w:tcW w:type="dxa" w:w="2290"/>
             <w:tcMar>
               <w:top w:w="40" w:type="dxa"/>
               <w:left w:w="55" w:type="dxa"/>
@@ -4002,7 +6168,7 @@
         </w:trPr>
         <w:tc>
           <w:tcPr>
-            <w:tcW w:type="dxa" w:w="2664"/>
+            <w:tcW w:type="dxa" w:w="2520"/>
             <w:tcMar>
               <w:top w:w="40" w:type="dxa"/>
               <w:left w:w="55" w:type="dxa"/>
@@ -4032,7 +6198,7 @@
         </w:tc>
         <w:tc>
           <w:tcPr>
-            <w:tcW w:type="dxa" w:w="2040"/>
+            <w:tcW w:type="dxa" w:w="2275"/>
             <w:tcMar>
               <w:top w:w="40" w:type="dxa"/>
               <w:left w:w="55" w:type="dxa"/>
@@ -4062,7 +6228,7 @@
         </w:tc>
         <w:tc>
           <w:tcPr>
-            <w:tcW w:type="dxa" w:w="2040"/>
+            <w:tcW w:type="dxa" w:w="2275"/>
             <w:tcMar>
               <w:top w:w="40" w:type="dxa"/>
               <w:left w:w="55" w:type="dxa"/>
@@ -4092,7 +6258,7 @@
         </w:tc>
         <w:tc>
           <w:tcPr>
-            <w:tcW w:type="dxa" w:w="2040"/>
+            <w:tcW w:type="dxa" w:w="2290"/>
             <w:tcMar>
               <w:top w:w="40" w:type="dxa"/>
               <w:left w:w="55" w:type="dxa"/>
@@ -4127,7 +6293,7 @@
         </w:trPr>
         <w:tc>
           <w:tcPr>
-            <w:tcW w:type="dxa" w:w="2664"/>
+            <w:tcW w:type="dxa" w:w="2520"/>
             <w:tcMar>
               <w:top w:w="40" w:type="dxa"/>
               <w:left w:w="55" w:type="dxa"/>
@@ -4157,7 +6323,7 @@
         </w:tc>
         <w:tc>
           <w:tcPr>
-            <w:tcW w:type="dxa" w:w="2040"/>
+            <w:tcW w:type="dxa" w:w="2275"/>
             <w:tcMar>
               <w:top w:w="40" w:type="dxa"/>
               <w:left w:w="55" w:type="dxa"/>
@@ -4187,7 +6353,7 @@
         </w:tc>
         <w:tc>
           <w:tcPr>
-            <w:tcW w:type="dxa" w:w="2040"/>
+            <w:tcW w:type="dxa" w:w="2275"/>
             <w:tcMar>
               <w:top w:w="40" w:type="dxa"/>
               <w:left w:w="55" w:type="dxa"/>
@@ -4217,7 +6383,7 @@
         </w:tc>
         <w:tc>
           <w:tcPr>
-            <w:tcW w:type="dxa" w:w="2040"/>
+            <w:tcW w:type="dxa" w:w="2290"/>
             <w:tcMar>
               <w:top w:w="40" w:type="dxa"/>
               <w:left w:w="55" w:type="dxa"/>
@@ -4252,7 +6418,7 @@
         </w:trPr>
         <w:tc>
           <w:tcPr>
-            <w:tcW w:type="dxa" w:w="2664"/>
+            <w:tcW w:type="dxa" w:w="2520"/>
             <w:tcMar>
               <w:top w:w="40" w:type="dxa"/>
               <w:left w:w="55" w:type="dxa"/>
@@ -4282,7 +6448,7 @@
         </w:tc>
         <w:tc>
           <w:tcPr>
-            <w:tcW w:type="dxa" w:w="2040"/>
+            <w:tcW w:type="dxa" w:w="2275"/>
             <w:tcMar>
               <w:top w:w="40" w:type="dxa"/>
               <w:left w:w="55" w:type="dxa"/>
@@ -4312,7 +6478,7 @@
         </w:tc>
         <w:tc>
           <w:tcPr>
-            <w:tcW w:type="dxa" w:w="2040"/>
+            <w:tcW w:type="dxa" w:w="2275"/>
             <w:tcMar>
               <w:top w:w="40" w:type="dxa"/>
               <w:left w:w="55" w:type="dxa"/>
@@ -4342,7 +6508,7 @@
         </w:tc>
         <w:tc>
           <w:tcPr>
-            <w:tcW w:type="dxa" w:w="2040"/>
+            <w:tcW w:type="dxa" w:w="2290"/>
             <w:tcMar>
               <w:top w:w="40" w:type="dxa"/>
               <w:left w:w="55" w:type="dxa"/>
@@ -4377,7 +6543,7 @@
         </w:trPr>
         <w:tc>
           <w:tcPr>
-            <w:tcW w:type="dxa" w:w="2664"/>
+            <w:tcW w:type="dxa" w:w="2520"/>
             <w:tcMar>
               <w:top w:w="40" w:type="dxa"/>
               <w:left w:w="55" w:type="dxa"/>
@@ -4407,7 +6573,7 @@
         </w:tc>
         <w:tc>
           <w:tcPr>
-            <w:tcW w:type="dxa" w:w="2040"/>
+            <w:tcW w:type="dxa" w:w="2275"/>
             <w:tcMar>
               <w:top w:w="40" w:type="dxa"/>
               <w:left w:w="55" w:type="dxa"/>
@@ -4437,7 +6603,7 @@
         </w:tc>
         <w:tc>
           <w:tcPr>
-            <w:tcW w:type="dxa" w:w="2040"/>
+            <w:tcW w:type="dxa" w:w="2275"/>
             <w:tcMar>
               <w:top w:w="40" w:type="dxa"/>
               <w:left w:w="55" w:type="dxa"/>
@@ -4467,7 +6633,7 @@
         </w:tc>
         <w:tc>
           <w:tcPr>
-            <w:tcW w:type="dxa" w:w="2040"/>
+            <w:tcW w:type="dxa" w:w="2290"/>
             <w:tcMar>
               <w:top w:w="40" w:type="dxa"/>
               <w:left w:w="55" w:type="dxa"/>
@@ -4502,7 +6668,7 @@
         </w:trPr>
         <w:tc>
           <w:tcPr>
-            <w:tcW w:type="dxa" w:w="2664"/>
+            <w:tcW w:type="dxa" w:w="2520"/>
             <w:tcMar>
               <w:top w:w="40" w:type="dxa"/>
               <w:left w:w="55" w:type="dxa"/>
@@ -4532,7 +6698,7 @@
         </w:tc>
         <w:tc>
           <w:tcPr>
-            <w:tcW w:type="dxa" w:w="2040"/>
+            <w:tcW w:type="dxa" w:w="2275"/>
             <w:tcMar>
               <w:top w:w="40" w:type="dxa"/>
               <w:left w:w="55" w:type="dxa"/>
@@ -4562,7 +6728,7 @@
         </w:tc>
         <w:tc>
           <w:tcPr>
-            <w:tcW w:type="dxa" w:w="2040"/>
+            <w:tcW w:type="dxa" w:w="2275"/>
             <w:tcMar>
               <w:top w:w="40" w:type="dxa"/>
               <w:left w:w="55" w:type="dxa"/>
@@ -4592,7 +6758,7 @@
         </w:tc>
         <w:tc>
           <w:tcPr>
-            <w:tcW w:type="dxa" w:w="2040"/>
+            <w:tcW w:type="dxa" w:w="2290"/>
             <w:tcMar>
               <w:top w:w="40" w:type="dxa"/>
               <w:left w:w="55" w:type="dxa"/>
@@ -4627,7 +6793,7 @@
         </w:trPr>
         <w:tc>
           <w:tcPr>
-            <w:tcW w:type="dxa" w:w="2664"/>
+            <w:tcW w:type="dxa" w:w="2520"/>
             <w:tcMar>
               <w:top w:w="40" w:type="dxa"/>
               <w:left w:w="55" w:type="dxa"/>
@@ -4657,7 +6823,7 @@
         </w:tc>
         <w:tc>
           <w:tcPr>
-            <w:tcW w:type="dxa" w:w="2040"/>
+            <w:tcW w:type="dxa" w:w="2275"/>
             <w:tcMar>
               <w:top w:w="40" w:type="dxa"/>
               <w:left w:w="55" w:type="dxa"/>
@@ -4687,7 +6853,7 @@
         </w:tc>
         <w:tc>
           <w:tcPr>
-            <w:tcW w:type="dxa" w:w="2040"/>
+            <w:tcW w:type="dxa" w:w="2275"/>
             <w:tcMar>
               <w:top w:w="40" w:type="dxa"/>
               <w:left w:w="55" w:type="dxa"/>
@@ -4717,7 +6883,7 @@
         </w:tc>
         <w:tc>
           <w:tcPr>
-            <w:tcW w:type="dxa" w:w="2040"/>
+            <w:tcW w:type="dxa" w:w="2290"/>
             <w:tcMar>
               <w:top w:w="40" w:type="dxa"/>
               <w:left w:w="55" w:type="dxa"/>
@@ -4752,7 +6918,7 @@
         </w:trPr>
         <w:tc>
           <w:tcPr>
-            <w:tcW w:type="dxa" w:w="2664"/>
+            <w:tcW w:type="dxa" w:w="2520"/>
             <w:tcMar>
               <w:top w:w="40" w:type="dxa"/>
               <w:left w:w="55" w:type="dxa"/>
@@ -4782,7 +6948,7 @@
         </w:tc>
         <w:tc>
           <w:tcPr>
-            <w:tcW w:type="dxa" w:w="2040"/>
+            <w:tcW w:type="dxa" w:w="2275"/>
             <w:tcMar>
               <w:top w:w="40" w:type="dxa"/>
               <w:left w:w="55" w:type="dxa"/>
@@ -4812,7 +6978,7 @@
         </w:tc>
         <w:tc>
           <w:tcPr>
-            <w:tcW w:type="dxa" w:w="2040"/>
+            <w:tcW w:type="dxa" w:w="2275"/>
             <w:tcMar>
               <w:top w:w="40" w:type="dxa"/>
               <w:left w:w="55" w:type="dxa"/>
@@ -4842,7 +7008,7 @@
         </w:tc>
         <w:tc>
           <w:tcPr>
-            <w:tcW w:type="dxa" w:w="2040"/>
+            <w:tcW w:type="dxa" w:w="2290"/>
             <w:tcMar>
               <w:top w:w="40" w:type="dxa"/>
               <w:left w:w="55" w:type="dxa"/>
@@ -4921,7 +7087,7 @@
           <w:i/>
           <w:sz w:val="21"/>
         </w:rPr>
-        <w:t>Supplementary Table S4. Uncertainty intervals for all twelve baseline models. All four constructions use the same fitted coefficient. Lag-six q-values appear in Table S2 and do not apply to the other interval constructions. Four decimal places are retained for the near-null CHD hot-night lag-three bounds.</w:t>
+        <w:t>Supplementary Table S6. Uncertainty intervals for all twelve baseline models, January 2013–December 2023. CHD denotes coronary heart disease; HF denotes heart failure. All four constructions use the same fitted coefficient. Lag-six q-values appear in Table S3 and do not apply to the other interval constructions. Four decimal places are retained for the near-null CHD hot-night lag-three bounds.</w:t>
       </w:r>
     </w:p>
     <w:p>
@@ -4960,11 +7126,11 @@
         </w:tblBorders>
       </w:tblPr>
       <w:tblGrid>
-        <w:gridCol w:w="2736"/>
-        <w:gridCol w:w="1512"/>
-        <w:gridCol w:w="1512"/>
-        <w:gridCol w:w="1512"/>
-        <w:gridCol w:w="1512"/>
+        <w:gridCol w:w="2592"/>
+        <w:gridCol w:w="1692"/>
+        <w:gridCol w:w="1692"/>
+        <w:gridCol w:w="1692"/>
+        <w:gridCol w:w="1692"/>
       </w:tblGrid>
       <w:tr>
         <w:trPr>
@@ -4973,7 +7139,7 @@
         </w:trPr>
         <w:tc>
           <w:tcPr>
-            <w:tcW w:type="dxa" w:w="2736"/>
+            <w:tcW w:type="dxa" w:w="2592"/>
             <w:tcMar>
               <w:top w:w="40" w:type="dxa"/>
               <w:left w:w="55" w:type="dxa"/>
@@ -5003,7 +7169,7 @@
         </w:tc>
         <w:tc>
           <w:tcPr>
-            <w:tcW w:type="dxa" w:w="1512"/>
+            <w:tcW w:type="dxa" w:w="1692"/>
             <w:tcMar>
               <w:top w:w="40" w:type="dxa"/>
               <w:left w:w="55" w:type="dxa"/>
@@ -5033,7 +7199,7 @@
         </w:tc>
         <w:tc>
           <w:tcPr>
-            <w:tcW w:type="dxa" w:w="1512"/>
+            <w:tcW w:type="dxa" w:w="1692"/>
             <w:tcMar>
               <w:top w:w="40" w:type="dxa"/>
               <w:left w:w="55" w:type="dxa"/>
@@ -5063,7 +7229,7 @@
         </w:tc>
         <w:tc>
           <w:tcPr>
-            <w:tcW w:type="dxa" w:w="1512"/>
+            <w:tcW w:type="dxa" w:w="1692"/>
             <w:tcMar>
               <w:top w:w="40" w:type="dxa"/>
               <w:left w:w="55" w:type="dxa"/>
@@ -5093,7 +7259,7 @@
         </w:tc>
         <w:tc>
           <w:tcPr>
-            <w:tcW w:type="dxa" w:w="1512"/>
+            <w:tcW w:type="dxa" w:w="1692"/>
             <w:tcMar>
               <w:top w:w="40" w:type="dxa"/>
               <w:left w:w="55" w:type="dxa"/>
@@ -5128,7 +7294,7 @@
         </w:trPr>
         <w:tc>
           <w:tcPr>
-            <w:tcW w:type="dxa" w:w="2736"/>
+            <w:tcW w:type="dxa" w:w="2592"/>
             <w:tcMar>
               <w:top w:w="40" w:type="dxa"/>
               <w:left w:w="55" w:type="dxa"/>
@@ -5158,7 +7324,7 @@
         </w:tc>
         <w:tc>
           <w:tcPr>
-            <w:tcW w:type="dxa" w:w="1512"/>
+            <w:tcW w:type="dxa" w:w="1692"/>
             <w:tcMar>
               <w:top w:w="40" w:type="dxa"/>
               <w:left w:w="55" w:type="dxa"/>
@@ -5188,7 +7354,7 @@
         </w:tc>
         <w:tc>
           <w:tcPr>
-            <w:tcW w:type="dxa" w:w="1512"/>
+            <w:tcW w:type="dxa" w:w="1692"/>
             <w:tcMar>
               <w:top w:w="40" w:type="dxa"/>
               <w:left w:w="55" w:type="dxa"/>
@@ -5218,7 +7384,7 @@
         </w:tc>
         <w:tc>
           <w:tcPr>
-            <w:tcW w:type="dxa" w:w="1512"/>
+            <w:tcW w:type="dxa" w:w="1692"/>
             <w:tcMar>
               <w:top w:w="40" w:type="dxa"/>
               <w:left w:w="55" w:type="dxa"/>
@@ -5248,7 +7414,7 @@
         </w:tc>
         <w:tc>
           <w:tcPr>
-            <w:tcW w:type="dxa" w:w="1512"/>
+            <w:tcW w:type="dxa" w:w="1692"/>
             <w:tcMar>
               <w:top w:w="40" w:type="dxa"/>
               <w:left w:w="55" w:type="dxa"/>
@@ -5283,7 +7449,7 @@
         </w:trPr>
         <w:tc>
           <w:tcPr>
-            <w:tcW w:type="dxa" w:w="2736"/>
+            <w:tcW w:type="dxa" w:w="2592"/>
             <w:tcMar>
               <w:top w:w="40" w:type="dxa"/>
               <w:left w:w="55" w:type="dxa"/>
@@ -5313,7 +7479,7 @@
         </w:tc>
         <w:tc>
           <w:tcPr>
-            <w:tcW w:type="dxa" w:w="1512"/>
+            <w:tcW w:type="dxa" w:w="1692"/>
             <w:tcMar>
               <w:top w:w="40" w:type="dxa"/>
               <w:left w:w="55" w:type="dxa"/>
@@ -5343,7 +7509,7 @@
         </w:tc>
         <w:tc>
           <w:tcPr>
-            <w:tcW w:type="dxa" w:w="1512"/>
+            <w:tcW w:type="dxa" w:w="1692"/>
             <w:tcMar>
               <w:top w:w="40" w:type="dxa"/>
               <w:left w:w="55" w:type="dxa"/>
@@ -5373,7 +7539,7 @@
         </w:tc>
         <w:tc>
           <w:tcPr>
-            <w:tcW w:type="dxa" w:w="1512"/>
+            <w:tcW w:type="dxa" w:w="1692"/>
             <w:tcMar>
               <w:top w:w="40" w:type="dxa"/>
               <w:left w:w="55" w:type="dxa"/>
@@ -5403,7 +7569,7 @@
         </w:tc>
         <w:tc>
           <w:tcPr>
-            <w:tcW w:type="dxa" w:w="1512"/>
+            <w:tcW w:type="dxa" w:w="1692"/>
             <w:tcMar>
               <w:top w:w="40" w:type="dxa"/>
               <w:left w:w="55" w:type="dxa"/>
@@ -5438,7 +7604,7 @@
         </w:trPr>
         <w:tc>
           <w:tcPr>
-            <w:tcW w:type="dxa" w:w="2736"/>
+            <w:tcW w:type="dxa" w:w="2592"/>
             <w:tcMar>
               <w:top w:w="40" w:type="dxa"/>
               <w:left w:w="55" w:type="dxa"/>
@@ -5468,7 +7634,7 @@
         </w:tc>
         <w:tc>
           <w:tcPr>
-            <w:tcW w:type="dxa" w:w="1512"/>
+            <w:tcW w:type="dxa" w:w="1692"/>
             <w:tcMar>
               <w:top w:w="40" w:type="dxa"/>
               <w:left w:w="55" w:type="dxa"/>
@@ -5498,7 +7664,7 @@
         </w:tc>
         <w:tc>
           <w:tcPr>
-            <w:tcW w:type="dxa" w:w="1512"/>
+            <w:tcW w:type="dxa" w:w="1692"/>
             <w:tcMar>
               <w:top w:w="40" w:type="dxa"/>
               <w:left w:w="55" w:type="dxa"/>
@@ -5528,7 +7694,7 @@
         </w:tc>
         <w:tc>
           <w:tcPr>
-            <w:tcW w:type="dxa" w:w="1512"/>
+            <w:tcW w:type="dxa" w:w="1692"/>
             <w:tcMar>
               <w:top w:w="40" w:type="dxa"/>
               <w:left w:w="55" w:type="dxa"/>
@@ -5558,7 +7724,7 @@
         </w:tc>
         <w:tc>
           <w:tcPr>
-            <w:tcW w:type="dxa" w:w="1512"/>
+            <w:tcW w:type="dxa" w:w="1692"/>
             <w:tcMar>
               <w:top w:w="40" w:type="dxa"/>
               <w:left w:w="55" w:type="dxa"/>
@@ -5593,7 +7759,7 @@
         </w:trPr>
         <w:tc>
           <w:tcPr>
-            <w:tcW w:type="dxa" w:w="2736"/>
+            <w:tcW w:type="dxa" w:w="2592"/>
             <w:tcMar>
               <w:top w:w="40" w:type="dxa"/>
               <w:left w:w="55" w:type="dxa"/>
@@ -5623,7 +7789,7 @@
         </w:tc>
         <w:tc>
           <w:tcPr>
-            <w:tcW w:type="dxa" w:w="1512"/>
+            <w:tcW w:type="dxa" w:w="1692"/>
             <w:tcMar>
               <w:top w:w="40" w:type="dxa"/>
               <w:left w:w="55" w:type="dxa"/>
@@ -5653,7 +7819,7 @@
         </w:tc>
         <w:tc>
           <w:tcPr>
-            <w:tcW w:type="dxa" w:w="1512"/>
+            <w:tcW w:type="dxa" w:w="1692"/>
             <w:tcMar>
               <w:top w:w="40" w:type="dxa"/>
               <w:left w:w="55" w:type="dxa"/>
@@ -5683,7 +7849,7 @@
         </w:tc>
         <w:tc>
           <w:tcPr>
-            <w:tcW w:type="dxa" w:w="1512"/>
+            <w:tcW w:type="dxa" w:w="1692"/>
             <w:tcMar>
               <w:top w:w="40" w:type="dxa"/>
               <w:left w:w="55" w:type="dxa"/>
@@ -5713,7 +7879,7 @@
         </w:tc>
         <w:tc>
           <w:tcPr>
-            <w:tcW w:type="dxa" w:w="1512"/>
+            <w:tcW w:type="dxa" w:w="1692"/>
             <w:tcMar>
               <w:top w:w="40" w:type="dxa"/>
               <w:left w:w="55" w:type="dxa"/>
@@ -5748,7 +7914,7 @@
         </w:trPr>
         <w:tc>
           <w:tcPr>
-            <w:tcW w:type="dxa" w:w="2736"/>
+            <w:tcW w:type="dxa" w:w="2592"/>
             <w:tcMar>
               <w:top w:w="40" w:type="dxa"/>
               <w:left w:w="55" w:type="dxa"/>
@@ -5778,7 +7944,7 @@
         </w:tc>
         <w:tc>
           <w:tcPr>
-            <w:tcW w:type="dxa" w:w="1512"/>
+            <w:tcW w:type="dxa" w:w="1692"/>
             <w:tcMar>
               <w:top w:w="40" w:type="dxa"/>
               <w:left w:w="55" w:type="dxa"/>
@@ -5808,7 +7974,7 @@
         </w:tc>
         <w:tc>
           <w:tcPr>
-            <w:tcW w:type="dxa" w:w="1512"/>
+            <w:tcW w:type="dxa" w:w="1692"/>
             <w:tcMar>
               <w:top w:w="40" w:type="dxa"/>
               <w:left w:w="55" w:type="dxa"/>
@@ -5838,7 +8004,7 @@
         </w:tc>
         <w:tc>
           <w:tcPr>
-            <w:tcW w:type="dxa" w:w="1512"/>
+            <w:tcW w:type="dxa" w:w="1692"/>
             <w:tcMar>
               <w:top w:w="40" w:type="dxa"/>
               <w:left w:w="55" w:type="dxa"/>
@@ -5868,7 +8034,7 @@
         </w:tc>
         <w:tc>
           <w:tcPr>
-            <w:tcW w:type="dxa" w:w="1512"/>
+            <w:tcW w:type="dxa" w:w="1692"/>
             <w:tcMar>
               <w:top w:w="40" w:type="dxa"/>
               <w:left w:w="55" w:type="dxa"/>
@@ -5903,7 +8069,7 @@
         </w:trPr>
         <w:tc>
           <w:tcPr>
-            <w:tcW w:type="dxa" w:w="2736"/>
+            <w:tcW w:type="dxa" w:w="2592"/>
             <w:tcMar>
               <w:top w:w="40" w:type="dxa"/>
               <w:left w:w="55" w:type="dxa"/>
@@ -5933,7 +8099,7 @@
         </w:tc>
         <w:tc>
           <w:tcPr>
-            <w:tcW w:type="dxa" w:w="1512"/>
+            <w:tcW w:type="dxa" w:w="1692"/>
             <w:tcMar>
               <w:top w:w="40" w:type="dxa"/>
               <w:left w:w="55" w:type="dxa"/>
@@ -5963,7 +8129,7 @@
         </w:tc>
         <w:tc>
           <w:tcPr>
-            <w:tcW w:type="dxa" w:w="1512"/>
+            <w:tcW w:type="dxa" w:w="1692"/>
             <w:tcMar>
               <w:top w:w="40" w:type="dxa"/>
               <w:left w:w="55" w:type="dxa"/>
@@ -5993,7 +8159,7 @@
         </w:tc>
         <w:tc>
           <w:tcPr>
-            <w:tcW w:type="dxa" w:w="1512"/>
+            <w:tcW w:type="dxa" w:w="1692"/>
             <w:tcMar>
               <w:top w:w="40" w:type="dxa"/>
               <w:left w:w="55" w:type="dxa"/>
@@ -6023,7 +8189,7 @@
         </w:tc>
         <w:tc>
           <w:tcPr>
-            <w:tcW w:type="dxa" w:w="1512"/>
+            <w:tcW w:type="dxa" w:w="1692"/>
             <w:tcMar>
               <w:top w:w="40" w:type="dxa"/>
               <w:left w:w="55" w:type="dxa"/>
@@ -6104,11 +8270,11 @@
         </w:tblBorders>
       </w:tblPr>
       <w:tblGrid>
-        <w:gridCol w:w="2736"/>
-        <w:gridCol w:w="1512"/>
-        <w:gridCol w:w="1512"/>
-        <w:gridCol w:w="1512"/>
-        <w:gridCol w:w="1512"/>
+        <w:gridCol w:w="2592"/>
+        <w:gridCol w:w="1692"/>
+        <w:gridCol w:w="1692"/>
+        <w:gridCol w:w="1692"/>
+        <w:gridCol w:w="1692"/>
       </w:tblGrid>
       <w:tr>
         <w:trPr>
@@ -6117,7 +8283,7 @@
         </w:trPr>
         <w:tc>
           <w:tcPr>
-            <w:tcW w:type="dxa" w:w="2736"/>
+            <w:tcW w:type="dxa" w:w="2592"/>
             <w:tcMar>
               <w:top w:w="40" w:type="dxa"/>
               <w:left w:w="55" w:type="dxa"/>
@@ -6147,7 +8313,7 @@
         </w:tc>
         <w:tc>
           <w:tcPr>
-            <w:tcW w:type="dxa" w:w="1512"/>
+            <w:tcW w:type="dxa" w:w="1692"/>
             <w:tcMar>
               <w:top w:w="40" w:type="dxa"/>
               <w:left w:w="55" w:type="dxa"/>
@@ -6177,7 +8343,7 @@
         </w:tc>
         <w:tc>
           <w:tcPr>
-            <w:tcW w:type="dxa" w:w="1512"/>
+            <w:tcW w:type="dxa" w:w="1692"/>
             <w:tcMar>
               <w:top w:w="40" w:type="dxa"/>
               <w:left w:w="55" w:type="dxa"/>
@@ -6207,7 +8373,7 @@
         </w:tc>
         <w:tc>
           <w:tcPr>
-            <w:tcW w:type="dxa" w:w="1512"/>
+            <w:tcW w:type="dxa" w:w="1692"/>
             <w:tcMar>
               <w:top w:w="40" w:type="dxa"/>
               <w:left w:w="55" w:type="dxa"/>
@@ -6237,7 +8403,7 @@
         </w:tc>
         <w:tc>
           <w:tcPr>
-            <w:tcW w:type="dxa" w:w="1512"/>
+            <w:tcW w:type="dxa" w:w="1692"/>
             <w:tcMar>
               <w:top w:w="40" w:type="dxa"/>
               <w:left w:w="55" w:type="dxa"/>
@@ -6272,7 +8438,7 @@
         </w:trPr>
         <w:tc>
           <w:tcPr>
-            <w:tcW w:type="dxa" w:w="2736"/>
+            <w:tcW w:type="dxa" w:w="2592"/>
             <w:tcMar>
               <w:top w:w="40" w:type="dxa"/>
               <w:left w:w="55" w:type="dxa"/>
@@ -6302,7 +8468,7 @@
         </w:tc>
         <w:tc>
           <w:tcPr>
-            <w:tcW w:type="dxa" w:w="1512"/>
+            <w:tcW w:type="dxa" w:w="1692"/>
             <w:tcMar>
               <w:top w:w="40" w:type="dxa"/>
               <w:left w:w="55" w:type="dxa"/>
@@ -6332,7 +8498,7 @@
         </w:tc>
         <w:tc>
           <w:tcPr>
-            <w:tcW w:type="dxa" w:w="1512"/>
+            <w:tcW w:type="dxa" w:w="1692"/>
             <w:tcMar>
               <w:top w:w="40" w:type="dxa"/>
               <w:left w:w="55" w:type="dxa"/>
@@ -6362,7 +8528,7 @@
         </w:tc>
         <w:tc>
           <w:tcPr>
-            <w:tcW w:type="dxa" w:w="1512"/>
+            <w:tcW w:type="dxa" w:w="1692"/>
             <w:tcMar>
               <w:top w:w="40" w:type="dxa"/>
               <w:left w:w="55" w:type="dxa"/>
@@ -6392,7 +8558,7 @@
         </w:tc>
         <w:tc>
           <w:tcPr>
-            <w:tcW w:type="dxa" w:w="1512"/>
+            <w:tcW w:type="dxa" w:w="1692"/>
             <w:tcMar>
               <w:top w:w="40" w:type="dxa"/>
               <w:left w:w="55" w:type="dxa"/>
@@ -6427,7 +8593,7 @@
         </w:trPr>
         <w:tc>
           <w:tcPr>
-            <w:tcW w:type="dxa" w:w="2736"/>
+            <w:tcW w:type="dxa" w:w="2592"/>
             <w:tcMar>
               <w:top w:w="40" w:type="dxa"/>
               <w:left w:w="55" w:type="dxa"/>
@@ -6457,7 +8623,7 @@
         </w:tc>
         <w:tc>
           <w:tcPr>
-            <w:tcW w:type="dxa" w:w="1512"/>
+            <w:tcW w:type="dxa" w:w="1692"/>
             <w:tcMar>
               <w:top w:w="40" w:type="dxa"/>
               <w:left w:w="55" w:type="dxa"/>
@@ -6487,7 +8653,7 @@
         </w:tc>
         <w:tc>
           <w:tcPr>
-            <w:tcW w:type="dxa" w:w="1512"/>
+            <w:tcW w:type="dxa" w:w="1692"/>
             <w:tcMar>
               <w:top w:w="40" w:type="dxa"/>
               <w:left w:w="55" w:type="dxa"/>
@@ -6517,7 +8683,7 @@
         </w:tc>
         <w:tc>
           <w:tcPr>
-            <w:tcW w:type="dxa" w:w="1512"/>
+            <w:tcW w:type="dxa" w:w="1692"/>
             <w:tcMar>
               <w:top w:w="40" w:type="dxa"/>
               <w:left w:w="55" w:type="dxa"/>
@@ -6547,7 +8713,7 @@
         </w:tc>
         <w:tc>
           <w:tcPr>
-            <w:tcW w:type="dxa" w:w="1512"/>
+            <w:tcW w:type="dxa" w:w="1692"/>
             <w:tcMar>
               <w:top w:w="40" w:type="dxa"/>
               <w:left w:w="55" w:type="dxa"/>
@@ -6582,7 +8748,7 @@
         </w:trPr>
         <w:tc>
           <w:tcPr>
-            <w:tcW w:type="dxa" w:w="2736"/>
+            <w:tcW w:type="dxa" w:w="2592"/>
             <w:tcMar>
               <w:top w:w="40" w:type="dxa"/>
               <w:left w:w="55" w:type="dxa"/>
@@ -6612,7 +8778,7 @@
         </w:tc>
         <w:tc>
           <w:tcPr>
-            <w:tcW w:type="dxa" w:w="1512"/>
+            <w:tcW w:type="dxa" w:w="1692"/>
             <w:tcMar>
               <w:top w:w="40" w:type="dxa"/>
               <w:left w:w="55" w:type="dxa"/>
@@ -6642,7 +8808,7 @@
         </w:tc>
         <w:tc>
           <w:tcPr>
-            <w:tcW w:type="dxa" w:w="1512"/>
+            <w:tcW w:type="dxa" w:w="1692"/>
             <w:tcMar>
               <w:top w:w="40" w:type="dxa"/>
               <w:left w:w="55" w:type="dxa"/>
@@ -6672,7 +8838,7 @@
         </w:tc>
         <w:tc>
           <w:tcPr>
-            <w:tcW w:type="dxa" w:w="1512"/>
+            <w:tcW w:type="dxa" w:w="1692"/>
             <w:tcMar>
               <w:top w:w="40" w:type="dxa"/>
               <w:left w:w="55" w:type="dxa"/>
@@ -6702,7 +8868,7 @@
         </w:tc>
         <w:tc>
           <w:tcPr>
-            <w:tcW w:type="dxa" w:w="1512"/>
+            <w:tcW w:type="dxa" w:w="1692"/>
             <w:tcMar>
               <w:top w:w="40" w:type="dxa"/>
               <w:left w:w="55" w:type="dxa"/>
@@ -6737,7 +8903,7 @@
         </w:trPr>
         <w:tc>
           <w:tcPr>
-            <w:tcW w:type="dxa" w:w="2736"/>
+            <w:tcW w:type="dxa" w:w="2592"/>
             <w:tcMar>
               <w:top w:w="40" w:type="dxa"/>
               <w:left w:w="55" w:type="dxa"/>
@@ -6767,7 +8933,7 @@
         </w:tc>
         <w:tc>
           <w:tcPr>
-            <w:tcW w:type="dxa" w:w="1512"/>
+            <w:tcW w:type="dxa" w:w="1692"/>
             <w:tcMar>
               <w:top w:w="40" w:type="dxa"/>
               <w:left w:w="55" w:type="dxa"/>
@@ -6797,7 +8963,7 @@
         </w:tc>
         <w:tc>
           <w:tcPr>
-            <w:tcW w:type="dxa" w:w="1512"/>
+            <w:tcW w:type="dxa" w:w="1692"/>
             <w:tcMar>
               <w:top w:w="40" w:type="dxa"/>
               <w:left w:w="55" w:type="dxa"/>
@@ -6827,7 +8993,7 @@
         </w:tc>
         <w:tc>
           <w:tcPr>
-            <w:tcW w:type="dxa" w:w="1512"/>
+            <w:tcW w:type="dxa" w:w="1692"/>
             <w:tcMar>
               <w:top w:w="40" w:type="dxa"/>
               <w:left w:w="55" w:type="dxa"/>
@@ -6857,7 +9023,7 @@
         </w:tc>
         <w:tc>
           <w:tcPr>
-            <w:tcW w:type="dxa" w:w="1512"/>
+            <w:tcW w:type="dxa" w:w="1692"/>
             <w:tcMar>
               <w:top w:w="40" w:type="dxa"/>
               <w:left w:w="55" w:type="dxa"/>
@@ -6892,7 +9058,7 @@
         </w:trPr>
         <w:tc>
           <w:tcPr>
-            <w:tcW w:type="dxa" w:w="2736"/>
+            <w:tcW w:type="dxa" w:w="2592"/>
             <w:tcMar>
               <w:top w:w="40" w:type="dxa"/>
               <w:left w:w="55" w:type="dxa"/>
@@ -6922,7 +9088,7 @@
         </w:tc>
         <w:tc>
           <w:tcPr>
-            <w:tcW w:type="dxa" w:w="1512"/>
+            <w:tcW w:type="dxa" w:w="1692"/>
             <w:tcMar>
               <w:top w:w="40" w:type="dxa"/>
               <w:left w:w="55" w:type="dxa"/>
@@ -6952,7 +9118,7 @@
         </w:tc>
         <w:tc>
           <w:tcPr>
-            <w:tcW w:type="dxa" w:w="1512"/>
+            <w:tcW w:type="dxa" w:w="1692"/>
             <w:tcMar>
               <w:top w:w="40" w:type="dxa"/>
               <w:left w:w="55" w:type="dxa"/>
@@ -6982,7 +9148,7 @@
         </w:tc>
         <w:tc>
           <w:tcPr>
-            <w:tcW w:type="dxa" w:w="1512"/>
+            <w:tcW w:type="dxa" w:w="1692"/>
             <w:tcMar>
               <w:top w:w="40" w:type="dxa"/>
               <w:left w:w="55" w:type="dxa"/>
@@ -7012,7 +9178,7 @@
         </w:tc>
         <w:tc>
           <w:tcPr>
-            <w:tcW w:type="dxa" w:w="1512"/>
+            <w:tcW w:type="dxa" w:w="1692"/>
             <w:tcMar>
               <w:top w:w="40" w:type="dxa"/>
               <w:left w:w="55" w:type="dxa"/>
@@ -7047,7 +9213,7 @@
         </w:trPr>
         <w:tc>
           <w:tcPr>
-            <w:tcW w:type="dxa" w:w="2736"/>
+            <w:tcW w:type="dxa" w:w="2592"/>
             <w:tcMar>
               <w:top w:w="40" w:type="dxa"/>
               <w:left w:w="55" w:type="dxa"/>
@@ -7077,7 +9243,7 @@
         </w:tc>
         <w:tc>
           <w:tcPr>
-            <w:tcW w:type="dxa" w:w="1512"/>
+            <w:tcW w:type="dxa" w:w="1692"/>
             <w:tcMar>
               <w:top w:w="40" w:type="dxa"/>
               <w:left w:w="55" w:type="dxa"/>
@@ -7107,7 +9273,7 @@
         </w:tc>
         <w:tc>
           <w:tcPr>
-            <w:tcW w:type="dxa" w:w="1512"/>
+            <w:tcW w:type="dxa" w:w="1692"/>
             <w:tcMar>
               <w:top w:w="40" w:type="dxa"/>
               <w:left w:w="55" w:type="dxa"/>
@@ -7137,7 +9303,7 @@
         </w:tc>
         <w:tc>
           <w:tcPr>
-            <w:tcW w:type="dxa" w:w="1512"/>
+            <w:tcW w:type="dxa" w:w="1692"/>
             <w:tcMar>
               <w:top w:w="40" w:type="dxa"/>
               <w:left w:w="55" w:type="dxa"/>
@@ -7167,7 +9333,7 @@
         </w:tc>
         <w:tc>
           <w:tcPr>
-            <w:tcW w:type="dxa" w:w="1512"/>
+            <w:tcW w:type="dxa" w:w="1692"/>
             <w:tcMar>
               <w:top w:w="40" w:type="dxa"/>
               <w:left w:w="55" w:type="dxa"/>
@@ -7192,6 +9358,2489 @@
                 <w:sz w:val="19"/>
               </w:rPr>
               <w:t>1.0065–1.1435</w:t>
+            </w:r>
+          </w:p>
+        </w:tc>
+      </w:tr>
+    </w:tbl>
+    <w:p>
+      <w:pPr>
+        <w:spacing w:after="120" w:before="0" w:line="240" w:lineRule="auto"/>
+        <w:ind w:firstLine="0"/>
+        <w:jc w:val="left"/>
+      </w:pPr>
+      <w:r>
+        <w:rPr>
+          <w:rFonts w:ascii="Times New Roman" w:hAnsi="Times New Roman" w:eastAsia="Times New Roman"/>
+          <w:b w:val="0"/>
+          <w:i w:val="0"/>
+          <w:sz w:val="4"/>
+        </w:rPr>
+      </w:r>
+    </w:p>
+    <w:p>
+      <w:pPr>
+        <w:pStyle w:val="Heading1"/>
+        <w:keepNext/>
+        <w:keepLines/>
+        <w:spacing w:after="120" w:before="240" w:line="240" w:lineRule="auto"/>
+        <w:ind w:firstLine="0"/>
+        <w:jc w:val="left"/>
+      </w:pPr>
+      <w:r>
+        <w:rPr>
+          <w:rFonts w:ascii="Times New Roman" w:hAnsi="Times New Roman" w:eastAsia="Times New Roman"/>
+          <w:b/>
+          <w:i w:val="0"/>
+          <w:sz w:val="27"/>
+        </w:rPr>
+        <w:t>Released baseline diagnostics</w:t>
+      </w:r>
+    </w:p>
+    <w:p>
+      <w:pPr>
+        <w:keepNext/>
+        <w:keepLines/>
+        <w:spacing w:after="120" w:before="0" w:line="240" w:lineRule="auto"/>
+        <w:ind w:firstLine="0"/>
+        <w:jc w:val="left"/>
+      </w:pPr>
+      <w:r>
+        <w:rPr>
+          <w:rFonts w:ascii="Times New Roman" w:hAnsi="Times New Roman" w:eastAsia="Times New Roman"/>
+          <w:b w:val="0"/>
+          <w:i/>
+          <w:sz w:val="21"/>
+        </w:rPr>
+        <w:t>Supplementary Table S7. Diagnostics from all twelve baseline models, January 2013–December 2023. CHD denotes coronary heart disease; HF denotes heart failure. Theta is the negative-binomial dispersion parameter. Pearson dispersion, lag-one Pearson residual autocorrelation and lag-six Ljung–Box p-values describe the released fits; no new diagnostic test was performed. Small Ljung–Box p-values indicate residual dependence, not a calibration certificate or a rule that HAC intervals must widen. All released baseline convergence flags were true.</w:t>
+      </w:r>
+    </w:p>
+    <w:tbl>
+      <w:tblPr>
+        <w:tblStyle w:val="TableGrid"/>
+        <w:tblLayout w:type="fixed"/>
+        <w:tblLook w:firstColumn="1" w:firstRow="1" w:lastColumn="0" w:lastRow="0" w:noHBand="0" w:noVBand="1" w:val="04A0"/>
+        <w:tblW w:w="5000" w:type="pct"/>
+        <w:tblLayout w:type="fixed"/>
+        <w:tblBorders>
+          <w:top w:val="single" w:sz="4" w:color="D9D9D9"/>
+          <w:left w:val="single" w:sz="4" w:color="D9D9D9"/>
+          <w:bottom w:val="single" w:sz="4" w:color="D9D9D9"/>
+          <w:right w:val="single" w:sz="4" w:color="D9D9D9"/>
+          <w:insideH w:val="single" w:sz="4" w:color="D9D9D9"/>
+          <w:insideV w:val="single" w:sz="4" w:color="D9D9D9"/>
+        </w:tblBorders>
+      </w:tblPr>
+      <w:tblGrid>
+        <w:gridCol w:w="936"/>
+        <w:gridCol w:w="2304"/>
+        <w:gridCol w:w="1440"/>
+        <w:gridCol w:w="1584"/>
+        <w:gridCol w:w="1440"/>
+        <w:gridCol w:w="1655"/>
+      </w:tblGrid>
+      <w:tr>
+        <w:trPr>
+          <w:cantSplit/>
+          <w:tblHeader/>
+        </w:trPr>
+        <w:tc>
+          <w:tcPr>
+            <w:tcW w:type="dxa" w:w="936"/>
+            <w:tcMar>
+              <w:top w:w="40" w:type="dxa"/>
+              <w:left w:w="55" w:type="dxa"/>
+              <w:bottom w:w="40" w:type="dxa"/>
+              <w:right w:w="55" w:type="dxa"/>
+            </w:tcMar>
+          </w:tcPr>
+          <w:p>
+            <w:pPr>
+              <w:keepNext/>
+              <w:keepLines/>
+              <w:spacing w:after="20" w:before="20" w:line="240" w:lineRule="auto"/>
+              <w:ind w:firstLine="0"/>
+              <w:jc w:val="left"/>
+            </w:pPr>
+            <w:r/>
+            <w:r>
+              <w:rPr>
+                <w:rFonts w:ascii="Times New Roman" w:hAnsi="Times New Roman" w:eastAsia="Times New Roman"/>
+                <w:b/>
+                <w:i w:val="0"/>
+                <w:sz w:val="19"/>
+              </w:rPr>
+              <w:t>Outcome</w:t>
+            </w:r>
+          </w:p>
+        </w:tc>
+        <w:tc>
+          <w:tcPr>
+            <w:tcW w:type="dxa" w:w="2304"/>
+            <w:tcMar>
+              <w:top w:w="40" w:type="dxa"/>
+              <w:left w:w="55" w:type="dxa"/>
+              <w:bottom w:w="40" w:type="dxa"/>
+              <w:right w:w="55" w:type="dxa"/>
+            </w:tcMar>
+          </w:tcPr>
+          <w:p>
+            <w:pPr>
+              <w:keepNext/>
+              <w:keepLines/>
+              <w:spacing w:after="20" w:before="20" w:line="240" w:lineRule="auto"/>
+              <w:ind w:firstLine="0"/>
+              <w:jc w:val="left"/>
+            </w:pPr>
+            <w:r/>
+            <w:r>
+              <w:rPr>
+                <w:rFonts w:ascii="Times New Roman" w:hAnsi="Times New Roman" w:eastAsia="Times New Roman"/>
+                <w:b/>
+                <w:i w:val="0"/>
+                <w:sz w:val="19"/>
+              </w:rPr>
+              <w:t>Exposure</w:t>
+            </w:r>
+          </w:p>
+        </w:tc>
+        <w:tc>
+          <w:tcPr>
+            <w:tcW w:type="dxa" w:w="1440"/>
+            <w:tcMar>
+              <w:top w:w="40" w:type="dxa"/>
+              <w:left w:w="55" w:type="dxa"/>
+              <w:bottom w:w="40" w:type="dxa"/>
+              <w:right w:w="55" w:type="dxa"/>
+            </w:tcMar>
+          </w:tcPr>
+          <w:p>
+            <w:pPr>
+              <w:keepNext/>
+              <w:keepLines/>
+              <w:spacing w:after="20" w:before="20" w:line="240" w:lineRule="auto"/>
+              <w:ind w:firstLine="0"/>
+              <w:jc w:val="left"/>
+            </w:pPr>
+            <w:r/>
+            <w:r>
+              <w:rPr>
+                <w:rFonts w:ascii="Times New Roman" w:hAnsi="Times New Roman" w:eastAsia="Times New Roman"/>
+                <w:b/>
+                <w:i w:val="0"/>
+                <w:sz w:val="19"/>
+              </w:rPr>
+              <w:t>Theta</w:t>
+            </w:r>
+          </w:p>
+        </w:tc>
+        <w:tc>
+          <w:tcPr>
+            <w:tcW w:type="dxa" w:w="1584"/>
+            <w:tcMar>
+              <w:top w:w="40" w:type="dxa"/>
+              <w:left w:w="55" w:type="dxa"/>
+              <w:bottom w:w="40" w:type="dxa"/>
+              <w:right w:w="55" w:type="dxa"/>
+            </w:tcMar>
+          </w:tcPr>
+          <w:p>
+            <w:pPr>
+              <w:keepNext/>
+              <w:keepLines/>
+              <w:spacing w:after="20" w:before="20" w:line="240" w:lineRule="auto"/>
+              <w:ind w:firstLine="0"/>
+              <w:jc w:val="left"/>
+            </w:pPr>
+            <w:r/>
+            <w:r>
+              <w:rPr>
+                <w:rFonts w:ascii="Times New Roman" w:hAnsi="Times New Roman" w:eastAsia="Times New Roman"/>
+                <w:b/>
+                <w:i w:val="0"/>
+                <w:sz w:val="19"/>
+              </w:rPr>
+              <w:t>Pearson dispersion</w:t>
+            </w:r>
+          </w:p>
+        </w:tc>
+        <w:tc>
+          <w:tcPr>
+            <w:tcW w:type="dxa" w:w="1440"/>
+            <w:tcMar>
+              <w:top w:w="40" w:type="dxa"/>
+              <w:left w:w="55" w:type="dxa"/>
+              <w:bottom w:w="40" w:type="dxa"/>
+              <w:right w:w="55" w:type="dxa"/>
+            </w:tcMar>
+          </w:tcPr>
+          <w:p>
+            <w:pPr>
+              <w:keepNext/>
+              <w:keepLines/>
+              <w:spacing w:after="20" w:before="20" w:line="240" w:lineRule="auto"/>
+              <w:ind w:firstLine="0"/>
+              <w:jc w:val="left"/>
+            </w:pPr>
+            <w:r/>
+            <w:r>
+              <w:rPr>
+                <w:rFonts w:ascii="Times New Roman" w:hAnsi="Times New Roman" w:eastAsia="Times New Roman"/>
+                <w:b/>
+                <w:i w:val="0"/>
+                <w:sz w:val="19"/>
+              </w:rPr>
+              <w:t>Residual ACF1</w:t>
+            </w:r>
+          </w:p>
+        </w:tc>
+        <w:tc>
+          <w:tcPr>
+            <w:tcW w:type="dxa" w:w="1656"/>
+            <w:tcMar>
+              <w:top w:w="40" w:type="dxa"/>
+              <w:left w:w="55" w:type="dxa"/>
+              <w:bottom w:w="40" w:type="dxa"/>
+              <w:right w:w="55" w:type="dxa"/>
+            </w:tcMar>
+          </w:tcPr>
+          <w:p>
+            <w:pPr>
+              <w:keepNext/>
+              <w:keepLines/>
+              <w:spacing w:after="20" w:before="20" w:line="240" w:lineRule="auto"/>
+              <w:ind w:firstLine="0"/>
+              <w:jc w:val="left"/>
+            </w:pPr>
+            <w:r/>
+            <w:r>
+              <w:rPr>
+                <w:rFonts w:ascii="Times New Roman" w:hAnsi="Times New Roman" w:eastAsia="Times New Roman"/>
+                <w:b/>
+                <w:i w:val="0"/>
+                <w:sz w:val="19"/>
+              </w:rPr>
+              <w:t>Ljung–Box p lag6</w:t>
+            </w:r>
+          </w:p>
+        </w:tc>
+      </w:tr>
+      <w:tr>
+        <w:trPr>
+          <w:cantSplit/>
+        </w:trPr>
+        <w:tc>
+          <w:tcPr>
+            <w:tcW w:type="dxa" w:w="936"/>
+            <w:tcMar>
+              <w:top w:w="40" w:type="dxa"/>
+              <w:left w:w="55" w:type="dxa"/>
+              <w:bottom w:w="40" w:type="dxa"/>
+              <w:right w:w="55" w:type="dxa"/>
+            </w:tcMar>
+          </w:tcPr>
+          <w:p>
+            <w:pPr>
+              <w:keepNext/>
+              <w:keepLines/>
+              <w:spacing w:after="20" w:before="20" w:line="240" w:lineRule="auto"/>
+              <w:ind w:firstLine="0"/>
+              <w:jc w:val="left"/>
+            </w:pPr>
+            <w:r/>
+            <w:r>
+              <w:rPr>
+                <w:rFonts w:ascii="Times New Roman" w:hAnsi="Times New Roman" w:eastAsia="Times New Roman"/>
+                <w:b w:val="0"/>
+                <w:i w:val="0"/>
+                <w:sz w:val="19"/>
+              </w:rPr>
+              <w:t>CHD</w:t>
+            </w:r>
+          </w:p>
+        </w:tc>
+        <w:tc>
+          <w:tcPr>
+            <w:tcW w:type="dxa" w:w="2304"/>
+            <w:tcMar>
+              <w:top w:w="40" w:type="dxa"/>
+              <w:left w:w="55" w:type="dxa"/>
+              <w:bottom w:w="40" w:type="dxa"/>
+              <w:right w:w="55" w:type="dxa"/>
+            </w:tcMar>
+          </w:tcPr>
+          <w:p>
+            <w:pPr>
+              <w:keepNext/>
+              <w:keepLines/>
+              <w:spacing w:after="20" w:before="20" w:line="240" w:lineRule="auto"/>
+              <w:ind w:firstLine="0"/>
+              <w:jc w:val="left"/>
+            </w:pPr>
+            <w:r/>
+            <w:r>
+              <w:rPr>
+                <w:rFonts w:ascii="Times New Roman" w:hAnsi="Times New Roman" w:eastAsia="Times New Roman"/>
+                <w:b w:val="0"/>
+                <w:i w:val="0"/>
+                <w:sz w:val="19"/>
+              </w:rPr>
+              <w:t>Mean temperature</w:t>
+            </w:r>
+          </w:p>
+        </w:tc>
+        <w:tc>
+          <w:tcPr>
+            <w:tcW w:type="dxa" w:w="1440"/>
+            <w:tcMar>
+              <w:top w:w="40" w:type="dxa"/>
+              <w:left w:w="55" w:type="dxa"/>
+              <w:bottom w:w="40" w:type="dxa"/>
+              <w:right w:w="55" w:type="dxa"/>
+            </w:tcMar>
+          </w:tcPr>
+          <w:p>
+            <w:pPr>
+              <w:keepNext/>
+              <w:keepLines/>
+              <w:spacing w:after="20" w:before="20" w:line="240" w:lineRule="auto"/>
+              <w:ind w:firstLine="0"/>
+              <w:jc w:val="left"/>
+            </w:pPr>
+            <w:r/>
+            <w:r>
+              <w:rPr>
+                <w:rFonts w:ascii="Times New Roman" w:hAnsi="Times New Roman" w:eastAsia="Times New Roman"/>
+                <w:b w:val="0"/>
+                <w:i w:val="0"/>
+                <w:sz w:val="19"/>
+              </w:rPr>
+              <w:t>160.456</w:t>
+            </w:r>
+          </w:p>
+        </w:tc>
+        <w:tc>
+          <w:tcPr>
+            <w:tcW w:type="dxa" w:w="1584"/>
+            <w:tcMar>
+              <w:top w:w="40" w:type="dxa"/>
+              <w:left w:w="55" w:type="dxa"/>
+              <w:bottom w:w="40" w:type="dxa"/>
+              <w:right w:w="55" w:type="dxa"/>
+            </w:tcMar>
+          </w:tcPr>
+          <w:p>
+            <w:pPr>
+              <w:keepNext/>
+              <w:keepLines/>
+              <w:spacing w:after="20" w:before="20" w:line="240" w:lineRule="auto"/>
+              <w:ind w:firstLine="0"/>
+              <w:jc w:val="left"/>
+            </w:pPr>
+            <w:r/>
+            <w:r>
+              <w:rPr>
+                <w:rFonts w:ascii="Times New Roman" w:hAnsi="Times New Roman" w:eastAsia="Times New Roman"/>
+                <w:b w:val="0"/>
+                <w:i w:val="0"/>
+                <w:sz w:val="19"/>
+              </w:rPr>
+              <w:t>1.114</w:t>
+            </w:r>
+          </w:p>
+        </w:tc>
+        <w:tc>
+          <w:tcPr>
+            <w:tcW w:type="dxa" w:w="1440"/>
+            <w:tcMar>
+              <w:top w:w="40" w:type="dxa"/>
+              <w:left w:w="55" w:type="dxa"/>
+              <w:bottom w:w="40" w:type="dxa"/>
+              <w:right w:w="55" w:type="dxa"/>
+            </w:tcMar>
+          </w:tcPr>
+          <w:p>
+            <w:pPr>
+              <w:keepNext/>
+              <w:keepLines/>
+              <w:spacing w:after="20" w:before="20" w:line="240" w:lineRule="auto"/>
+              <w:ind w:firstLine="0"/>
+              <w:jc w:val="left"/>
+            </w:pPr>
+            <w:r/>
+            <w:r>
+              <w:rPr>
+                <w:rFonts w:ascii="Times New Roman" w:hAnsi="Times New Roman" w:eastAsia="Times New Roman"/>
+                <w:b w:val="0"/>
+                <w:i w:val="0"/>
+                <w:sz w:val="19"/>
+              </w:rPr>
+              <w:t>0.534</w:t>
+            </w:r>
+          </w:p>
+        </w:tc>
+        <w:tc>
+          <w:tcPr>
+            <w:tcW w:type="dxa" w:w="1656"/>
+            <w:tcMar>
+              <w:top w:w="40" w:type="dxa"/>
+              <w:left w:w="55" w:type="dxa"/>
+              <w:bottom w:w="40" w:type="dxa"/>
+              <w:right w:w="55" w:type="dxa"/>
+            </w:tcMar>
+          </w:tcPr>
+          <w:p>
+            <w:pPr>
+              <w:keepNext/>
+              <w:keepLines/>
+              <w:spacing w:after="20" w:before="20" w:line="240" w:lineRule="auto"/>
+              <w:ind w:firstLine="0"/>
+              <w:jc w:val="left"/>
+            </w:pPr>
+            <w:r/>
+            <w:r>
+              <w:rPr>
+                <w:rFonts w:ascii="Times New Roman" w:hAnsi="Times New Roman" w:eastAsia="Times New Roman"/>
+                <w:b w:val="0"/>
+                <w:i w:val="0"/>
+                <w:sz w:val="19"/>
+              </w:rPr>
+              <w:t>1.24e-09</w:t>
+            </w:r>
+          </w:p>
+        </w:tc>
+      </w:tr>
+      <w:tr>
+        <w:trPr>
+          <w:cantSplit/>
+        </w:trPr>
+        <w:tc>
+          <w:tcPr>
+            <w:tcW w:type="dxa" w:w="936"/>
+            <w:tcMar>
+              <w:top w:w="40" w:type="dxa"/>
+              <w:left w:w="55" w:type="dxa"/>
+              <w:bottom w:w="40" w:type="dxa"/>
+              <w:right w:w="55" w:type="dxa"/>
+            </w:tcMar>
+          </w:tcPr>
+          <w:p>
+            <w:pPr>
+              <w:keepNext/>
+              <w:keepLines/>
+              <w:spacing w:after="20" w:before="20" w:line="240" w:lineRule="auto"/>
+              <w:ind w:firstLine="0"/>
+              <w:jc w:val="left"/>
+            </w:pPr>
+            <w:r/>
+            <w:r>
+              <w:rPr>
+                <w:rFonts w:ascii="Times New Roman" w:hAnsi="Times New Roman" w:eastAsia="Times New Roman"/>
+                <w:b w:val="0"/>
+                <w:i w:val="0"/>
+                <w:sz w:val="19"/>
+              </w:rPr>
+              <w:t>CHD</w:t>
+            </w:r>
+          </w:p>
+        </w:tc>
+        <w:tc>
+          <w:tcPr>
+            <w:tcW w:type="dxa" w:w="2304"/>
+            <w:tcMar>
+              <w:top w:w="40" w:type="dxa"/>
+              <w:left w:w="55" w:type="dxa"/>
+              <w:bottom w:w="40" w:type="dxa"/>
+              <w:right w:w="55" w:type="dxa"/>
+            </w:tcMar>
+          </w:tcPr>
+          <w:p>
+            <w:pPr>
+              <w:keepNext/>
+              <w:keepLines/>
+              <w:spacing w:after="20" w:before="20" w:line="240" w:lineRule="auto"/>
+              <w:ind w:firstLine="0"/>
+              <w:jc w:val="left"/>
+            </w:pPr>
+            <w:r/>
+            <w:r>
+              <w:rPr>
+                <w:rFonts w:ascii="Times New Roman" w:hAnsi="Times New Roman" w:eastAsia="Times New Roman"/>
+                <w:b w:val="0"/>
+                <w:i w:val="0"/>
+                <w:sz w:val="19"/>
+              </w:rPr>
+              <w:t>Mean maximum</w:t>
+            </w:r>
+          </w:p>
+        </w:tc>
+        <w:tc>
+          <w:tcPr>
+            <w:tcW w:type="dxa" w:w="1440"/>
+            <w:tcMar>
+              <w:top w:w="40" w:type="dxa"/>
+              <w:left w:w="55" w:type="dxa"/>
+              <w:bottom w:w="40" w:type="dxa"/>
+              <w:right w:w="55" w:type="dxa"/>
+            </w:tcMar>
+          </w:tcPr>
+          <w:p>
+            <w:pPr>
+              <w:keepNext/>
+              <w:keepLines/>
+              <w:spacing w:after="20" w:before="20" w:line="240" w:lineRule="auto"/>
+              <w:ind w:firstLine="0"/>
+              <w:jc w:val="left"/>
+            </w:pPr>
+            <w:r/>
+            <w:r>
+              <w:rPr>
+                <w:rFonts w:ascii="Times New Roman" w:hAnsi="Times New Roman" w:eastAsia="Times New Roman"/>
+                <w:b w:val="0"/>
+                <w:i w:val="0"/>
+                <w:sz w:val="19"/>
+              </w:rPr>
+              <w:t>160.760</w:t>
+            </w:r>
+          </w:p>
+        </w:tc>
+        <w:tc>
+          <w:tcPr>
+            <w:tcW w:type="dxa" w:w="1584"/>
+            <w:tcMar>
+              <w:top w:w="40" w:type="dxa"/>
+              <w:left w:w="55" w:type="dxa"/>
+              <w:bottom w:w="40" w:type="dxa"/>
+              <w:right w:w="55" w:type="dxa"/>
+            </w:tcMar>
+          </w:tcPr>
+          <w:p>
+            <w:pPr>
+              <w:keepNext/>
+              <w:keepLines/>
+              <w:spacing w:after="20" w:before="20" w:line="240" w:lineRule="auto"/>
+              <w:ind w:firstLine="0"/>
+              <w:jc w:val="left"/>
+            </w:pPr>
+            <w:r/>
+            <w:r>
+              <w:rPr>
+                <w:rFonts w:ascii="Times New Roman" w:hAnsi="Times New Roman" w:eastAsia="Times New Roman"/>
+                <w:b w:val="0"/>
+                <w:i w:val="0"/>
+                <w:sz w:val="19"/>
+              </w:rPr>
+              <w:t>1.114</w:t>
+            </w:r>
+          </w:p>
+        </w:tc>
+        <w:tc>
+          <w:tcPr>
+            <w:tcW w:type="dxa" w:w="1440"/>
+            <w:tcMar>
+              <w:top w:w="40" w:type="dxa"/>
+              <w:left w:w="55" w:type="dxa"/>
+              <w:bottom w:w="40" w:type="dxa"/>
+              <w:right w:w="55" w:type="dxa"/>
+            </w:tcMar>
+          </w:tcPr>
+          <w:p>
+            <w:pPr>
+              <w:keepNext/>
+              <w:keepLines/>
+              <w:spacing w:after="20" w:before="20" w:line="240" w:lineRule="auto"/>
+              <w:ind w:firstLine="0"/>
+              <w:jc w:val="left"/>
+            </w:pPr>
+            <w:r/>
+            <w:r>
+              <w:rPr>
+                <w:rFonts w:ascii="Times New Roman" w:hAnsi="Times New Roman" w:eastAsia="Times New Roman"/>
+                <w:b w:val="0"/>
+                <w:i w:val="0"/>
+                <w:sz w:val="19"/>
+              </w:rPr>
+              <w:t>0.533</w:t>
+            </w:r>
+          </w:p>
+        </w:tc>
+        <w:tc>
+          <w:tcPr>
+            <w:tcW w:type="dxa" w:w="1656"/>
+            <w:tcMar>
+              <w:top w:w="40" w:type="dxa"/>
+              <w:left w:w="55" w:type="dxa"/>
+              <w:bottom w:w="40" w:type="dxa"/>
+              <w:right w:w="55" w:type="dxa"/>
+            </w:tcMar>
+          </w:tcPr>
+          <w:p>
+            <w:pPr>
+              <w:keepNext/>
+              <w:keepLines/>
+              <w:spacing w:after="20" w:before="20" w:line="240" w:lineRule="auto"/>
+              <w:ind w:firstLine="0"/>
+              <w:jc w:val="left"/>
+            </w:pPr>
+            <w:r/>
+            <w:r>
+              <w:rPr>
+                <w:rFonts w:ascii="Times New Roman" w:hAnsi="Times New Roman" w:eastAsia="Times New Roman"/>
+                <w:b w:val="0"/>
+                <w:i w:val="0"/>
+                <w:sz w:val="19"/>
+              </w:rPr>
+              <w:t>1.36e-09</w:t>
+            </w:r>
+          </w:p>
+        </w:tc>
+      </w:tr>
+      <w:tr>
+        <w:trPr>
+          <w:cantSplit/>
+        </w:trPr>
+        <w:tc>
+          <w:tcPr>
+            <w:tcW w:type="dxa" w:w="936"/>
+            <w:tcMar>
+              <w:top w:w="40" w:type="dxa"/>
+              <w:left w:w="55" w:type="dxa"/>
+              <w:bottom w:w="40" w:type="dxa"/>
+              <w:right w:w="55" w:type="dxa"/>
+            </w:tcMar>
+          </w:tcPr>
+          <w:p>
+            <w:pPr>
+              <w:keepNext/>
+              <w:keepLines/>
+              <w:spacing w:after="20" w:before="20" w:line="240" w:lineRule="auto"/>
+              <w:ind w:firstLine="0"/>
+              <w:jc w:val="left"/>
+            </w:pPr>
+            <w:r/>
+            <w:r>
+              <w:rPr>
+                <w:rFonts w:ascii="Times New Roman" w:hAnsi="Times New Roman" w:eastAsia="Times New Roman"/>
+                <w:b w:val="0"/>
+                <w:i w:val="0"/>
+                <w:sz w:val="19"/>
+              </w:rPr>
+              <w:t>CHD</w:t>
+            </w:r>
+          </w:p>
+        </w:tc>
+        <w:tc>
+          <w:tcPr>
+            <w:tcW w:type="dxa" w:w="2304"/>
+            <w:tcMar>
+              <w:top w:w="40" w:type="dxa"/>
+              <w:left w:w="55" w:type="dxa"/>
+              <w:bottom w:w="40" w:type="dxa"/>
+              <w:right w:w="55" w:type="dxa"/>
+            </w:tcMar>
+          </w:tcPr>
+          <w:p>
+            <w:pPr>
+              <w:keepNext/>
+              <w:keepLines/>
+              <w:spacing w:after="20" w:before="20" w:line="240" w:lineRule="auto"/>
+              <w:ind w:firstLine="0"/>
+              <w:jc w:val="left"/>
+            </w:pPr>
+            <w:r/>
+            <w:r>
+              <w:rPr>
+                <w:rFonts w:ascii="Times New Roman" w:hAnsi="Times New Roman" w:eastAsia="Times New Roman"/>
+                <w:b w:val="0"/>
+                <w:i w:val="0"/>
+                <w:sz w:val="19"/>
+              </w:rPr>
+              <w:t>Mean minimum</w:t>
+            </w:r>
+          </w:p>
+        </w:tc>
+        <w:tc>
+          <w:tcPr>
+            <w:tcW w:type="dxa" w:w="1440"/>
+            <w:tcMar>
+              <w:top w:w="40" w:type="dxa"/>
+              <w:left w:w="55" w:type="dxa"/>
+              <w:bottom w:w="40" w:type="dxa"/>
+              <w:right w:w="55" w:type="dxa"/>
+            </w:tcMar>
+          </w:tcPr>
+          <w:p>
+            <w:pPr>
+              <w:keepNext/>
+              <w:keepLines/>
+              <w:spacing w:after="20" w:before="20" w:line="240" w:lineRule="auto"/>
+              <w:ind w:firstLine="0"/>
+              <w:jc w:val="left"/>
+            </w:pPr>
+            <w:r/>
+            <w:r>
+              <w:rPr>
+                <w:rFonts w:ascii="Times New Roman" w:hAnsi="Times New Roman" w:eastAsia="Times New Roman"/>
+                <w:b w:val="0"/>
+                <w:i w:val="0"/>
+                <w:sz w:val="19"/>
+              </w:rPr>
+              <w:t>160.190</w:t>
+            </w:r>
+          </w:p>
+        </w:tc>
+        <w:tc>
+          <w:tcPr>
+            <w:tcW w:type="dxa" w:w="1584"/>
+            <w:tcMar>
+              <w:top w:w="40" w:type="dxa"/>
+              <w:left w:w="55" w:type="dxa"/>
+              <w:bottom w:w="40" w:type="dxa"/>
+              <w:right w:w="55" w:type="dxa"/>
+            </w:tcMar>
+          </w:tcPr>
+          <w:p>
+            <w:pPr>
+              <w:keepNext/>
+              <w:keepLines/>
+              <w:spacing w:after="20" w:before="20" w:line="240" w:lineRule="auto"/>
+              <w:ind w:firstLine="0"/>
+              <w:jc w:val="left"/>
+            </w:pPr>
+            <w:r/>
+            <w:r>
+              <w:rPr>
+                <w:rFonts w:ascii="Times New Roman" w:hAnsi="Times New Roman" w:eastAsia="Times New Roman"/>
+                <w:b w:val="0"/>
+                <w:i w:val="0"/>
+                <w:sz w:val="19"/>
+              </w:rPr>
+              <w:t>1.114</w:t>
+            </w:r>
+          </w:p>
+        </w:tc>
+        <w:tc>
+          <w:tcPr>
+            <w:tcW w:type="dxa" w:w="1440"/>
+            <w:tcMar>
+              <w:top w:w="40" w:type="dxa"/>
+              <w:left w:w="55" w:type="dxa"/>
+              <w:bottom w:w="40" w:type="dxa"/>
+              <w:right w:w="55" w:type="dxa"/>
+            </w:tcMar>
+          </w:tcPr>
+          <w:p>
+            <w:pPr>
+              <w:keepNext/>
+              <w:keepLines/>
+              <w:spacing w:after="20" w:before="20" w:line="240" w:lineRule="auto"/>
+              <w:ind w:firstLine="0"/>
+              <w:jc w:val="left"/>
+            </w:pPr>
+            <w:r/>
+            <w:r>
+              <w:rPr>
+                <w:rFonts w:ascii="Times New Roman" w:hAnsi="Times New Roman" w:eastAsia="Times New Roman"/>
+                <w:b w:val="0"/>
+                <w:i w:val="0"/>
+                <w:sz w:val="19"/>
+              </w:rPr>
+              <w:t>0.532</w:t>
+            </w:r>
+          </w:p>
+        </w:tc>
+        <w:tc>
+          <w:tcPr>
+            <w:tcW w:type="dxa" w:w="1656"/>
+            <w:tcMar>
+              <w:top w:w="40" w:type="dxa"/>
+              <w:left w:w="55" w:type="dxa"/>
+              <w:bottom w:w="40" w:type="dxa"/>
+              <w:right w:w="55" w:type="dxa"/>
+            </w:tcMar>
+          </w:tcPr>
+          <w:p>
+            <w:pPr>
+              <w:keepNext/>
+              <w:keepLines/>
+              <w:spacing w:after="20" w:before="20" w:line="240" w:lineRule="auto"/>
+              <w:ind w:firstLine="0"/>
+              <w:jc w:val="left"/>
+            </w:pPr>
+            <w:r/>
+            <w:r>
+              <w:rPr>
+                <w:rFonts w:ascii="Times New Roman" w:hAnsi="Times New Roman" w:eastAsia="Times New Roman"/>
+                <w:b w:val="0"/>
+                <w:i w:val="0"/>
+                <w:sz w:val="19"/>
+              </w:rPr>
+              <w:t>1.48e-09</w:t>
+            </w:r>
+          </w:p>
+        </w:tc>
+      </w:tr>
+      <w:tr>
+        <w:trPr>
+          <w:cantSplit/>
+        </w:trPr>
+        <w:tc>
+          <w:tcPr>
+            <w:tcW w:type="dxa" w:w="936"/>
+            <w:tcMar>
+              <w:top w:w="40" w:type="dxa"/>
+              <w:left w:w="55" w:type="dxa"/>
+              <w:bottom w:w="40" w:type="dxa"/>
+              <w:right w:w="55" w:type="dxa"/>
+            </w:tcMar>
+          </w:tcPr>
+          <w:p>
+            <w:pPr>
+              <w:keepNext/>
+              <w:keepLines/>
+              <w:spacing w:after="20" w:before="20" w:line="240" w:lineRule="auto"/>
+              <w:ind w:firstLine="0"/>
+              <w:jc w:val="left"/>
+            </w:pPr>
+            <w:r/>
+            <w:r>
+              <w:rPr>
+                <w:rFonts w:ascii="Times New Roman" w:hAnsi="Times New Roman" w:eastAsia="Times New Roman"/>
+                <w:b w:val="0"/>
+                <w:i w:val="0"/>
+                <w:sz w:val="19"/>
+              </w:rPr>
+              <w:t>CHD</w:t>
+            </w:r>
+          </w:p>
+        </w:tc>
+        <w:tc>
+          <w:tcPr>
+            <w:tcW w:type="dxa" w:w="2304"/>
+            <w:tcMar>
+              <w:top w:w="40" w:type="dxa"/>
+              <w:left w:w="55" w:type="dxa"/>
+              <w:bottom w:w="40" w:type="dxa"/>
+              <w:right w:w="55" w:type="dxa"/>
+            </w:tcMar>
+          </w:tcPr>
+          <w:p>
+            <w:pPr>
+              <w:keepNext/>
+              <w:keepLines/>
+              <w:spacing w:after="20" w:before="20" w:line="240" w:lineRule="auto"/>
+              <w:ind w:firstLine="0"/>
+              <w:jc w:val="left"/>
+            </w:pPr>
+            <w:r/>
+            <w:r>
+              <w:rPr>
+                <w:rFonts w:ascii="Times New Roman" w:hAnsi="Times New Roman" w:eastAsia="Times New Roman"/>
+                <w:b w:val="0"/>
+                <w:i w:val="0"/>
+                <w:sz w:val="19"/>
+              </w:rPr>
+              <w:t>Hot nights</w:t>
+            </w:r>
+          </w:p>
+        </w:tc>
+        <w:tc>
+          <w:tcPr>
+            <w:tcW w:type="dxa" w:w="1440"/>
+            <w:tcMar>
+              <w:top w:w="40" w:type="dxa"/>
+              <w:left w:w="55" w:type="dxa"/>
+              <w:bottom w:w="40" w:type="dxa"/>
+              <w:right w:w="55" w:type="dxa"/>
+            </w:tcMar>
+          </w:tcPr>
+          <w:p>
+            <w:pPr>
+              <w:keepNext/>
+              <w:keepLines/>
+              <w:spacing w:after="20" w:before="20" w:line="240" w:lineRule="auto"/>
+              <w:ind w:firstLine="0"/>
+              <w:jc w:val="left"/>
+            </w:pPr>
+            <w:r/>
+            <w:r>
+              <w:rPr>
+                <w:rFonts w:ascii="Times New Roman" w:hAnsi="Times New Roman" w:eastAsia="Times New Roman"/>
+                <w:b w:val="0"/>
+                <w:i w:val="0"/>
+                <w:sz w:val="19"/>
+              </w:rPr>
+              <w:t>163.009</w:t>
+            </w:r>
+          </w:p>
+        </w:tc>
+        <w:tc>
+          <w:tcPr>
+            <w:tcW w:type="dxa" w:w="1584"/>
+            <w:tcMar>
+              <w:top w:w="40" w:type="dxa"/>
+              <w:left w:w="55" w:type="dxa"/>
+              <w:bottom w:w="40" w:type="dxa"/>
+              <w:right w:w="55" w:type="dxa"/>
+            </w:tcMar>
+          </w:tcPr>
+          <w:p>
+            <w:pPr>
+              <w:keepNext/>
+              <w:keepLines/>
+              <w:spacing w:after="20" w:before="20" w:line="240" w:lineRule="auto"/>
+              <w:ind w:firstLine="0"/>
+              <w:jc w:val="left"/>
+            </w:pPr>
+            <w:r/>
+            <w:r>
+              <w:rPr>
+                <w:rFonts w:ascii="Times New Roman" w:hAnsi="Times New Roman" w:eastAsia="Times New Roman"/>
+                <w:b w:val="0"/>
+                <w:i w:val="0"/>
+                <w:sz w:val="19"/>
+              </w:rPr>
+              <w:t>1.116</w:t>
+            </w:r>
+          </w:p>
+        </w:tc>
+        <w:tc>
+          <w:tcPr>
+            <w:tcW w:type="dxa" w:w="1440"/>
+            <w:tcMar>
+              <w:top w:w="40" w:type="dxa"/>
+              <w:left w:w="55" w:type="dxa"/>
+              <w:bottom w:w="40" w:type="dxa"/>
+              <w:right w:w="55" w:type="dxa"/>
+            </w:tcMar>
+          </w:tcPr>
+          <w:p>
+            <w:pPr>
+              <w:keepNext/>
+              <w:keepLines/>
+              <w:spacing w:after="20" w:before="20" w:line="240" w:lineRule="auto"/>
+              <w:ind w:firstLine="0"/>
+              <w:jc w:val="left"/>
+            </w:pPr>
+            <w:r/>
+            <w:r>
+              <w:rPr>
+                <w:rFonts w:ascii="Times New Roman" w:hAnsi="Times New Roman" w:eastAsia="Times New Roman"/>
+                <w:b w:val="0"/>
+                <w:i w:val="0"/>
+                <w:sz w:val="19"/>
+              </w:rPr>
+              <w:t>0.508</w:t>
+            </w:r>
+          </w:p>
+        </w:tc>
+        <w:tc>
+          <w:tcPr>
+            <w:tcW w:type="dxa" w:w="1656"/>
+            <w:tcMar>
+              <w:top w:w="40" w:type="dxa"/>
+              <w:left w:w="55" w:type="dxa"/>
+              <w:bottom w:w="40" w:type="dxa"/>
+              <w:right w:w="55" w:type="dxa"/>
+            </w:tcMar>
+          </w:tcPr>
+          <w:p>
+            <w:pPr>
+              <w:keepNext/>
+              <w:keepLines/>
+              <w:spacing w:after="20" w:before="20" w:line="240" w:lineRule="auto"/>
+              <w:ind w:firstLine="0"/>
+              <w:jc w:val="left"/>
+            </w:pPr>
+            <w:r/>
+            <w:r>
+              <w:rPr>
+                <w:rFonts w:ascii="Times New Roman" w:hAnsi="Times New Roman" w:eastAsia="Times New Roman"/>
+                <w:b w:val="0"/>
+                <w:i w:val="0"/>
+                <w:sz w:val="19"/>
+              </w:rPr>
+              <w:t>1.17e-08</w:t>
+            </w:r>
+          </w:p>
+        </w:tc>
+      </w:tr>
+      <w:tr>
+        <w:trPr>
+          <w:cantSplit/>
+        </w:trPr>
+        <w:tc>
+          <w:tcPr>
+            <w:tcW w:type="dxa" w:w="936"/>
+            <w:tcMar>
+              <w:top w:w="40" w:type="dxa"/>
+              <w:left w:w="55" w:type="dxa"/>
+              <w:bottom w:w="40" w:type="dxa"/>
+              <w:right w:w="55" w:type="dxa"/>
+            </w:tcMar>
+          </w:tcPr>
+          <w:p>
+            <w:pPr>
+              <w:keepNext/>
+              <w:keepLines/>
+              <w:spacing w:after="20" w:before="20" w:line="240" w:lineRule="auto"/>
+              <w:ind w:firstLine="0"/>
+              <w:jc w:val="left"/>
+            </w:pPr>
+            <w:r/>
+            <w:r>
+              <w:rPr>
+                <w:rFonts w:ascii="Times New Roman" w:hAnsi="Times New Roman" w:eastAsia="Times New Roman"/>
+                <w:b w:val="0"/>
+                <w:i w:val="0"/>
+                <w:sz w:val="19"/>
+              </w:rPr>
+              <w:t>CHD</w:t>
+            </w:r>
+          </w:p>
+        </w:tc>
+        <w:tc>
+          <w:tcPr>
+            <w:tcW w:type="dxa" w:w="2304"/>
+            <w:tcMar>
+              <w:top w:w="40" w:type="dxa"/>
+              <w:left w:w="55" w:type="dxa"/>
+              <w:bottom w:w="40" w:type="dxa"/>
+              <w:right w:w="55" w:type="dxa"/>
+            </w:tcMar>
+          </w:tcPr>
+          <w:p>
+            <w:pPr>
+              <w:keepNext/>
+              <w:keepLines/>
+              <w:spacing w:after="20" w:before="20" w:line="240" w:lineRule="auto"/>
+              <w:ind w:firstLine="0"/>
+              <w:jc w:val="left"/>
+            </w:pPr>
+            <w:r/>
+            <w:r>
+              <w:rPr>
+                <w:rFonts w:ascii="Times New Roman" w:hAnsi="Times New Roman" w:eastAsia="Times New Roman"/>
+                <w:b w:val="0"/>
+                <w:i w:val="0"/>
+                <w:sz w:val="19"/>
+              </w:rPr>
+              <w:t>Cold days</w:t>
+            </w:r>
+          </w:p>
+        </w:tc>
+        <w:tc>
+          <w:tcPr>
+            <w:tcW w:type="dxa" w:w="1440"/>
+            <w:tcMar>
+              <w:top w:w="40" w:type="dxa"/>
+              <w:left w:w="55" w:type="dxa"/>
+              <w:bottom w:w="40" w:type="dxa"/>
+              <w:right w:w="55" w:type="dxa"/>
+            </w:tcMar>
+          </w:tcPr>
+          <w:p>
+            <w:pPr>
+              <w:keepNext/>
+              <w:keepLines/>
+              <w:spacing w:after="20" w:before="20" w:line="240" w:lineRule="auto"/>
+              <w:ind w:firstLine="0"/>
+              <w:jc w:val="left"/>
+            </w:pPr>
+            <w:r/>
+            <w:r>
+              <w:rPr>
+                <w:rFonts w:ascii="Times New Roman" w:hAnsi="Times New Roman" w:eastAsia="Times New Roman"/>
+                <w:b w:val="0"/>
+                <w:i w:val="0"/>
+                <w:sz w:val="19"/>
+              </w:rPr>
+              <w:t>159.450</w:t>
+            </w:r>
+          </w:p>
+        </w:tc>
+        <w:tc>
+          <w:tcPr>
+            <w:tcW w:type="dxa" w:w="1584"/>
+            <w:tcMar>
+              <w:top w:w="40" w:type="dxa"/>
+              <w:left w:w="55" w:type="dxa"/>
+              <w:bottom w:w="40" w:type="dxa"/>
+              <w:right w:w="55" w:type="dxa"/>
+            </w:tcMar>
+          </w:tcPr>
+          <w:p>
+            <w:pPr>
+              <w:keepNext/>
+              <w:keepLines/>
+              <w:spacing w:after="20" w:before="20" w:line="240" w:lineRule="auto"/>
+              <w:ind w:firstLine="0"/>
+              <w:jc w:val="left"/>
+            </w:pPr>
+            <w:r/>
+            <w:r>
+              <w:rPr>
+                <w:rFonts w:ascii="Times New Roman" w:hAnsi="Times New Roman" w:eastAsia="Times New Roman"/>
+                <w:b w:val="0"/>
+                <w:i w:val="0"/>
+                <w:sz w:val="19"/>
+              </w:rPr>
+              <w:t>1.114</w:t>
+            </w:r>
+          </w:p>
+        </w:tc>
+        <w:tc>
+          <w:tcPr>
+            <w:tcW w:type="dxa" w:w="1440"/>
+            <w:tcMar>
+              <w:top w:w="40" w:type="dxa"/>
+              <w:left w:w="55" w:type="dxa"/>
+              <w:bottom w:w="40" w:type="dxa"/>
+              <w:right w:w="55" w:type="dxa"/>
+            </w:tcMar>
+          </w:tcPr>
+          <w:p>
+            <w:pPr>
+              <w:keepNext/>
+              <w:keepLines/>
+              <w:spacing w:after="20" w:before="20" w:line="240" w:lineRule="auto"/>
+              <w:ind w:firstLine="0"/>
+              <w:jc w:val="left"/>
+            </w:pPr>
+            <w:r/>
+            <w:r>
+              <w:rPr>
+                <w:rFonts w:ascii="Times New Roman" w:hAnsi="Times New Roman" w:eastAsia="Times New Roman"/>
+                <w:b w:val="0"/>
+                <w:i w:val="0"/>
+                <w:sz w:val="19"/>
+              </w:rPr>
+              <w:t>0.528</w:t>
+            </w:r>
+          </w:p>
+        </w:tc>
+        <w:tc>
+          <w:tcPr>
+            <w:tcW w:type="dxa" w:w="1656"/>
+            <w:tcMar>
+              <w:top w:w="40" w:type="dxa"/>
+              <w:left w:w="55" w:type="dxa"/>
+              <w:bottom w:w="40" w:type="dxa"/>
+              <w:right w:w="55" w:type="dxa"/>
+            </w:tcMar>
+          </w:tcPr>
+          <w:p>
+            <w:pPr>
+              <w:keepNext/>
+              <w:keepLines/>
+              <w:spacing w:after="20" w:before="20" w:line="240" w:lineRule="auto"/>
+              <w:ind w:firstLine="0"/>
+              <w:jc w:val="left"/>
+            </w:pPr>
+            <w:r/>
+            <w:r>
+              <w:rPr>
+                <w:rFonts w:ascii="Times New Roman" w:hAnsi="Times New Roman" w:eastAsia="Times New Roman"/>
+                <w:b w:val="0"/>
+                <w:i w:val="0"/>
+                <w:sz w:val="19"/>
+              </w:rPr>
+              <w:t>2.24e-09</w:t>
+            </w:r>
+          </w:p>
+        </w:tc>
+      </w:tr>
+      <w:tr>
+        <w:trPr>
+          <w:cantSplit/>
+        </w:trPr>
+        <w:tc>
+          <w:tcPr>
+            <w:tcW w:type="dxa" w:w="936"/>
+            <w:tcMar>
+              <w:top w:w="40" w:type="dxa"/>
+              <w:left w:w="55" w:type="dxa"/>
+              <w:bottom w:w="40" w:type="dxa"/>
+              <w:right w:w="55" w:type="dxa"/>
+            </w:tcMar>
+          </w:tcPr>
+          <w:p>
+            <w:pPr>
+              <w:keepNext/>
+              <w:keepLines/>
+              <w:spacing w:after="20" w:before="20" w:line="240" w:lineRule="auto"/>
+              <w:ind w:firstLine="0"/>
+              <w:jc w:val="left"/>
+            </w:pPr>
+            <w:r/>
+            <w:r>
+              <w:rPr>
+                <w:rFonts w:ascii="Times New Roman" w:hAnsi="Times New Roman" w:eastAsia="Times New Roman"/>
+                <w:b w:val="0"/>
+                <w:i w:val="0"/>
+                <w:sz w:val="19"/>
+              </w:rPr>
+              <w:t>CHD</w:t>
+            </w:r>
+          </w:p>
+        </w:tc>
+        <w:tc>
+          <w:tcPr>
+            <w:tcW w:type="dxa" w:w="2304"/>
+            <w:tcMar>
+              <w:top w:w="40" w:type="dxa"/>
+              <w:left w:w="55" w:type="dxa"/>
+              <w:bottom w:w="40" w:type="dxa"/>
+              <w:right w:w="55" w:type="dxa"/>
+            </w:tcMar>
+          </w:tcPr>
+          <w:p>
+            <w:pPr>
+              <w:keepNext/>
+              <w:keepLines/>
+              <w:spacing w:after="20" w:before="20" w:line="240" w:lineRule="auto"/>
+              <w:ind w:firstLine="0"/>
+              <w:jc w:val="left"/>
+            </w:pPr>
+            <w:r/>
+            <w:r>
+              <w:rPr>
+                <w:rFonts w:ascii="Times New Roman" w:hAnsi="Times New Roman" w:eastAsia="Times New Roman"/>
+                <w:b w:val="0"/>
+                <w:i w:val="0"/>
+                <w:sz w:val="19"/>
+              </w:rPr>
+              <w:t>Very hot days</w:t>
+            </w:r>
+          </w:p>
+        </w:tc>
+        <w:tc>
+          <w:tcPr>
+            <w:tcW w:type="dxa" w:w="1440"/>
+            <w:tcMar>
+              <w:top w:w="40" w:type="dxa"/>
+              <w:left w:w="55" w:type="dxa"/>
+              <w:bottom w:w="40" w:type="dxa"/>
+              <w:right w:w="55" w:type="dxa"/>
+            </w:tcMar>
+          </w:tcPr>
+          <w:p>
+            <w:pPr>
+              <w:keepNext/>
+              <w:keepLines/>
+              <w:spacing w:after="20" w:before="20" w:line="240" w:lineRule="auto"/>
+              <w:ind w:firstLine="0"/>
+              <w:jc w:val="left"/>
+            </w:pPr>
+            <w:r/>
+            <w:r>
+              <w:rPr>
+                <w:rFonts w:ascii="Times New Roman" w:hAnsi="Times New Roman" w:eastAsia="Times New Roman"/>
+                <w:b w:val="0"/>
+                <w:i w:val="0"/>
+                <w:sz w:val="19"/>
+              </w:rPr>
+              <w:t>159.359</w:t>
+            </w:r>
+          </w:p>
+        </w:tc>
+        <w:tc>
+          <w:tcPr>
+            <w:tcW w:type="dxa" w:w="1584"/>
+            <w:tcMar>
+              <w:top w:w="40" w:type="dxa"/>
+              <w:left w:w="55" w:type="dxa"/>
+              <w:bottom w:w="40" w:type="dxa"/>
+              <w:right w:w="55" w:type="dxa"/>
+            </w:tcMar>
+          </w:tcPr>
+          <w:p>
+            <w:pPr>
+              <w:keepNext/>
+              <w:keepLines/>
+              <w:spacing w:after="20" w:before="20" w:line="240" w:lineRule="auto"/>
+              <w:ind w:firstLine="0"/>
+              <w:jc w:val="left"/>
+            </w:pPr>
+            <w:r/>
+            <w:r>
+              <w:rPr>
+                <w:rFonts w:ascii="Times New Roman" w:hAnsi="Times New Roman" w:eastAsia="Times New Roman"/>
+                <w:b w:val="0"/>
+                <w:i w:val="0"/>
+                <w:sz w:val="19"/>
+              </w:rPr>
+              <w:t>1.114</w:t>
+            </w:r>
+          </w:p>
+        </w:tc>
+        <w:tc>
+          <w:tcPr>
+            <w:tcW w:type="dxa" w:w="1440"/>
+            <w:tcMar>
+              <w:top w:w="40" w:type="dxa"/>
+              <w:left w:w="55" w:type="dxa"/>
+              <w:bottom w:w="40" w:type="dxa"/>
+              <w:right w:w="55" w:type="dxa"/>
+            </w:tcMar>
+          </w:tcPr>
+          <w:p>
+            <w:pPr>
+              <w:keepNext/>
+              <w:keepLines/>
+              <w:spacing w:after="20" w:before="20" w:line="240" w:lineRule="auto"/>
+              <w:ind w:firstLine="0"/>
+              <w:jc w:val="left"/>
+            </w:pPr>
+            <w:r/>
+            <w:r>
+              <w:rPr>
+                <w:rFonts w:ascii="Times New Roman" w:hAnsi="Times New Roman" w:eastAsia="Times New Roman"/>
+                <w:b w:val="0"/>
+                <w:i w:val="0"/>
+                <w:sz w:val="19"/>
+              </w:rPr>
+              <w:t>0.529</w:t>
+            </w:r>
+          </w:p>
+        </w:tc>
+        <w:tc>
+          <w:tcPr>
+            <w:tcW w:type="dxa" w:w="1656"/>
+            <w:tcMar>
+              <w:top w:w="40" w:type="dxa"/>
+              <w:left w:w="55" w:type="dxa"/>
+              <w:bottom w:w="40" w:type="dxa"/>
+              <w:right w:w="55" w:type="dxa"/>
+            </w:tcMar>
+          </w:tcPr>
+          <w:p>
+            <w:pPr>
+              <w:keepNext/>
+              <w:keepLines/>
+              <w:spacing w:after="20" w:before="20" w:line="240" w:lineRule="auto"/>
+              <w:ind w:firstLine="0"/>
+              <w:jc w:val="left"/>
+            </w:pPr>
+            <w:r/>
+            <w:r>
+              <w:rPr>
+                <w:rFonts w:ascii="Times New Roman" w:hAnsi="Times New Roman" w:eastAsia="Times New Roman"/>
+                <w:b w:val="0"/>
+                <w:i w:val="0"/>
+                <w:sz w:val="19"/>
+              </w:rPr>
+              <w:t>2.05e-09</w:t>
+            </w:r>
+          </w:p>
+        </w:tc>
+      </w:tr>
+      <w:tr>
+        <w:trPr>
+          <w:cantSplit/>
+        </w:trPr>
+        <w:tc>
+          <w:tcPr>
+            <w:tcW w:type="dxa" w:w="936"/>
+            <w:tcMar>
+              <w:top w:w="40" w:type="dxa"/>
+              <w:left w:w="55" w:type="dxa"/>
+              <w:bottom w:w="40" w:type="dxa"/>
+              <w:right w:w="55" w:type="dxa"/>
+            </w:tcMar>
+          </w:tcPr>
+          <w:p>
+            <w:pPr>
+              <w:keepNext/>
+              <w:keepLines/>
+              <w:spacing w:after="20" w:before="20" w:line="240" w:lineRule="auto"/>
+              <w:ind w:firstLine="0"/>
+              <w:jc w:val="left"/>
+            </w:pPr>
+            <w:r/>
+            <w:r>
+              <w:rPr>
+                <w:rFonts w:ascii="Times New Roman" w:hAnsi="Times New Roman" w:eastAsia="Times New Roman"/>
+                <w:b w:val="0"/>
+                <w:i w:val="0"/>
+                <w:sz w:val="19"/>
+              </w:rPr>
+              <w:t>HF</w:t>
+            </w:r>
+          </w:p>
+        </w:tc>
+        <w:tc>
+          <w:tcPr>
+            <w:tcW w:type="dxa" w:w="2304"/>
+            <w:tcMar>
+              <w:top w:w="40" w:type="dxa"/>
+              <w:left w:w="55" w:type="dxa"/>
+              <w:bottom w:w="40" w:type="dxa"/>
+              <w:right w:w="55" w:type="dxa"/>
+            </w:tcMar>
+          </w:tcPr>
+          <w:p>
+            <w:pPr>
+              <w:keepNext/>
+              <w:keepLines/>
+              <w:spacing w:after="20" w:before="20" w:line="240" w:lineRule="auto"/>
+              <w:ind w:firstLine="0"/>
+              <w:jc w:val="left"/>
+            </w:pPr>
+            <w:r/>
+            <w:r>
+              <w:rPr>
+                <w:rFonts w:ascii="Times New Roman" w:hAnsi="Times New Roman" w:eastAsia="Times New Roman"/>
+                <w:b w:val="0"/>
+                <w:i w:val="0"/>
+                <w:sz w:val="19"/>
+              </w:rPr>
+              <w:t>Mean temperature</w:t>
+            </w:r>
+          </w:p>
+        </w:tc>
+        <w:tc>
+          <w:tcPr>
+            <w:tcW w:type="dxa" w:w="1440"/>
+            <w:tcMar>
+              <w:top w:w="40" w:type="dxa"/>
+              <w:left w:w="55" w:type="dxa"/>
+              <w:bottom w:w="40" w:type="dxa"/>
+              <w:right w:w="55" w:type="dxa"/>
+            </w:tcMar>
+          </w:tcPr>
+          <w:p>
+            <w:pPr>
+              <w:keepNext/>
+              <w:keepLines/>
+              <w:spacing w:after="20" w:before="20" w:line="240" w:lineRule="auto"/>
+              <w:ind w:firstLine="0"/>
+              <w:jc w:val="left"/>
+            </w:pPr>
+            <w:r/>
+            <w:r>
+              <w:rPr>
+                <w:rFonts w:ascii="Times New Roman" w:hAnsi="Times New Roman" w:eastAsia="Times New Roman"/>
+                <w:b w:val="0"/>
+                <w:i w:val="0"/>
+                <w:sz w:val="19"/>
+              </w:rPr>
+              <w:t>186.459</w:t>
+            </w:r>
+          </w:p>
+        </w:tc>
+        <w:tc>
+          <w:tcPr>
+            <w:tcW w:type="dxa" w:w="1584"/>
+            <w:tcMar>
+              <w:top w:w="40" w:type="dxa"/>
+              <w:left w:w="55" w:type="dxa"/>
+              <w:bottom w:w="40" w:type="dxa"/>
+              <w:right w:w="55" w:type="dxa"/>
+            </w:tcMar>
+          </w:tcPr>
+          <w:p>
+            <w:pPr>
+              <w:keepNext/>
+              <w:keepLines/>
+              <w:spacing w:after="20" w:before="20" w:line="240" w:lineRule="auto"/>
+              <w:ind w:firstLine="0"/>
+              <w:jc w:val="left"/>
+            </w:pPr>
+            <w:r/>
+            <w:r>
+              <w:rPr>
+                <w:rFonts w:ascii="Times New Roman" w:hAnsi="Times New Roman" w:eastAsia="Times New Roman"/>
+                <w:b w:val="0"/>
+                <w:i w:val="0"/>
+                <w:sz w:val="19"/>
+              </w:rPr>
+              <w:t>1.149</w:t>
+            </w:r>
+          </w:p>
+        </w:tc>
+        <w:tc>
+          <w:tcPr>
+            <w:tcW w:type="dxa" w:w="1440"/>
+            <w:tcMar>
+              <w:top w:w="40" w:type="dxa"/>
+              <w:left w:w="55" w:type="dxa"/>
+              <w:bottom w:w="40" w:type="dxa"/>
+              <w:right w:w="55" w:type="dxa"/>
+            </w:tcMar>
+          </w:tcPr>
+          <w:p>
+            <w:pPr>
+              <w:keepNext/>
+              <w:keepLines/>
+              <w:spacing w:after="20" w:before="20" w:line="240" w:lineRule="auto"/>
+              <w:ind w:firstLine="0"/>
+              <w:jc w:val="left"/>
+            </w:pPr>
+            <w:r/>
+            <w:r>
+              <w:rPr>
+                <w:rFonts w:ascii="Times New Roman" w:hAnsi="Times New Roman" w:eastAsia="Times New Roman"/>
+                <w:b w:val="0"/>
+                <w:i w:val="0"/>
+                <w:sz w:val="19"/>
+              </w:rPr>
+              <w:t>0.139</w:t>
+            </w:r>
+          </w:p>
+        </w:tc>
+        <w:tc>
+          <w:tcPr>
+            <w:tcW w:type="dxa" w:w="1656"/>
+            <w:tcMar>
+              <w:top w:w="40" w:type="dxa"/>
+              <w:left w:w="55" w:type="dxa"/>
+              <w:bottom w:w="40" w:type="dxa"/>
+              <w:right w:w="55" w:type="dxa"/>
+            </w:tcMar>
+          </w:tcPr>
+          <w:p>
+            <w:pPr>
+              <w:keepNext/>
+              <w:keepLines/>
+              <w:spacing w:after="20" w:before="20" w:line="240" w:lineRule="auto"/>
+              <w:ind w:firstLine="0"/>
+              <w:jc w:val="left"/>
+            </w:pPr>
+            <w:r/>
+            <w:r>
+              <w:rPr>
+                <w:rFonts w:ascii="Times New Roman" w:hAnsi="Times New Roman" w:eastAsia="Times New Roman"/>
+                <w:b w:val="0"/>
+                <w:i w:val="0"/>
+                <w:sz w:val="19"/>
+              </w:rPr>
+              <w:t>0.469</w:t>
+            </w:r>
+          </w:p>
+        </w:tc>
+      </w:tr>
+      <w:tr>
+        <w:trPr>
+          <w:cantSplit/>
+        </w:trPr>
+        <w:tc>
+          <w:tcPr>
+            <w:tcW w:type="dxa" w:w="936"/>
+            <w:tcMar>
+              <w:top w:w="40" w:type="dxa"/>
+              <w:left w:w="55" w:type="dxa"/>
+              <w:bottom w:w="40" w:type="dxa"/>
+              <w:right w:w="55" w:type="dxa"/>
+            </w:tcMar>
+          </w:tcPr>
+          <w:p>
+            <w:pPr>
+              <w:keepNext/>
+              <w:keepLines/>
+              <w:spacing w:after="20" w:before="20" w:line="240" w:lineRule="auto"/>
+              <w:ind w:firstLine="0"/>
+              <w:jc w:val="left"/>
+            </w:pPr>
+            <w:r/>
+            <w:r>
+              <w:rPr>
+                <w:rFonts w:ascii="Times New Roman" w:hAnsi="Times New Roman" w:eastAsia="Times New Roman"/>
+                <w:b w:val="0"/>
+                <w:i w:val="0"/>
+                <w:sz w:val="19"/>
+              </w:rPr>
+              <w:t>HF</w:t>
+            </w:r>
+          </w:p>
+        </w:tc>
+        <w:tc>
+          <w:tcPr>
+            <w:tcW w:type="dxa" w:w="2304"/>
+            <w:tcMar>
+              <w:top w:w="40" w:type="dxa"/>
+              <w:left w:w="55" w:type="dxa"/>
+              <w:bottom w:w="40" w:type="dxa"/>
+              <w:right w:w="55" w:type="dxa"/>
+            </w:tcMar>
+          </w:tcPr>
+          <w:p>
+            <w:pPr>
+              <w:keepNext/>
+              <w:keepLines/>
+              <w:spacing w:after="20" w:before="20" w:line="240" w:lineRule="auto"/>
+              <w:ind w:firstLine="0"/>
+              <w:jc w:val="left"/>
+            </w:pPr>
+            <w:r/>
+            <w:r>
+              <w:rPr>
+                <w:rFonts w:ascii="Times New Roman" w:hAnsi="Times New Roman" w:eastAsia="Times New Roman"/>
+                <w:b w:val="0"/>
+                <w:i w:val="0"/>
+                <w:sz w:val="19"/>
+              </w:rPr>
+              <w:t>Mean maximum</w:t>
+            </w:r>
+          </w:p>
+        </w:tc>
+        <w:tc>
+          <w:tcPr>
+            <w:tcW w:type="dxa" w:w="1440"/>
+            <w:tcMar>
+              <w:top w:w="40" w:type="dxa"/>
+              <w:left w:w="55" w:type="dxa"/>
+              <w:bottom w:w="40" w:type="dxa"/>
+              <w:right w:w="55" w:type="dxa"/>
+            </w:tcMar>
+          </w:tcPr>
+          <w:p>
+            <w:pPr>
+              <w:keepNext/>
+              <w:keepLines/>
+              <w:spacing w:after="20" w:before="20" w:line="240" w:lineRule="auto"/>
+              <w:ind w:firstLine="0"/>
+              <w:jc w:val="left"/>
+            </w:pPr>
+            <w:r/>
+            <w:r>
+              <w:rPr>
+                <w:rFonts w:ascii="Times New Roman" w:hAnsi="Times New Roman" w:eastAsia="Times New Roman"/>
+                <w:b w:val="0"/>
+                <w:i w:val="0"/>
+                <w:sz w:val="19"/>
+              </w:rPr>
+              <w:t>178.627</w:t>
+            </w:r>
+          </w:p>
+        </w:tc>
+        <w:tc>
+          <w:tcPr>
+            <w:tcW w:type="dxa" w:w="1584"/>
+            <w:tcMar>
+              <w:top w:w="40" w:type="dxa"/>
+              <w:left w:w="55" w:type="dxa"/>
+              <w:bottom w:w="40" w:type="dxa"/>
+              <w:right w:w="55" w:type="dxa"/>
+            </w:tcMar>
+          </w:tcPr>
+          <w:p>
+            <w:pPr>
+              <w:keepNext/>
+              <w:keepLines/>
+              <w:spacing w:after="20" w:before="20" w:line="240" w:lineRule="auto"/>
+              <w:ind w:firstLine="0"/>
+              <w:jc w:val="left"/>
+            </w:pPr>
+            <w:r/>
+            <w:r>
+              <w:rPr>
+                <w:rFonts w:ascii="Times New Roman" w:hAnsi="Times New Roman" w:eastAsia="Times New Roman"/>
+                <w:b w:val="0"/>
+                <w:i w:val="0"/>
+                <w:sz w:val="19"/>
+              </w:rPr>
+              <w:t>1.147</w:t>
+            </w:r>
+          </w:p>
+        </w:tc>
+        <w:tc>
+          <w:tcPr>
+            <w:tcW w:type="dxa" w:w="1440"/>
+            <w:tcMar>
+              <w:top w:w="40" w:type="dxa"/>
+              <w:left w:w="55" w:type="dxa"/>
+              <w:bottom w:w="40" w:type="dxa"/>
+              <w:right w:w="55" w:type="dxa"/>
+            </w:tcMar>
+          </w:tcPr>
+          <w:p>
+            <w:pPr>
+              <w:keepNext/>
+              <w:keepLines/>
+              <w:spacing w:after="20" w:before="20" w:line="240" w:lineRule="auto"/>
+              <w:ind w:firstLine="0"/>
+              <w:jc w:val="left"/>
+            </w:pPr>
+            <w:r/>
+            <w:r>
+              <w:rPr>
+                <w:rFonts w:ascii="Times New Roman" w:hAnsi="Times New Roman" w:eastAsia="Times New Roman"/>
+                <w:b w:val="0"/>
+                <w:i w:val="0"/>
+                <w:sz w:val="19"/>
+              </w:rPr>
+              <w:t>0.150</w:t>
+            </w:r>
+          </w:p>
+        </w:tc>
+        <w:tc>
+          <w:tcPr>
+            <w:tcW w:type="dxa" w:w="1656"/>
+            <w:tcMar>
+              <w:top w:w="40" w:type="dxa"/>
+              <w:left w:w="55" w:type="dxa"/>
+              <w:bottom w:w="40" w:type="dxa"/>
+              <w:right w:w="55" w:type="dxa"/>
+            </w:tcMar>
+          </w:tcPr>
+          <w:p>
+            <w:pPr>
+              <w:keepNext/>
+              <w:keepLines/>
+              <w:spacing w:after="20" w:before="20" w:line="240" w:lineRule="auto"/>
+              <w:ind w:firstLine="0"/>
+              <w:jc w:val="left"/>
+            </w:pPr>
+            <w:r/>
+            <w:r>
+              <w:rPr>
+                <w:rFonts w:ascii="Times New Roman" w:hAnsi="Times New Roman" w:eastAsia="Times New Roman"/>
+                <w:b w:val="0"/>
+                <w:i w:val="0"/>
+                <w:sz w:val="19"/>
+              </w:rPr>
+              <w:t>0.397</w:t>
+            </w:r>
+          </w:p>
+        </w:tc>
+      </w:tr>
+      <w:tr>
+        <w:trPr>
+          <w:cantSplit/>
+        </w:trPr>
+        <w:tc>
+          <w:tcPr>
+            <w:tcW w:type="dxa" w:w="936"/>
+            <w:tcMar>
+              <w:top w:w="40" w:type="dxa"/>
+              <w:left w:w="55" w:type="dxa"/>
+              <w:bottom w:w="40" w:type="dxa"/>
+              <w:right w:w="55" w:type="dxa"/>
+            </w:tcMar>
+          </w:tcPr>
+          <w:p>
+            <w:pPr>
+              <w:keepNext/>
+              <w:keepLines/>
+              <w:spacing w:after="20" w:before="20" w:line="240" w:lineRule="auto"/>
+              <w:ind w:firstLine="0"/>
+              <w:jc w:val="left"/>
+            </w:pPr>
+            <w:r/>
+            <w:r>
+              <w:rPr>
+                <w:rFonts w:ascii="Times New Roman" w:hAnsi="Times New Roman" w:eastAsia="Times New Roman"/>
+                <w:b w:val="0"/>
+                <w:i w:val="0"/>
+                <w:sz w:val="19"/>
+              </w:rPr>
+              <w:t>HF</w:t>
+            </w:r>
+          </w:p>
+        </w:tc>
+        <w:tc>
+          <w:tcPr>
+            <w:tcW w:type="dxa" w:w="2304"/>
+            <w:tcMar>
+              <w:top w:w="40" w:type="dxa"/>
+              <w:left w:w="55" w:type="dxa"/>
+              <w:bottom w:w="40" w:type="dxa"/>
+              <w:right w:w="55" w:type="dxa"/>
+            </w:tcMar>
+          </w:tcPr>
+          <w:p>
+            <w:pPr>
+              <w:keepNext/>
+              <w:keepLines/>
+              <w:spacing w:after="20" w:before="20" w:line="240" w:lineRule="auto"/>
+              <w:ind w:firstLine="0"/>
+              <w:jc w:val="left"/>
+            </w:pPr>
+            <w:r/>
+            <w:r>
+              <w:rPr>
+                <w:rFonts w:ascii="Times New Roman" w:hAnsi="Times New Roman" w:eastAsia="Times New Roman"/>
+                <w:b w:val="0"/>
+                <w:i w:val="0"/>
+                <w:sz w:val="19"/>
+              </w:rPr>
+              <w:t>Mean minimum</w:t>
+            </w:r>
+          </w:p>
+        </w:tc>
+        <w:tc>
+          <w:tcPr>
+            <w:tcW w:type="dxa" w:w="1440"/>
+            <w:tcMar>
+              <w:top w:w="40" w:type="dxa"/>
+              <w:left w:w="55" w:type="dxa"/>
+              <w:bottom w:w="40" w:type="dxa"/>
+              <w:right w:w="55" w:type="dxa"/>
+            </w:tcMar>
+          </w:tcPr>
+          <w:p>
+            <w:pPr>
+              <w:keepNext/>
+              <w:keepLines/>
+              <w:spacing w:after="20" w:before="20" w:line="240" w:lineRule="auto"/>
+              <w:ind w:firstLine="0"/>
+              <w:jc w:val="left"/>
+            </w:pPr>
+            <w:r/>
+            <w:r>
+              <w:rPr>
+                <w:rFonts w:ascii="Times New Roman" w:hAnsi="Times New Roman" w:eastAsia="Times New Roman"/>
+                <w:b w:val="0"/>
+                <w:i w:val="0"/>
+                <w:sz w:val="19"/>
+              </w:rPr>
+              <w:t>190.800</w:t>
+            </w:r>
+          </w:p>
+        </w:tc>
+        <w:tc>
+          <w:tcPr>
+            <w:tcW w:type="dxa" w:w="1584"/>
+            <w:tcMar>
+              <w:top w:w="40" w:type="dxa"/>
+              <w:left w:w="55" w:type="dxa"/>
+              <w:bottom w:w="40" w:type="dxa"/>
+              <w:right w:w="55" w:type="dxa"/>
+            </w:tcMar>
+          </w:tcPr>
+          <w:p>
+            <w:pPr>
+              <w:keepNext/>
+              <w:keepLines/>
+              <w:spacing w:after="20" w:before="20" w:line="240" w:lineRule="auto"/>
+              <w:ind w:firstLine="0"/>
+              <w:jc w:val="left"/>
+            </w:pPr>
+            <w:r/>
+            <w:r>
+              <w:rPr>
+                <w:rFonts w:ascii="Times New Roman" w:hAnsi="Times New Roman" w:eastAsia="Times New Roman"/>
+                <w:b w:val="0"/>
+                <w:i w:val="0"/>
+                <w:sz w:val="19"/>
+              </w:rPr>
+              <w:t>1.151</w:t>
+            </w:r>
+          </w:p>
+        </w:tc>
+        <w:tc>
+          <w:tcPr>
+            <w:tcW w:type="dxa" w:w="1440"/>
+            <w:tcMar>
+              <w:top w:w="40" w:type="dxa"/>
+              <w:left w:w="55" w:type="dxa"/>
+              <w:bottom w:w="40" w:type="dxa"/>
+              <w:right w:w="55" w:type="dxa"/>
+            </w:tcMar>
+          </w:tcPr>
+          <w:p>
+            <w:pPr>
+              <w:keepNext/>
+              <w:keepLines/>
+              <w:spacing w:after="20" w:before="20" w:line="240" w:lineRule="auto"/>
+              <w:ind w:firstLine="0"/>
+              <w:jc w:val="left"/>
+            </w:pPr>
+            <w:r/>
+            <w:r>
+              <w:rPr>
+                <w:rFonts w:ascii="Times New Roman" w:hAnsi="Times New Roman" w:eastAsia="Times New Roman"/>
+                <w:b w:val="0"/>
+                <w:i w:val="0"/>
+                <w:sz w:val="19"/>
+              </w:rPr>
+              <w:t>0.131</w:t>
+            </w:r>
+          </w:p>
+        </w:tc>
+        <w:tc>
+          <w:tcPr>
+            <w:tcW w:type="dxa" w:w="1656"/>
+            <w:tcMar>
+              <w:top w:w="40" w:type="dxa"/>
+              <w:left w:w="55" w:type="dxa"/>
+              <w:bottom w:w="40" w:type="dxa"/>
+              <w:right w:w="55" w:type="dxa"/>
+            </w:tcMar>
+          </w:tcPr>
+          <w:p>
+            <w:pPr>
+              <w:keepNext/>
+              <w:keepLines/>
+              <w:spacing w:after="20" w:before="20" w:line="240" w:lineRule="auto"/>
+              <w:ind w:firstLine="0"/>
+              <w:jc w:val="left"/>
+            </w:pPr>
+            <w:r/>
+            <w:r>
+              <w:rPr>
+                <w:rFonts w:ascii="Times New Roman" w:hAnsi="Times New Roman" w:eastAsia="Times New Roman"/>
+                <w:b w:val="0"/>
+                <w:i w:val="0"/>
+                <w:sz w:val="19"/>
+              </w:rPr>
+              <w:t>0.514</w:t>
+            </w:r>
+          </w:p>
+        </w:tc>
+      </w:tr>
+      <w:tr>
+        <w:trPr>
+          <w:cantSplit/>
+        </w:trPr>
+        <w:tc>
+          <w:tcPr>
+            <w:tcW w:type="dxa" w:w="936"/>
+            <w:tcMar>
+              <w:top w:w="40" w:type="dxa"/>
+              <w:left w:w="55" w:type="dxa"/>
+              <w:bottom w:w="40" w:type="dxa"/>
+              <w:right w:w="55" w:type="dxa"/>
+            </w:tcMar>
+          </w:tcPr>
+          <w:p>
+            <w:pPr>
+              <w:keepNext/>
+              <w:keepLines/>
+              <w:spacing w:after="20" w:before="20" w:line="240" w:lineRule="auto"/>
+              <w:ind w:firstLine="0"/>
+              <w:jc w:val="left"/>
+            </w:pPr>
+            <w:r/>
+            <w:r>
+              <w:rPr>
+                <w:rFonts w:ascii="Times New Roman" w:hAnsi="Times New Roman" w:eastAsia="Times New Roman"/>
+                <w:b w:val="0"/>
+                <w:i w:val="0"/>
+                <w:sz w:val="19"/>
+              </w:rPr>
+              <w:t>HF</w:t>
+            </w:r>
+          </w:p>
+        </w:tc>
+        <w:tc>
+          <w:tcPr>
+            <w:tcW w:type="dxa" w:w="2304"/>
+            <w:tcMar>
+              <w:top w:w="40" w:type="dxa"/>
+              <w:left w:w="55" w:type="dxa"/>
+              <w:bottom w:w="40" w:type="dxa"/>
+              <w:right w:w="55" w:type="dxa"/>
+            </w:tcMar>
+          </w:tcPr>
+          <w:p>
+            <w:pPr>
+              <w:keepNext/>
+              <w:keepLines/>
+              <w:spacing w:after="20" w:before="20" w:line="240" w:lineRule="auto"/>
+              <w:ind w:firstLine="0"/>
+              <w:jc w:val="left"/>
+            </w:pPr>
+            <w:r/>
+            <w:r>
+              <w:rPr>
+                <w:rFonts w:ascii="Times New Roman" w:hAnsi="Times New Roman" w:eastAsia="Times New Roman"/>
+                <w:b w:val="0"/>
+                <w:i w:val="0"/>
+                <w:sz w:val="19"/>
+              </w:rPr>
+              <w:t>Hot nights</w:t>
+            </w:r>
+          </w:p>
+        </w:tc>
+        <w:tc>
+          <w:tcPr>
+            <w:tcW w:type="dxa" w:w="1440"/>
+            <w:tcMar>
+              <w:top w:w="40" w:type="dxa"/>
+              <w:left w:w="55" w:type="dxa"/>
+              <w:bottom w:w="40" w:type="dxa"/>
+              <w:right w:w="55" w:type="dxa"/>
+            </w:tcMar>
+          </w:tcPr>
+          <w:p>
+            <w:pPr>
+              <w:keepNext/>
+              <w:keepLines/>
+              <w:spacing w:after="20" w:before="20" w:line="240" w:lineRule="auto"/>
+              <w:ind w:firstLine="0"/>
+              <w:jc w:val="left"/>
+            </w:pPr>
+            <w:r/>
+            <w:r>
+              <w:rPr>
+                <w:rFonts w:ascii="Times New Roman" w:hAnsi="Times New Roman" w:eastAsia="Times New Roman"/>
+                <w:b w:val="0"/>
+                <w:i w:val="0"/>
+                <w:sz w:val="19"/>
+              </w:rPr>
+              <w:t>164.480</w:t>
+            </w:r>
+          </w:p>
+        </w:tc>
+        <w:tc>
+          <w:tcPr>
+            <w:tcW w:type="dxa" w:w="1584"/>
+            <w:tcMar>
+              <w:top w:w="40" w:type="dxa"/>
+              <w:left w:w="55" w:type="dxa"/>
+              <w:bottom w:w="40" w:type="dxa"/>
+              <w:right w:w="55" w:type="dxa"/>
+            </w:tcMar>
+          </w:tcPr>
+          <w:p>
+            <w:pPr>
+              <w:keepNext/>
+              <w:keepLines/>
+              <w:spacing w:after="20" w:before="20" w:line="240" w:lineRule="auto"/>
+              <w:ind w:firstLine="0"/>
+              <w:jc w:val="left"/>
+            </w:pPr>
+            <w:r/>
+            <w:r>
+              <w:rPr>
+                <w:rFonts w:ascii="Times New Roman" w:hAnsi="Times New Roman" w:eastAsia="Times New Roman"/>
+                <w:b w:val="0"/>
+                <w:i w:val="0"/>
+                <w:sz w:val="19"/>
+              </w:rPr>
+              <w:t>1.139</w:t>
+            </w:r>
+          </w:p>
+        </w:tc>
+        <w:tc>
+          <w:tcPr>
+            <w:tcW w:type="dxa" w:w="1440"/>
+            <w:tcMar>
+              <w:top w:w="40" w:type="dxa"/>
+              <w:left w:w="55" w:type="dxa"/>
+              <w:bottom w:w="40" w:type="dxa"/>
+              <w:right w:w="55" w:type="dxa"/>
+            </w:tcMar>
+          </w:tcPr>
+          <w:p>
+            <w:pPr>
+              <w:keepNext/>
+              <w:keepLines/>
+              <w:spacing w:after="20" w:before="20" w:line="240" w:lineRule="auto"/>
+              <w:ind w:firstLine="0"/>
+              <w:jc w:val="left"/>
+            </w:pPr>
+            <w:r/>
+            <w:r>
+              <w:rPr>
+                <w:rFonts w:ascii="Times New Roman" w:hAnsi="Times New Roman" w:eastAsia="Times New Roman"/>
+                <w:b w:val="0"/>
+                <w:i w:val="0"/>
+                <w:sz w:val="19"/>
+              </w:rPr>
+              <w:t>0.174</w:t>
+            </w:r>
+          </w:p>
+        </w:tc>
+        <w:tc>
+          <w:tcPr>
+            <w:tcW w:type="dxa" w:w="1656"/>
+            <w:tcMar>
+              <w:top w:w="40" w:type="dxa"/>
+              <w:left w:w="55" w:type="dxa"/>
+              <w:bottom w:w="40" w:type="dxa"/>
+              <w:right w:w="55" w:type="dxa"/>
+            </w:tcMar>
+          </w:tcPr>
+          <w:p>
+            <w:pPr>
+              <w:keepNext/>
+              <w:keepLines/>
+              <w:spacing w:after="20" w:before="20" w:line="240" w:lineRule="auto"/>
+              <w:ind w:firstLine="0"/>
+              <w:jc w:val="left"/>
+            </w:pPr>
+            <w:r/>
+            <w:r>
+              <w:rPr>
+                <w:rFonts w:ascii="Times New Roman" w:hAnsi="Times New Roman" w:eastAsia="Times New Roman"/>
+                <w:b w:val="0"/>
+                <w:i w:val="0"/>
+                <w:sz w:val="19"/>
+              </w:rPr>
+              <w:t>0.364</w:t>
+            </w:r>
+          </w:p>
+        </w:tc>
+      </w:tr>
+      <w:tr>
+        <w:trPr>
+          <w:cantSplit/>
+        </w:trPr>
+        <w:tc>
+          <w:tcPr>
+            <w:tcW w:type="dxa" w:w="936"/>
+            <w:tcMar>
+              <w:top w:w="40" w:type="dxa"/>
+              <w:left w:w="55" w:type="dxa"/>
+              <w:bottom w:w="40" w:type="dxa"/>
+              <w:right w:w="55" w:type="dxa"/>
+            </w:tcMar>
+          </w:tcPr>
+          <w:p>
+            <w:pPr>
+              <w:keepNext/>
+              <w:keepLines/>
+              <w:spacing w:after="20" w:before="20" w:line="240" w:lineRule="auto"/>
+              <w:ind w:firstLine="0"/>
+              <w:jc w:val="left"/>
+            </w:pPr>
+            <w:r/>
+            <w:r>
+              <w:rPr>
+                <w:rFonts w:ascii="Times New Roman" w:hAnsi="Times New Roman" w:eastAsia="Times New Roman"/>
+                <w:b w:val="0"/>
+                <w:i w:val="0"/>
+                <w:sz w:val="19"/>
+              </w:rPr>
+              <w:t>HF</w:t>
+            </w:r>
+          </w:p>
+        </w:tc>
+        <w:tc>
+          <w:tcPr>
+            <w:tcW w:type="dxa" w:w="2304"/>
+            <w:tcMar>
+              <w:top w:w="40" w:type="dxa"/>
+              <w:left w:w="55" w:type="dxa"/>
+              <w:bottom w:w="40" w:type="dxa"/>
+              <w:right w:w="55" w:type="dxa"/>
+            </w:tcMar>
+          </w:tcPr>
+          <w:p>
+            <w:pPr>
+              <w:keepNext/>
+              <w:keepLines/>
+              <w:spacing w:after="20" w:before="20" w:line="240" w:lineRule="auto"/>
+              <w:ind w:firstLine="0"/>
+              <w:jc w:val="left"/>
+            </w:pPr>
+            <w:r/>
+            <w:r>
+              <w:rPr>
+                <w:rFonts w:ascii="Times New Roman" w:hAnsi="Times New Roman" w:eastAsia="Times New Roman"/>
+                <w:b w:val="0"/>
+                <w:i w:val="0"/>
+                <w:sz w:val="19"/>
+              </w:rPr>
+              <w:t>Cold days</w:t>
+            </w:r>
+          </w:p>
+        </w:tc>
+        <w:tc>
+          <w:tcPr>
+            <w:tcW w:type="dxa" w:w="1440"/>
+            <w:tcMar>
+              <w:top w:w="40" w:type="dxa"/>
+              <w:left w:w="55" w:type="dxa"/>
+              <w:bottom w:w="40" w:type="dxa"/>
+              <w:right w:w="55" w:type="dxa"/>
+            </w:tcMar>
+          </w:tcPr>
+          <w:p>
+            <w:pPr>
+              <w:keepNext/>
+              <w:keepLines/>
+              <w:spacing w:after="20" w:before="20" w:line="240" w:lineRule="auto"/>
+              <w:ind w:firstLine="0"/>
+              <w:jc w:val="left"/>
+            </w:pPr>
+            <w:r/>
+            <w:r>
+              <w:rPr>
+                <w:rFonts w:ascii="Times New Roman" w:hAnsi="Times New Roman" w:eastAsia="Times New Roman"/>
+                <w:b w:val="0"/>
+                <w:i w:val="0"/>
+                <w:sz w:val="19"/>
+              </w:rPr>
+              <w:t>188.039</w:t>
+            </w:r>
+          </w:p>
+        </w:tc>
+        <w:tc>
+          <w:tcPr>
+            <w:tcW w:type="dxa" w:w="1584"/>
+            <w:tcMar>
+              <w:top w:w="40" w:type="dxa"/>
+              <w:left w:w="55" w:type="dxa"/>
+              <w:bottom w:w="40" w:type="dxa"/>
+              <w:right w:w="55" w:type="dxa"/>
+            </w:tcMar>
+          </w:tcPr>
+          <w:p>
+            <w:pPr>
+              <w:keepNext/>
+              <w:keepLines/>
+              <w:spacing w:after="20" w:before="20" w:line="240" w:lineRule="auto"/>
+              <w:ind w:firstLine="0"/>
+              <w:jc w:val="left"/>
+            </w:pPr>
+            <w:r/>
+            <w:r>
+              <w:rPr>
+                <w:rFonts w:ascii="Times New Roman" w:hAnsi="Times New Roman" w:eastAsia="Times New Roman"/>
+                <w:b w:val="0"/>
+                <w:i w:val="0"/>
+                <w:sz w:val="19"/>
+              </w:rPr>
+              <w:t>1.149</w:t>
+            </w:r>
+          </w:p>
+        </w:tc>
+        <w:tc>
+          <w:tcPr>
+            <w:tcW w:type="dxa" w:w="1440"/>
+            <w:tcMar>
+              <w:top w:w="40" w:type="dxa"/>
+              <w:left w:w="55" w:type="dxa"/>
+              <w:bottom w:w="40" w:type="dxa"/>
+              <w:right w:w="55" w:type="dxa"/>
+            </w:tcMar>
+          </w:tcPr>
+          <w:p>
+            <w:pPr>
+              <w:keepNext/>
+              <w:keepLines/>
+              <w:spacing w:after="20" w:before="20" w:line="240" w:lineRule="auto"/>
+              <w:ind w:firstLine="0"/>
+              <w:jc w:val="left"/>
+            </w:pPr>
+            <w:r/>
+            <w:r>
+              <w:rPr>
+                <w:rFonts w:ascii="Times New Roman" w:hAnsi="Times New Roman" w:eastAsia="Times New Roman"/>
+                <w:b w:val="0"/>
+                <w:i w:val="0"/>
+                <w:sz w:val="19"/>
+              </w:rPr>
+              <w:t>0.146</w:t>
+            </w:r>
+          </w:p>
+        </w:tc>
+        <w:tc>
+          <w:tcPr>
+            <w:tcW w:type="dxa" w:w="1656"/>
+            <w:tcMar>
+              <w:top w:w="40" w:type="dxa"/>
+              <w:left w:w="55" w:type="dxa"/>
+              <w:bottom w:w="40" w:type="dxa"/>
+              <w:right w:w="55" w:type="dxa"/>
+            </w:tcMar>
+          </w:tcPr>
+          <w:p>
+            <w:pPr>
+              <w:keepNext/>
+              <w:keepLines/>
+              <w:spacing w:after="20" w:before="20" w:line="240" w:lineRule="auto"/>
+              <w:ind w:firstLine="0"/>
+              <w:jc w:val="left"/>
+            </w:pPr>
+            <w:r/>
+            <w:r>
+              <w:rPr>
+                <w:rFonts w:ascii="Times New Roman" w:hAnsi="Times New Roman" w:eastAsia="Times New Roman"/>
+                <w:b w:val="0"/>
+                <w:i w:val="0"/>
+                <w:sz w:val="19"/>
+              </w:rPr>
+              <w:t>0.356</w:t>
+            </w:r>
+          </w:p>
+        </w:tc>
+      </w:tr>
+      <w:tr>
+        <w:trPr>
+          <w:cantSplit/>
+        </w:trPr>
+        <w:tc>
+          <w:tcPr>
+            <w:tcW w:type="dxa" w:w="936"/>
+            <w:tcMar>
+              <w:top w:w="40" w:type="dxa"/>
+              <w:left w:w="55" w:type="dxa"/>
+              <w:bottom w:w="40" w:type="dxa"/>
+              <w:right w:w="55" w:type="dxa"/>
+            </w:tcMar>
+          </w:tcPr>
+          <w:p>
+            <w:pPr>
+              <w:keepNext w:val="0"/>
+              <w:keepLines/>
+              <w:spacing w:after="20" w:before="20" w:line="240" w:lineRule="auto"/>
+              <w:ind w:firstLine="0"/>
+              <w:jc w:val="left"/>
+            </w:pPr>
+            <w:r/>
+            <w:r>
+              <w:rPr>
+                <w:rFonts w:ascii="Times New Roman" w:hAnsi="Times New Roman" w:eastAsia="Times New Roman"/>
+                <w:b w:val="0"/>
+                <w:i w:val="0"/>
+                <w:sz w:val="19"/>
+              </w:rPr>
+              <w:t>HF</w:t>
+            </w:r>
+          </w:p>
+        </w:tc>
+        <w:tc>
+          <w:tcPr>
+            <w:tcW w:type="dxa" w:w="2304"/>
+            <w:tcMar>
+              <w:top w:w="40" w:type="dxa"/>
+              <w:left w:w="55" w:type="dxa"/>
+              <w:bottom w:w="40" w:type="dxa"/>
+              <w:right w:w="55" w:type="dxa"/>
+            </w:tcMar>
+          </w:tcPr>
+          <w:p>
+            <w:pPr>
+              <w:keepNext w:val="0"/>
+              <w:keepLines/>
+              <w:spacing w:after="20" w:before="20" w:line="240" w:lineRule="auto"/>
+              <w:ind w:firstLine="0"/>
+              <w:jc w:val="left"/>
+            </w:pPr>
+            <w:r/>
+            <w:r>
+              <w:rPr>
+                <w:rFonts w:ascii="Times New Roman" w:hAnsi="Times New Roman" w:eastAsia="Times New Roman"/>
+                <w:b w:val="0"/>
+                <w:i w:val="0"/>
+                <w:sz w:val="19"/>
+              </w:rPr>
+              <w:t>Very hot days</w:t>
+            </w:r>
+          </w:p>
+        </w:tc>
+        <w:tc>
+          <w:tcPr>
+            <w:tcW w:type="dxa" w:w="1440"/>
+            <w:tcMar>
+              <w:top w:w="40" w:type="dxa"/>
+              <w:left w:w="55" w:type="dxa"/>
+              <w:bottom w:w="40" w:type="dxa"/>
+              <w:right w:w="55" w:type="dxa"/>
+            </w:tcMar>
+          </w:tcPr>
+          <w:p>
+            <w:pPr>
+              <w:keepNext w:val="0"/>
+              <w:keepLines/>
+              <w:spacing w:after="20" w:before="20" w:line="240" w:lineRule="auto"/>
+              <w:ind w:firstLine="0"/>
+              <w:jc w:val="left"/>
+            </w:pPr>
+            <w:r/>
+            <w:r>
+              <w:rPr>
+                <w:rFonts w:ascii="Times New Roman" w:hAnsi="Times New Roman" w:eastAsia="Times New Roman"/>
+                <w:b w:val="0"/>
+                <w:i w:val="0"/>
+                <w:sz w:val="19"/>
+              </w:rPr>
+              <w:t>164.636</w:t>
+            </w:r>
+          </w:p>
+        </w:tc>
+        <w:tc>
+          <w:tcPr>
+            <w:tcW w:type="dxa" w:w="1584"/>
+            <w:tcMar>
+              <w:top w:w="40" w:type="dxa"/>
+              <w:left w:w="55" w:type="dxa"/>
+              <w:bottom w:w="40" w:type="dxa"/>
+              <w:right w:w="55" w:type="dxa"/>
+            </w:tcMar>
+          </w:tcPr>
+          <w:p>
+            <w:pPr>
+              <w:keepNext w:val="0"/>
+              <w:keepLines/>
+              <w:spacing w:after="20" w:before="20" w:line="240" w:lineRule="auto"/>
+              <w:ind w:firstLine="0"/>
+              <w:jc w:val="left"/>
+            </w:pPr>
+            <w:r/>
+            <w:r>
+              <w:rPr>
+                <w:rFonts w:ascii="Times New Roman" w:hAnsi="Times New Roman" w:eastAsia="Times New Roman"/>
+                <w:b w:val="0"/>
+                <w:i w:val="0"/>
+                <w:sz w:val="19"/>
+              </w:rPr>
+              <w:t>1.140</w:t>
+            </w:r>
+          </w:p>
+        </w:tc>
+        <w:tc>
+          <w:tcPr>
+            <w:tcW w:type="dxa" w:w="1440"/>
+            <w:tcMar>
+              <w:top w:w="40" w:type="dxa"/>
+              <w:left w:w="55" w:type="dxa"/>
+              <w:bottom w:w="40" w:type="dxa"/>
+              <w:right w:w="55" w:type="dxa"/>
+            </w:tcMar>
+          </w:tcPr>
+          <w:p>
+            <w:pPr>
+              <w:keepNext w:val="0"/>
+              <w:keepLines/>
+              <w:spacing w:after="20" w:before="20" w:line="240" w:lineRule="auto"/>
+              <w:ind w:firstLine="0"/>
+              <w:jc w:val="left"/>
+            </w:pPr>
+            <w:r/>
+            <w:r>
+              <w:rPr>
+                <w:rFonts w:ascii="Times New Roman" w:hAnsi="Times New Roman" w:eastAsia="Times New Roman"/>
+                <w:b w:val="0"/>
+                <w:i w:val="0"/>
+                <w:sz w:val="19"/>
+              </w:rPr>
+              <w:t>0.179</w:t>
+            </w:r>
+          </w:p>
+        </w:tc>
+        <w:tc>
+          <w:tcPr>
+            <w:tcW w:type="dxa" w:w="1656"/>
+            <w:tcMar>
+              <w:top w:w="40" w:type="dxa"/>
+              <w:left w:w="55" w:type="dxa"/>
+              <w:bottom w:w="40" w:type="dxa"/>
+              <w:right w:w="55" w:type="dxa"/>
+            </w:tcMar>
+          </w:tcPr>
+          <w:p>
+            <w:pPr>
+              <w:keepNext w:val="0"/>
+              <w:keepLines/>
+              <w:spacing w:after="20" w:before="20" w:line="240" w:lineRule="auto"/>
+              <w:ind w:firstLine="0"/>
+              <w:jc w:val="left"/>
+            </w:pPr>
+            <w:r/>
+            <w:r>
+              <w:rPr>
+                <w:rFonts w:ascii="Times New Roman" w:hAnsi="Times New Roman" w:eastAsia="Times New Roman"/>
+                <w:b w:val="0"/>
+                <w:i w:val="0"/>
+                <w:sz w:val="19"/>
+              </w:rPr>
+              <w:t>0.319</w:t>
             </w:r>
           </w:p>
         </w:tc>
@@ -7279,32 +11928,25 @@
           <w:i w:val="0"/>
           <w:sz w:val="27"/>
         </w:rPr>
-        <w:t>Visual comparison of nested and full windows</w:t>
+        <w:t>Conceptual observation process</w:t>
       </w:r>
     </w:p>
     <w:p>
       <w:pPr>
-        <w:spacing w:after="160" w:before="0" w:line="240" w:lineRule="auto"/>
+        <w:keepNext/>
+        <w:keepLines/>
+        <w:spacing w:after="120" w:before="0" w:line="240" w:lineRule="auto"/>
         <w:ind w:firstLine="0"/>
         <w:jc w:val="left"/>
       </w:pPr>
       <w:r>
         <w:rPr>
           <w:rFonts w:ascii="Times New Roman" w:hAnsi="Times New Roman" w:eastAsia="Times New Roman"/>
-          <w:b/>
-          <w:i w:val="0"/>
-          <w:sz w:val="23"/>
+          <w:b w:val="0"/>
+          <w:i/>
+          <w:sz w:val="21"/>
         </w:rPr>
-        <w:t>Supplementary Figure S1. Official day associations in overlapping analysis windows.</w:t>
-      </w:r>
-      <w:r>
-        <w:rPr>
-          <w:rFonts w:ascii="Times New Roman" w:hAnsi="Times New Roman" w:eastAsia="Times New Roman"/>
-          <w:b w:val="0"/>
-          <w:i w:val="0"/>
-          <w:sz w:val="23"/>
-        </w:rPr>
-        <w:t xml:space="preserve"> Points and Newey–West lag-six 95% confidence intervals reproduce main Table 2. The pre-2020 84 months are contained within the full 132 months, and the spline basis is recalculated in each fit. The paired display is a sensitivity comparison, not independent pre/post estimates or a test of a change. Ratios are per five additional official days, without a consecutive-day requirement.</w:t>
+        <w:t>Supplementary Figure S1. Observation processes underlying a recorded first stay. CHD denotes coronary heart disease; HF denotes heart failure. Conceptual diagram of how underlying clinical state, diagnosis recording, care contact, eligibility and competing death can affect the supplied count. Arrows specify plausible relationships with unknown signs; they are not identified effects or a complete causal adjustment graph. Admission cause, eligible person-time and linked clinical measurements were unavailable. No numerical cohort flow is inferred.</w:t>
       </w:r>
     </w:p>
     <w:p>
@@ -7317,8 +11959,87 @@
       <w:r>
         <w:drawing>
           <wp:inline xmlns:a="http://schemas.openxmlformats.org/drawingml/2006/main" xmlns:pic="http://schemas.openxmlformats.org/drawingml/2006/picture">
-            <wp:extent cx="5577840" cy="2577993"/>
+            <wp:extent cx="5943600" cy="3040979"/>
             <wp:docPr id="1" name="Picture 1"/>
+            <wp:cNvGraphicFramePr>
+              <a:graphicFrameLocks noChangeAspect="1"/>
+            </wp:cNvGraphicFramePr>
+            <a:graphic>
+              <a:graphicData uri="http://schemas.openxmlformats.org/drawingml/2006/picture">
+                <pic:pic>
+                  <pic:nvPicPr>
+                    <pic:cNvPr id="0" name="figure_observation_process_20261002.png"/>
+                    <pic:cNvPicPr/>
+                  </pic:nvPicPr>
+                  <pic:blipFill>
+                    <a:blip r:embed="rId11"/>
+                    <a:stretch>
+                      <a:fillRect/>
+                    </a:stretch>
+                  </pic:blipFill>
+                  <pic:spPr>
+                    <a:xfrm>
+                      <a:off x="0" y="0"/>
+                      <a:ext cx="5943600" cy="3040979"/>
+                    </a:xfrm>
+                    <a:prstGeom prst="rect"/>
+                  </pic:spPr>
+                </pic:pic>
+              </a:graphicData>
+            </a:graphic>
+          </wp:inline>
+        </w:drawing>
+      </w:r>
+    </w:p>
+    <w:p>
+      <w:pPr>
+        <w:pStyle w:val="Heading1"/>
+        <w:keepNext/>
+        <w:keepLines/>
+        <w:spacing w:after="120" w:before="240" w:line="240" w:lineRule="auto"/>
+        <w:ind w:firstLine="0"/>
+        <w:jc w:val="left"/>
+      </w:pPr>
+      <w:r>
+        <w:rPr>
+          <w:rFonts w:ascii="Times New Roman" w:hAnsi="Times New Roman" w:eastAsia="Times New Roman"/>
+          <w:b/>
+          <w:i w:val="0"/>
+          <w:sz w:val="27"/>
+        </w:rPr>
+        <w:t>Visual comparison of nested and full windows</w:t>
+      </w:r>
+    </w:p>
+    <w:p>
+      <w:pPr>
+        <w:keepNext/>
+        <w:keepLines/>
+        <w:spacing w:after="120" w:before="0" w:line="240" w:lineRule="auto"/>
+        <w:ind w:firstLine="0"/>
+        <w:jc w:val="left"/>
+      </w:pPr>
+      <w:r>
+        <w:rPr>
+          <w:rFonts w:ascii="Times New Roman" w:hAnsi="Times New Roman" w:eastAsia="Times New Roman"/>
+          <w:b w:val="0"/>
+          <w:i/>
+          <w:sz w:val="21"/>
+        </w:rPr>
+        <w:t>Supplementary Figure S2. Official day associations in overlapping analysis windows. CHD denotes coronary heart disease; HF denotes heart failure. Points and Newey–West lag-six 95% confidence intervals for 2013–2019 and 2013–2023 reproduce Supplementary Table S4. The pre-2020 84 months are contained within the full 132 months, and the spline basis is recalculated in each fit. The paired display is a sensitivity comparison, not independent pre/post estimates or a test of a change. Ratios are per five additional official days, without a consecutive-day requirement.</w:t>
+      </w:r>
+    </w:p>
+    <w:p>
+      <w:pPr>
+        <w:keepLines/>
+        <w:spacing w:after="160" w:before="0" w:line="240" w:lineRule="auto"/>
+        <w:ind w:firstLine="0"/>
+        <w:jc w:val="center"/>
+      </w:pPr>
+      <w:r>
+        <w:drawing>
+          <wp:inline xmlns:a="http://schemas.openxmlformats.org/drawingml/2006/main" xmlns:pic="http://schemas.openxmlformats.org/drawingml/2006/picture">
+            <wp:extent cx="5943600" cy="2747042"/>
+            <wp:docPr id="2" name="Picture 2"/>
             <wp:cNvGraphicFramePr>
               <a:graphicFrameLocks noChangeAspect="1"/>
             </wp:cNvGraphicFramePr>
@@ -7330,7 +12051,7 @@
                     <pic:cNvPicPr/>
                   </pic:nvPicPr>
                   <pic:blipFill>
-                    <a:blip r:embed="rId11"/>
+                    <a:blip r:embed="rId12"/>
                     <a:stretch>
                       <a:fillRect/>
                     </a:stretch>
@@ -7338,7 +12059,7 @@
                   <pic:spPr>
                     <a:xfrm>
                       <a:off x="0" y="0"/>
-                      <a:ext cx="5577840" cy="2577993"/>
+                      <a:ext cx="5943600" cy="2747042"/>
                     </a:xfrm>
                     <a:prstGeom prst="rect"/>
                   </pic:spPr>
@@ -7353,7 +12074,7 @@
       <w:headerReference w:type="default" r:id="rId9"/>
       <w:footerReference w:type="default" r:id="rId10"/>
       <w:pgSz w:w="11906" w:h="16838"/>
-      <w:pgMar w:top="1440" w:right="1440" w:bottom="1440" w:left="1440" w:header="709" w:footer="709" w:gutter="0"/>
+      <w:pgMar w:top="1440" w:right="1080" w:bottom="1440" w:left="1080" w:header="709" w:footer="709" w:gutter="0"/>
       <w:cols w:space="720"/>
       <w:docGrid w:linePitch="360"/>
     </w:sectPr>

--- a/manuscript/covid_period/Supplement_covid_period.docx
+++ b/manuscript/covid_period/Supplement_covid_period.docx
@@ -31,7 +31,7 @@
           <w:i w:val="0"/>
           <w:sz w:val="23"/>
         </w:rPr>
-        <w:t>The tables distinguish disjoint descriptive periods from overlapping model fits. Confidence intervals describe exploratory associations; no later-era effect is inferred by subtracting nested coefficients.</w:t>
+        <w:t>The tables distinguish disjoint descriptive periods from overlapping model fits. Confidence intervals are nominal pointwise 95% normal-reference Wald intervals for exploratory associations; no later-era effect is inferred by subtracting nested coefficients.</w:t>
       </w:r>
     </w:p>
     <w:p>
@@ -1859,7 +1859,7 @@
           <w:i/>
           <w:sz w:val="21"/>
         </w:rPr>
-        <w:t>Supplementary Table S3. All twelve baseline weather models, January 2013–December 2023. CHD denotes coronary heart disease; HF denotes heart failure. Days-in-month offset, calendar-month indicators, four-degree-of-freedom natural time spline; Newey–West lag-six intervals. BH q-values cover these twelve Wald tests only.</w:t>
+        <w:t>Supplementary Table S3. All twelve baseline weather models, January 2013–December 2023. CHD denotes coronary heart disease; HF denotes heart failure. Days-in-month offset, calendar-month indicators, four-degree-of-freedom natural time spline; Newey–West lag-six intervals. BH q-values cover these twelve two-sided Wald tests of zero exposure coefficient only; interval endpoints are not multiplicity-adjusted. The window spans 132 calendar months, not 132 independent replicates.</w:t>
       </w:r>
     </w:p>
     <w:tbl>
@@ -4934,7 +4934,7 @@
           <w:i/>
           <w:sz w:val="21"/>
         </w:rPr>
-        <w:t>Supplementary Table S5. Complete official day panel under alternative calendar specifications. Coronary heart disease (CHD) and heart failure (HF) ratios per five days with Newey–West lag-six intervals. The full series is January 2013–December 2023. Baseline and nested values are in Supplementary Table S4. Year indicators replace the spline. COVID-phase intercepts supplement the baseline in the full series; they are not a third window. Omission checks shorten the series. These sensitivity estimates have no multiplicity adjustment.</w:t>
+        <w:t>Supplementary Table S5. Complete official day panel under alternative calendar specifications. Coronary heart disease (CHD) and heart failure (HF) ratios per five days with Newey–West lag-six intervals. The full series is January 2013–December 2023. Baseline and nested values are in Supplementary Table S4. Year indicators replace the spline. COVID-phase intercepts supplement the baseline in the full series; they are not a third window. Omission checks shorten the 132-calendar-month window to 120 or 108 months. These window lengths are not independently verified fitted-observation counts. These sensitivity estimates have no multiplicity adjustment.</w:t>
       </w:r>
     </w:p>
     <w:p>
@@ -9412,7 +9412,7 @@
           <w:i/>
           <w:sz w:val="21"/>
         </w:rPr>
-        <w:t>Supplementary Table S7. Diagnostics from all twelve baseline models, January 2013–December 2023. CHD denotes coronary heart disease; HF denotes heart failure. Theta is the negative-binomial dispersion parameter. Pearson dispersion, lag-one Pearson residual autocorrelation and lag-six Ljung–Box p-values describe the released fits; no new diagnostic test was performed. Small Ljung–Box p-values indicate residual dependence, not a calibration certificate or a rule that HAC intervals must widen. All released baseline convergence flags were true.</w:t>
+        <w:t>Supplementary Table S7. Diagnostics from all twelve baseline models, January 2013–December 2023. CHD denotes coronary heart disease; HF denotes heart failure. Theta is the negative-binomial dispersion parameter. Pearson dispersion, lag-one Pearson residual autocorrelation and lag-six Ljung–Box p-values describe the released fits; no new diagnostic test was performed. Small Ljung–Box p-values indicate residual dependence; they do not establish interval calibration. Sandwich covariance depends on regression-score autocovariances, so positive residual autocorrelation alone does not require HAC intervals to widen. All released baseline convergence flags were true.</w:t>
       </w:r>
     </w:p>
     <w:tbl>
@@ -11893,7 +11893,7 @@
           <w:i w:val="0"/>
           <w:sz w:val="23"/>
         </w:rPr>
-        <w:t>The pre-2020 fit uses 84 of the 132 full-window months and a recalculated spline basis. No independent 2020–2023 coefficient, interaction test or weather standardisation is reported. General-population rates in older aggregate files are omitted because the population is not the eligible first-event risk set.</w:t>
+        <w:t>The pre-2020 window contains 84 of the 132 full-window calendar months, with a recalculated spline basis. Released metadata record window length rather than the number of observations used by each fitted model. Complete-case handling was not independently documented; this does not establish that any observations were missing. No independent 2020–2023 coefficient, interaction test or weather standardisation is reported. General-population rates in older aggregate files are omitted because the population is not the eligible first-event risk set.</w:t>
       </w:r>
     </w:p>
     <w:p>
